--- a/docx_resources/Вечірня-Утреня/В,У - Мінея/08-Серпень/_archive/07-__-Дометія.docx
+++ b/docx_resources/Вечірня-Утреня/В,У - Мінея/08-Серпень/_archive/07-__-Дометія.docx
@@ -15,26 +15,26 @@
       </w:pPr>
       <w:r>
         <w:rPr>
-          <w:rFonts w:ascii="Book Antiqua" w:hAnsi="Book Antiqua" w:cs="Arial"/>
-          <w:sz w:val="28"/>
+          <w:rFonts w:ascii="Times New Roman" w:hAnsi="Times New Roman" w:cs="Arial"/>
+          <w:sz w:val="24"/>
           <w:szCs w:val="28"/>
         </w:rPr>
         <w:t>Понеділок</w:t>
       </w:r>
       <w:r>
         <w:rPr>
-          <w:rFonts w:ascii="Book Antiqua" w:hAnsi="Book Antiqua" w:cs="Arial"/>
-          <w:color w:val="FF0000"/>
-          <w:sz w:val="28"/>
+          <w:rFonts w:ascii="Times New Roman" w:hAnsi="Times New Roman" w:cs="Arial"/>
+          <w:color w:val="FF0000"/>
+          <w:sz w:val="24"/>
           <w:szCs w:val="28"/>
         </w:rPr>
         <w:br/>
       </w:r>
       <w:r>
         <w:rPr>
-          <w:rFonts w:ascii="Book Antiqua" w:hAnsi="Book Antiqua" w:cs="Arial"/>
+          <w:rFonts w:ascii="Times New Roman" w:hAnsi="Times New Roman" w:cs="Arial"/>
           <w:color w:val="000000" w:themeColor="text1"/>
-          <w:sz w:val="28"/>
+          <w:sz w:val="24"/>
           <w:szCs w:val="28"/>
         </w:rPr>
         <w:t>7 Тиждень 11-ий по Зісланні Святого Духа.</w:t>
@@ -43,16 +43,16 @@
     <w:p>
       <w:r>
         <w:rPr>
-          <w:rFonts w:ascii="Book Antiqua" w:hAnsi="Book Antiqua" w:cs="Arial"/>
-          <w:sz w:val="28"/>
+          <w:rFonts w:ascii="Times New Roman" w:hAnsi="Times New Roman" w:cs="Arial"/>
+          <w:sz w:val="24"/>
           <w:szCs w:val="28"/>
         </w:rPr>
         <w:t>Св. прпмч. Дометія.</w:t>
       </w:r>
       <w:r>
         <w:rPr>
-          <w:rFonts w:ascii="Book Antiqua" w:hAnsi="Book Antiqua" w:cs="Arial"/>
-          <w:sz w:val="28"/>
+          <w:rFonts w:ascii="Times New Roman" w:hAnsi="Times New Roman" w:cs="Arial"/>
+          <w:sz w:val="24"/>
           <w:szCs w:val="28"/>
         </w:rPr>
         <w:br/>
@@ -74,6 +74,7 @@
         <w:rPr>
           <w:rFonts w:ascii="Times New Roman" w:hAnsi="Times New Roman" w:cs="Times New Roman"/>
           <w:b/>
+          <w:sz w:val="24"/>
         </w:rPr>
         <w:t>ВЕЧІРНЯ</w:t>
       </w:r>
@@ -85,18 +86,26 @@
       </w:pPr>
       <w:r>
         <w:rPr>
-          <w:i/>
-          <w:color w:val="FF0000"/>
+          <w:rFonts w:ascii="Times New Roman" w:hAnsi="Times New Roman"/>
+          <w:i/>
+          <w:color w:val="FF0000"/>
+          <w:sz w:val="24"/>
         </w:rPr>
         <w:t>Священик:</w:t>
       </w:r>
       <w:r>
         <w:rPr>
-          <w:color w:val="FF0000"/>
+          <w:rFonts w:ascii="Times New Roman" w:hAnsi="Times New Roman"/>
+          <w:color w:val="FF0000"/>
+          <w:sz w:val="24"/>
         </w:rPr>
         <w:t xml:space="preserve"> </w:t>
       </w:r>
       <w:r>
+        <w:rPr>
+          <w:rFonts w:ascii="Times New Roman" w:hAnsi="Times New Roman"/>
+          <w:sz w:val="24"/>
+        </w:rPr>
         <w:t>Благословенний Бог наш завжди, нині і повсякчас, і на віки віків.</w:t>
       </w:r>
     </w:p>
@@ -107,18 +116,26 @@
       </w:pPr>
       <w:r>
         <w:rPr>
-          <w:i/>
-          <w:color w:val="FF0000"/>
+          <w:rFonts w:ascii="Times New Roman" w:hAnsi="Times New Roman"/>
+          <w:i/>
+          <w:color w:val="FF0000"/>
+          <w:sz w:val="24"/>
         </w:rPr>
         <w:t>Вірні:</w:t>
       </w:r>
       <w:r>
         <w:rPr>
-          <w:color w:val="FF0000"/>
+          <w:rFonts w:ascii="Times New Roman" w:hAnsi="Times New Roman"/>
+          <w:color w:val="FF0000"/>
+          <w:sz w:val="24"/>
         </w:rPr>
         <w:t xml:space="preserve"> </w:t>
       </w:r>
       <w:r>
+        <w:rPr>
+          <w:rFonts w:ascii="Times New Roman" w:hAnsi="Times New Roman"/>
+          <w:sz w:val="24"/>
+        </w:rPr>
         <w:t>Амінь. Слава тобі, Боже наш, слава тобі.</w:t>
       </w:r>
     </w:p>
@@ -347,12 +364,18 @@
         </w:rPr>
       </w:pPr>
       <w:r>
+        <w:rPr>
+          <w:rFonts w:ascii="Times New Roman" w:hAnsi="Times New Roman"/>
+          <w:sz w:val="24"/>
+        </w:rPr>
         <w:t xml:space="preserve">Святий Боже, святий Кріпкий, святий Безсмертний, помилуй нас </w:t>
       </w:r>
       <w:r>
         <w:rPr>
-          <w:i/>
-          <w:color w:val="FF0000"/>
+          <w:rFonts w:ascii="Times New Roman" w:hAnsi="Times New Roman"/>
+          <w:i/>
+          <w:color w:val="FF0000"/>
+          <w:sz w:val="24"/>
         </w:rPr>
         <w:t>(3 р.)</w:t>
       </w:r>
@@ -363,6 +386,10 @@
         <w:jc w:val="both"/>
       </w:pPr>
       <w:r>
+        <w:rPr>
+          <w:rFonts w:ascii="Times New Roman" w:hAnsi="Times New Roman"/>
+          <w:sz w:val="24"/>
+        </w:rPr>
         <w:t>Слава Отцю, і Сину, і Святому Духові,* і нині і повсякчас, і на віки віків. Амінь.</w:t>
       </w:r>
     </w:p>
@@ -372,6 +399,10 @@
         <w:jc w:val="both"/>
       </w:pPr>
       <w:r>
+        <w:rPr>
+          <w:rFonts w:ascii="Times New Roman" w:hAnsi="Times New Roman"/>
+          <w:sz w:val="24"/>
+        </w:rPr>
         <w:t>Пресвята Тройце, помилуй нас;* Господи, очисти гріхи наші;* Владико, прости беззаконня наші;* Святий, завітай і зціли немочі наші імени твого ради.</w:t>
       </w:r>
     </w:p>
@@ -384,18 +415,26 @@
         </w:rPr>
       </w:pPr>
       <w:r>
+        <w:rPr>
+          <w:rFonts w:ascii="Times New Roman" w:hAnsi="Times New Roman"/>
+          <w:sz w:val="24"/>
+        </w:rPr>
         <w:t>Господи, помилуй</w:t>
       </w:r>
       <w:r>
         <w:rPr>
-          <w:i/>
+          <w:rFonts w:ascii="Times New Roman" w:hAnsi="Times New Roman"/>
+          <w:i/>
+          <w:sz w:val="24"/>
         </w:rPr>
         <w:t xml:space="preserve"> </w:t>
       </w:r>
       <w:r>
         <w:rPr>
-          <w:i/>
-          <w:color w:val="FF0000"/>
+          <w:rFonts w:ascii="Times New Roman" w:hAnsi="Times New Roman"/>
+          <w:i/>
+          <w:color w:val="FF0000"/>
+          <w:sz w:val="24"/>
         </w:rPr>
         <w:t>(3 р.)</w:t>
       </w:r>
@@ -406,15 +445,25 @@
         <w:jc w:val="both"/>
       </w:pPr>
       <w:r>
+        <w:rPr>
+          <w:rFonts w:ascii="Times New Roman" w:hAnsi="Times New Roman"/>
+          <w:sz w:val="24"/>
+        </w:rPr>
         <w:t>Слава Отцю, і Сину, і Святому Духові.* І</w:t>
       </w:r>
       <w:r>
         <w:rPr>
-          <w:b/>
+          <w:rFonts w:ascii="Times New Roman" w:hAnsi="Times New Roman"/>
+          <w:b/>
+          <w:sz w:val="24"/>
         </w:rPr>
         <w:t xml:space="preserve"> </w:t>
       </w:r>
       <w:r>
+        <w:rPr>
+          <w:rFonts w:ascii="Times New Roman" w:hAnsi="Times New Roman"/>
+          <w:sz w:val="24"/>
+        </w:rPr>
         <w:t>нині і повсякчас, і на віки віків. Амінь.</w:t>
       </w:r>
     </w:p>
@@ -424,6 +473,10 @@
         <w:jc w:val="both"/>
       </w:pPr>
       <w:r>
+        <w:rPr>
+          <w:rFonts w:ascii="Times New Roman" w:hAnsi="Times New Roman"/>
+          <w:sz w:val="24"/>
+        </w:rPr>
         <w:t>Отче наш, що єси на небесах,* нехай святиться ім’я твоє,* нехай прийде царство твоє,* нехай буде воля твоя, як на небі, так і на землі.* Хліб наш насущний дай нам сьогодні,* і прости нам провини наші,* як і ми прощаємо винуватцям нашим,* і не введи нас у спокусу,* але визволи нас від лукавого.</w:t>
       </w:r>
     </w:p>
@@ -459,24 +512,34 @@
       </w:pPr>
       <w:r>
         <w:rPr>
-          <w:i/>
-          <w:color w:val="FF0000"/>
+          <w:rFonts w:ascii="Times New Roman" w:hAnsi="Times New Roman"/>
+          <w:i/>
+          <w:color w:val="FF0000"/>
+          <w:sz w:val="24"/>
         </w:rPr>
         <w:t>Вірні:</w:t>
       </w:r>
       <w:r>
         <w:rPr>
-          <w:color w:val="FF0000"/>
+          <w:rFonts w:ascii="Times New Roman" w:hAnsi="Times New Roman"/>
+          <w:color w:val="FF0000"/>
+          <w:sz w:val="24"/>
         </w:rPr>
         <w:t xml:space="preserve"> </w:t>
       </w:r>
       <w:r>
+        <w:rPr>
+          <w:rFonts w:ascii="Times New Roman" w:hAnsi="Times New Roman"/>
+          <w:sz w:val="24"/>
+        </w:rPr>
         <w:t xml:space="preserve">Амінь. Господи, помилуй </w:t>
       </w:r>
       <w:r>
         <w:rPr>
-          <w:i/>
-          <w:color w:val="FF0000"/>
+          <w:rFonts w:ascii="Times New Roman" w:hAnsi="Times New Roman"/>
+          <w:i/>
+          <w:color w:val="FF0000"/>
+          <w:sz w:val="24"/>
         </w:rPr>
         <w:t>(12 р.)</w:t>
       </w:r>
@@ -487,6 +550,10 @@
         <w:jc w:val="both"/>
       </w:pPr>
       <w:r>
+        <w:rPr>
+          <w:rFonts w:ascii="Times New Roman" w:hAnsi="Times New Roman"/>
+          <w:sz w:val="24"/>
+        </w:rPr>
         <w:t>Слава Отцю, і Сину, і Святому Духові:* І нині і повсякчас, і на віки віків. Амінь.</w:t>
       </w:r>
     </w:p>
@@ -496,6 +563,10 @@
         <w:jc w:val="both"/>
       </w:pPr>
       <w:r>
+        <w:rPr>
+          <w:rFonts w:ascii="Times New Roman" w:hAnsi="Times New Roman"/>
+          <w:sz w:val="24"/>
+        </w:rPr>
         <w:t>Прийдіте, поклонімся* Цареві нашому Богу.</w:t>
       </w:r>
     </w:p>
@@ -505,6 +576,10 @@
         <w:jc w:val="both"/>
       </w:pPr>
       <w:r>
+        <w:rPr>
+          <w:rFonts w:ascii="Times New Roman" w:hAnsi="Times New Roman"/>
+          <w:sz w:val="24"/>
+        </w:rPr>
         <w:t>Прийдіте, поклонімся* Христові, Цареві нашому Богу.</w:t>
       </w:r>
     </w:p>
@@ -514,6 +589,10 @@
         <w:jc w:val="both"/>
       </w:pPr>
       <w:r>
+        <w:rPr>
+          <w:rFonts w:ascii="Times New Roman" w:hAnsi="Times New Roman"/>
+          <w:sz w:val="24"/>
+        </w:rPr>
         <w:t>Прийдіте, поклонімся і припадім* до самого Господа Ісуса Христа, Царя і Бога нашого.</w:t>
       </w:r>
     </w:p>
@@ -557,6 +636,10 @@
         <w:jc w:val="both"/>
       </w:pPr>
       <w:r>
+        <w:rPr>
+          <w:rFonts w:ascii="Times New Roman" w:hAnsi="Times New Roman"/>
+          <w:sz w:val="24"/>
+        </w:rPr>
         <w:t>Благослови, душе моя, Господа!* Господи, Боже мій, ти вельми великий!</w:t>
       </w:r>
     </w:p>
@@ -566,6 +649,10 @@
         <w:jc w:val="both"/>
       </w:pPr>
       <w:r>
+        <w:rPr>
+          <w:rFonts w:ascii="Times New Roman" w:hAnsi="Times New Roman"/>
+          <w:sz w:val="24"/>
+        </w:rPr>
         <w:t>Ти одягнувся величчю і красою,* ти світлом, наче ризою, покрився.</w:t>
       </w:r>
     </w:p>
@@ -575,6 +662,10 @@
         <w:jc w:val="both"/>
       </w:pPr>
       <w:r>
+        <w:rPr>
+          <w:rFonts w:ascii="Times New Roman" w:hAnsi="Times New Roman"/>
+          <w:sz w:val="24"/>
+        </w:rPr>
         <w:t>Ти розіп'яв, неначе намет, небо,* ти збудував твої горниці у водах.</w:t>
       </w:r>
     </w:p>
@@ -584,6 +675,10 @@
         <w:jc w:val="both"/>
       </w:pPr>
       <w:r>
+        <w:rPr>
+          <w:rFonts w:ascii="Times New Roman" w:hAnsi="Times New Roman"/>
+          <w:sz w:val="24"/>
+        </w:rPr>
         <w:t>Із хмар собі робиш колісницю,* ходиш на крилах вітру.</w:t>
       </w:r>
     </w:p>
@@ -593,6 +688,10 @@
         <w:jc w:val="both"/>
       </w:pPr>
       <w:r>
+        <w:rPr>
+          <w:rFonts w:ascii="Times New Roman" w:hAnsi="Times New Roman"/>
+          <w:sz w:val="24"/>
+        </w:rPr>
         <w:t>Вітри своїми посланцями учиняєш,* полум'я вогненне − слугами своїми.</w:t>
       </w:r>
     </w:p>
@@ -602,6 +701,10 @@
         <w:jc w:val="both"/>
       </w:pPr>
       <w:r>
+        <w:rPr>
+          <w:rFonts w:ascii="Times New Roman" w:hAnsi="Times New Roman"/>
+          <w:sz w:val="24"/>
+        </w:rPr>
         <w:lastRenderedPageBreak/>
         <w:t>Ти заснував землю на її підвалинах,* не захитається по віки віків.</w:t>
       </w:r>
@@ -612,6 +715,10 @@
         <w:jc w:val="both"/>
       </w:pPr>
       <w:r>
+        <w:rPr>
+          <w:rFonts w:ascii="Times New Roman" w:hAnsi="Times New Roman"/>
+          <w:sz w:val="24"/>
+        </w:rPr>
         <w:t>Безоднею, немов одежею, покрив її,* понад горами стали води.</w:t>
       </w:r>
     </w:p>
@@ -621,6 +728,10 @@
         <w:jc w:val="both"/>
       </w:pPr>
       <w:r>
+        <w:rPr>
+          <w:rFonts w:ascii="Times New Roman" w:hAnsi="Times New Roman"/>
+          <w:sz w:val="24"/>
+        </w:rPr>
         <w:t>Перед погрозою твоєю вони тікали,* перед голосом грому твого тремтіли.</w:t>
       </w:r>
     </w:p>
@@ -630,6 +741,10 @@
         <w:jc w:val="both"/>
       </w:pPr>
       <w:r>
+        <w:rPr>
+          <w:rFonts w:ascii="Times New Roman" w:hAnsi="Times New Roman"/>
+          <w:sz w:val="24"/>
+        </w:rPr>
         <w:t>Підвелися гори, зійшли долини до місця,* що ти їм призначив.</w:t>
       </w:r>
     </w:p>
@@ -639,6 +754,10 @@
         <w:jc w:val="both"/>
       </w:pPr>
       <w:r>
+        <w:rPr>
+          <w:rFonts w:ascii="Times New Roman" w:hAnsi="Times New Roman"/>
+          <w:sz w:val="24"/>
+        </w:rPr>
         <w:t>Поставив їм границю, якої не перейдуть,* щоб знову покрити землю.</w:t>
       </w:r>
     </w:p>
@@ -648,6 +767,10 @@
         <w:jc w:val="both"/>
       </w:pPr>
       <w:r>
+        <w:rPr>
+          <w:rFonts w:ascii="Times New Roman" w:hAnsi="Times New Roman"/>
+          <w:sz w:val="24"/>
+        </w:rPr>
         <w:t>Джерела посилаєш у ріки,* які течуть проміж горами.</w:t>
       </w:r>
     </w:p>
@@ -657,6 +780,10 @@
         <w:jc w:val="both"/>
       </w:pPr>
       <w:r>
+        <w:rPr>
+          <w:rFonts w:ascii="Times New Roman" w:hAnsi="Times New Roman"/>
+          <w:sz w:val="24"/>
+        </w:rPr>
         <w:t>Усю звірину, що в полі, вони напувають,* дикі осли там гасять свою спрагу.</w:t>
       </w:r>
     </w:p>
@@ -666,6 +793,10 @@
         <w:jc w:val="both"/>
       </w:pPr>
       <w:r>
+        <w:rPr>
+          <w:rFonts w:ascii="Times New Roman" w:hAnsi="Times New Roman"/>
+          <w:sz w:val="24"/>
+        </w:rPr>
         <w:t>Над ними кублиться небесне птаство,* з-поміж гілляк дає свій голос.</w:t>
       </w:r>
     </w:p>
@@ -675,6 +806,10 @@
         <w:jc w:val="both"/>
       </w:pPr>
       <w:r>
+        <w:rPr>
+          <w:rFonts w:ascii="Times New Roman" w:hAnsi="Times New Roman"/>
+          <w:sz w:val="24"/>
+        </w:rPr>
         <w:t>Ти напуваєш гори з твоїх горниць,* земля насичується плодом діл твоїх.</w:t>
       </w:r>
     </w:p>
@@ -684,6 +819,10 @@
         <w:jc w:val="both"/>
       </w:pPr>
       <w:r>
+        <w:rPr>
+          <w:rFonts w:ascii="Times New Roman" w:hAnsi="Times New Roman"/>
+          <w:sz w:val="24"/>
+        </w:rPr>
         <w:t>Вирощуєш траву для скоту, зела – на вжиток людям,* щоб хліб із землі добували:</w:t>
       </w:r>
     </w:p>
@@ -693,6 +832,10 @@
         <w:jc w:val="both"/>
       </w:pPr>
       <w:r>
+        <w:rPr>
+          <w:rFonts w:ascii="Times New Roman" w:hAnsi="Times New Roman"/>
+          <w:sz w:val="24"/>
+        </w:rPr>
         <w:t>Вино, що серце людське звеселяє, олію, щоб від неї ясніло обличчя,* і хліб, що скріплює серце людське.</w:t>
       </w:r>
     </w:p>
@@ -702,6 +845,10 @@
         <w:jc w:val="both"/>
       </w:pPr>
       <w:r>
+        <w:rPr>
+          <w:rFonts w:ascii="Times New Roman" w:hAnsi="Times New Roman"/>
+          <w:sz w:val="24"/>
+        </w:rPr>
         <w:t>Насичуються дерева Господні,* кедри ливанські, що посадив їх.</w:t>
       </w:r>
     </w:p>
@@ -711,6 +858,10 @@
         <w:jc w:val="both"/>
       </w:pPr>
       <w:r>
+        <w:rPr>
+          <w:rFonts w:ascii="Times New Roman" w:hAnsi="Times New Roman"/>
+          <w:sz w:val="24"/>
+        </w:rPr>
         <w:t>На них гніздяться птиці;* бусли – на кипарисах їхнє житло.</w:t>
       </w:r>
     </w:p>
@@ -720,6 +871,10 @@
         <w:jc w:val="both"/>
       </w:pPr>
       <w:r>
+        <w:rPr>
+          <w:rFonts w:ascii="Times New Roman" w:hAnsi="Times New Roman"/>
+          <w:sz w:val="24"/>
+        </w:rPr>
         <w:t>Високі гори для оленів,* скелі − для зайців притулок.</w:t>
       </w:r>
     </w:p>
@@ -729,6 +884,10 @@
         <w:jc w:val="both"/>
       </w:pPr>
       <w:r>
+        <w:rPr>
+          <w:rFonts w:ascii="Times New Roman" w:hAnsi="Times New Roman"/>
+          <w:sz w:val="24"/>
+        </w:rPr>
         <w:t>Ти створив місяць, щоб значити пори;* сонце знає свій захід.</w:t>
       </w:r>
     </w:p>
@@ -738,6 +897,10 @@
         <w:jc w:val="both"/>
       </w:pPr>
       <w:r>
+        <w:rPr>
+          <w:rFonts w:ascii="Times New Roman" w:hAnsi="Times New Roman"/>
+          <w:sz w:val="24"/>
+        </w:rPr>
         <w:t>Наводиш темряву, і ніч надходить,* що в ній ворушаться усі звірі дібровні.</w:t>
       </w:r>
     </w:p>
@@ -747,6 +910,10 @@
         <w:jc w:val="both"/>
       </w:pPr>
       <w:r>
+        <w:rPr>
+          <w:rFonts w:ascii="Times New Roman" w:hAnsi="Times New Roman"/>
+          <w:sz w:val="24"/>
+        </w:rPr>
         <w:t>Левенята рикають за здобиччю своєю,* поживи від Бога для себе просять.</w:t>
       </w:r>
     </w:p>
@@ -756,6 +923,10 @@
         <w:jc w:val="both"/>
       </w:pPr>
       <w:r>
+        <w:rPr>
+          <w:rFonts w:ascii="Times New Roman" w:hAnsi="Times New Roman"/>
+          <w:sz w:val="24"/>
+        </w:rPr>
         <w:t>Ховаються, як тільки зійде сонце,* лягають у своїх норах.</w:t>
       </w:r>
     </w:p>
@@ -765,6 +936,10 @@
         <w:jc w:val="both"/>
       </w:pPr>
       <w:r>
+        <w:rPr>
+          <w:rFonts w:ascii="Times New Roman" w:hAnsi="Times New Roman"/>
+          <w:sz w:val="24"/>
+        </w:rPr>
         <w:t>Виходить чоловік до свого діла,* і до своєї праці аж до вечора.</w:t>
       </w:r>
     </w:p>
@@ -774,6 +949,10 @@
         <w:jc w:val="both"/>
       </w:pPr>
       <w:r>
+        <w:rPr>
+          <w:rFonts w:ascii="Times New Roman" w:hAnsi="Times New Roman"/>
+          <w:sz w:val="24"/>
+        </w:rPr>
         <w:t>Яка їх, твоїх діл, Господи, сила!* У мудрості все ти створив, − повна земля твоїх створінь.</w:t>
       </w:r>
     </w:p>
@@ -783,6 +962,10 @@
         <w:jc w:val="both"/>
       </w:pPr>
       <w:r>
+        <w:rPr>
+          <w:rFonts w:ascii="Times New Roman" w:hAnsi="Times New Roman"/>
+          <w:sz w:val="24"/>
+        </w:rPr>
         <w:t>Ось море велике, прешироке,* у ньому плазунів без ліку, звірів малих і великих.</w:t>
       </w:r>
     </w:p>
@@ -792,6 +975,10 @@
         <w:jc w:val="both"/>
       </w:pPr>
       <w:r>
+        <w:rPr>
+          <w:rFonts w:ascii="Times New Roman" w:hAnsi="Times New Roman"/>
+          <w:sz w:val="24"/>
+        </w:rPr>
         <w:t>Там кораблі проходять,* є і левіятан, якого ти створив, щоб ним бавитися.</w:t>
       </w:r>
     </w:p>
@@ -801,6 +988,10 @@
         <w:jc w:val="both"/>
       </w:pPr>
       <w:r>
+        <w:rPr>
+          <w:rFonts w:ascii="Times New Roman" w:hAnsi="Times New Roman"/>
+          <w:sz w:val="24"/>
+        </w:rPr>
         <w:t>Усі вони від тебе дожидають,* щоб дав їм у свій час поживу.</w:t>
       </w:r>
     </w:p>
@@ -810,6 +1001,10 @@
         <w:jc w:val="both"/>
       </w:pPr>
       <w:r>
+        <w:rPr>
+          <w:rFonts w:ascii="Times New Roman" w:hAnsi="Times New Roman"/>
+          <w:sz w:val="24"/>
+        </w:rPr>
         <w:t>Коли даєш їм, вони її збирають,* як розтулюєш твою руку, вони насичуються благом.</w:t>
       </w:r>
     </w:p>
@@ -819,6 +1014,10 @@
         <w:jc w:val="both"/>
       </w:pPr>
       <w:r>
+        <w:rPr>
+          <w:rFonts w:ascii="Times New Roman" w:hAnsi="Times New Roman"/>
+          <w:sz w:val="24"/>
+        </w:rPr>
         <w:t>Вони бентежаться, коли ховаєш вид свій;* як забираєш дух у них, вони гинуть і повертаються у свій порох.</w:t>
       </w:r>
     </w:p>
@@ -828,6 +1027,10 @@
         <w:jc w:val="both"/>
       </w:pPr>
       <w:r>
+        <w:rPr>
+          <w:rFonts w:ascii="Times New Roman" w:hAnsi="Times New Roman"/>
+          <w:sz w:val="24"/>
+        </w:rPr>
         <w:t>Зішлеш свій дух, – вони оживають,* і ти відновлюєш лице землі.</w:t>
       </w:r>
     </w:p>
@@ -837,6 +1040,10 @@
         <w:jc w:val="both"/>
       </w:pPr>
       <w:r>
+        <w:rPr>
+          <w:rFonts w:ascii="Times New Roman" w:hAnsi="Times New Roman"/>
+          <w:sz w:val="24"/>
+        </w:rPr>
         <w:t>Нехай слава Господня буде повіки,* нехай Господь радіє творами своїми.</w:t>
       </w:r>
     </w:p>
@@ -846,6 +1053,10 @@
         <w:jc w:val="both"/>
       </w:pPr>
       <w:r>
+        <w:rPr>
+          <w:rFonts w:ascii="Times New Roman" w:hAnsi="Times New Roman"/>
+          <w:sz w:val="24"/>
+        </w:rPr>
         <w:t>Спогляне він на землю, і вона стрясається,* торкнеться гір, вони димують.</w:t>
       </w:r>
     </w:p>
@@ -855,6 +1066,10 @@
         <w:jc w:val="both"/>
       </w:pPr>
       <w:r>
+        <w:rPr>
+          <w:rFonts w:ascii="Times New Roman" w:hAnsi="Times New Roman"/>
+          <w:sz w:val="24"/>
+        </w:rPr>
         <w:t>Я буду Господеві співати поки життя мого,* псалми співатиму, поки буду жити.</w:t>
       </w:r>
     </w:p>
@@ -864,6 +1079,10 @@
         <w:jc w:val="both"/>
       </w:pPr>
       <w:r>
+        <w:rPr>
+          <w:rFonts w:ascii="Times New Roman" w:hAnsi="Times New Roman"/>
+          <w:sz w:val="24"/>
+        </w:rPr>
         <w:t>Нехай буде приємна йому моя пісня;* у Господі я веселитимусь.</w:t>
       </w:r>
     </w:p>
@@ -873,6 +1092,10 @@
         <w:jc w:val="both"/>
       </w:pPr>
       <w:r>
+        <w:rPr>
+          <w:rFonts w:ascii="Times New Roman" w:hAnsi="Times New Roman"/>
+          <w:sz w:val="24"/>
+        </w:rPr>
         <w:lastRenderedPageBreak/>
         <w:t>Нехай грішники з землі щезнуть, і беззаконних більше нехай не буде.* Благослови, душе моя, Господа.</w:t>
       </w:r>
@@ -883,6 +1106,10 @@
         <w:jc w:val="both"/>
       </w:pPr>
       <w:r>
+        <w:rPr>
+          <w:rFonts w:ascii="Times New Roman" w:hAnsi="Times New Roman"/>
+          <w:sz w:val="24"/>
+        </w:rPr>
         <w:t>Слава Отцю, і Сину, і Святому Духові: І нині і повсякчас, і на віки віків. Амінь.</w:t>
       </w:r>
     </w:p>
@@ -896,12 +1123,18 @@
         </w:rPr>
       </w:pPr>
       <w:r>
+        <w:rPr>
+          <w:rFonts w:ascii="Times New Roman" w:hAnsi="Times New Roman"/>
+          <w:sz w:val="24"/>
+        </w:rPr>
         <w:t xml:space="preserve">Алилуя, алилуя, алилуя: Слава тобі, Боже! </w:t>
       </w:r>
       <w:r>
         <w:rPr>
-          <w:i/>
-          <w:color w:val="FF0000"/>
+          <w:rFonts w:ascii="Times New Roman" w:hAnsi="Times New Roman"/>
+          <w:i/>
+          <w:color w:val="FF0000"/>
+          <w:sz w:val="24"/>
         </w:rPr>
         <w:t>(3 р.)</w:t>
       </w:r>
@@ -931,6 +1164,7 @@
           <w:b/>
           <w:i/>
           <w:color w:val="FF0000"/>
+          <w:sz w:val="24"/>
           <w:lang w:val="uk-UA"/>
         </w:rPr>
         <w:t>Вечірні молитви</w:t>
@@ -946,8 +1180,10 @@
       </w:pPr>
       <w:r>
         <w:rPr>
-          <w:i/>
-          <w:color w:val="FF0000"/>
+          <w:rFonts w:ascii="Times New Roman" w:hAnsi="Times New Roman"/>
+          <w:i/>
+          <w:color w:val="FF0000"/>
+          <w:sz w:val="24"/>
         </w:rPr>
         <w:t xml:space="preserve">Під час 103-го псалма священик мовить перед св. дверми вечірні молитви. </w:t>
       </w:r>
@@ -959,11 +1195,17 @@
       </w:pPr>
       <w:r>
         <w:rPr>
-          <w:color w:val="FF0000"/>
+          <w:rFonts w:ascii="Times New Roman" w:hAnsi="Times New Roman"/>
+          <w:color w:val="FF0000"/>
+          <w:sz w:val="24"/>
         </w:rPr>
         <w:t>1.</w:t>
       </w:r>
       <w:r>
+        <w:rPr>
+          <w:rFonts w:ascii="Times New Roman" w:hAnsi="Times New Roman"/>
+          <w:sz w:val="24"/>
+        </w:rPr>
         <w:t> Господи щедрий і милосердний, довготерпеливий і многомилостивий! Вислухай молитви наші і зверни увагу на голос моління нашого і яви нам знак милости твоєї, наведи нас на дорогу твою, щоб ходили ми в твоїй правді. Звесели серця наші, щоб ми боялись імення твого святого, бо ти великий і твориш чуда; ти Бог єдиний і немає подібного тобі між богами, Господи. Ти сильний у милості і добрий у силі, аби допомагати й утішати, і спасати всіх, хто на ім'я твоє святе уповає. Бо тобі належить усяка слава, честь і поклоніння: Отцю, Сину, і Святому Духові, нині і повсякчас, і на віки віків. Амінь.</w:t>
       </w:r>
     </w:p>
@@ -974,11 +1216,17 @@
       </w:pPr>
       <w:r>
         <w:rPr>
-          <w:color w:val="FF0000"/>
+          <w:rFonts w:ascii="Times New Roman" w:hAnsi="Times New Roman"/>
+          <w:color w:val="FF0000"/>
+          <w:sz w:val="24"/>
         </w:rPr>
         <w:t>2. </w:t>
       </w:r>
       <w:r>
+        <w:rPr>
+          <w:rFonts w:ascii="Times New Roman" w:hAnsi="Times New Roman"/>
+          <w:sz w:val="24"/>
+        </w:rPr>
         <w:t>Господи, в обуренні твоїм не картай нас, ані в гніві твоїм нас не карай, але поводься з нами за милістю твоєю, Лікарю і Зцілителю душ наших. Приведи нас до бажаної пристані твоєї, просвіти очі сердець наших на пізнання твоєї правди і дай нам останок теперішнього дня мирний і безгрішний, і ввесь час життя нашого, заради молитов святої Богородиці і всіх святих. Бо твоя влада і твоє царство, і сила, і слава: Отця, і Сина, і Святого Духа, нині і повсякчас, і на віки віків. Амінь.</w:t>
       </w:r>
     </w:p>
@@ -989,11 +1237,17 @@
       </w:pPr>
       <w:r>
         <w:rPr>
-          <w:color w:val="FF0000"/>
+          <w:rFonts w:ascii="Times New Roman" w:hAnsi="Times New Roman"/>
+          <w:color w:val="FF0000"/>
+          <w:sz w:val="24"/>
         </w:rPr>
         <w:t>3.</w:t>
       </w:r>
       <w:r>
+        <w:rPr>
+          <w:rFonts w:ascii="Times New Roman" w:hAnsi="Times New Roman"/>
+          <w:sz w:val="24"/>
+        </w:rPr>
         <w:t xml:space="preserve"> Господи, Боже наш! Згадай нас грішних і недостойних слуг твоїх, коли призиваємо святе ім'я твоє, і не осороми нас, коли очікуємо милости твоєї, але вислухай, Господи, усі наші спасенні прохання, і вчини нас достойними любити і боятися тебе від усього серця нашого і творити в усьому волю твою. Бо ти є добрий і людинолюбний Бог, і тобі славу віддаємо: Отцю, і Сину, і Святому Духові, нині і повсякчас, і на віки віків. Амінь.</w:t>
       </w:r>
     </w:p>
@@ -1004,11 +1258,17 @@
       </w:pPr>
       <w:r>
         <w:rPr>
-          <w:color w:val="FF0000"/>
+          <w:rFonts w:ascii="Times New Roman" w:hAnsi="Times New Roman"/>
+          <w:color w:val="FF0000"/>
+          <w:sz w:val="24"/>
         </w:rPr>
         <w:t>4. </w:t>
       </w:r>
       <w:r>
+        <w:rPr>
+          <w:rFonts w:ascii="Times New Roman" w:hAnsi="Times New Roman"/>
+          <w:sz w:val="24"/>
+        </w:rPr>
         <w:t>Невмовкаючими піснями і неустанними величаннями святих сил оспівуваний, наповни уста наші хвалінням твоїм, щоб віддавати шану імені твоєму святому; і дай нам частку і спадкоємство з усіма, що почитають тебе в правді і зберігають заповіді твої, молитвами святої Богородиці і всіх святих твоїх. Бо тобі належить усяка слава, честь і поклоніння: Отцю, і Сину, і Святому Духові, нині і повсякчас, і на віки віків. Амінь.</w:t>
       </w:r>
     </w:p>
@@ -1019,11 +1279,17 @@
       </w:pPr>
       <w:r>
         <w:rPr>
-          <w:color w:val="FF0000"/>
+          <w:rFonts w:ascii="Times New Roman" w:hAnsi="Times New Roman"/>
+          <w:color w:val="FF0000"/>
+          <w:sz w:val="24"/>
         </w:rPr>
         <w:t>5.</w:t>
       </w:r>
       <w:r>
+        <w:rPr>
+          <w:rFonts w:ascii="Times New Roman" w:hAnsi="Times New Roman"/>
+          <w:sz w:val="24"/>
+        </w:rPr>
         <w:t xml:space="preserve"> Благословенний ти, Господи Боже, Вседержителю, що знаєш думки людські, що відаєш те, чого ми потребуємо, і багато більше, ніж ми просимо, або розуміємо. Самий ти, людинолюбний Царю, у всьому добрий, задовольни нас багатством твоїх ласк, щоб ми непостидною совістю призивали святе ім'я твоє; і не введи нас у спокусу, але визволь нас від злого, і провидінням твоїм дай нам усе корисне. Бо тобі належить усяка слава, честь і поклоніння: Отцю, і Сину, і Святому Духові, нині і повсякчас, і на віки віків. Амінь.</w:t>
       </w:r>
     </w:p>
@@ -1034,11 +1300,17 @@
       </w:pPr>
       <w:r>
         <w:rPr>
-          <w:color w:val="FF0000"/>
+          <w:rFonts w:ascii="Times New Roman" w:hAnsi="Times New Roman"/>
+          <w:color w:val="FF0000"/>
+          <w:sz w:val="24"/>
         </w:rPr>
         <w:t>6.</w:t>
       </w:r>
       <w:r>
+        <w:rPr>
+          <w:rFonts w:ascii="Times New Roman" w:hAnsi="Times New Roman"/>
+          <w:sz w:val="24"/>
+        </w:rPr>
         <w:t> Господи, Господи, що пречистою твоєю долонею все утримуєш, що довго терпиш нам усім, і жалієшся задля нашої злоби! Згадай твої милості і ласки, відвідай нас у твоїй доброті і дай нам пройти й останок нинішнього дня вільним від різних затій лукавого, і збережи наше життя без напастувань, благодаттю Святого твого Духа, − милістю, щедротами і чоловіколюб'ям єдинородного Сина твого, з яким і ти є благословенний, з пресвятим, добрим і животворящим твоїм Духом, нині і повсякчас, і на віки віків. Амінь.</w:t>
       </w:r>
     </w:p>
@@ -1049,12 +1321,18 @@
       </w:pPr>
       <w:r>
         <w:rPr>
-          <w:color w:val="FF0000"/>
+          <w:rFonts w:ascii="Times New Roman" w:hAnsi="Times New Roman"/>
+          <w:color w:val="FF0000"/>
+          <w:sz w:val="24"/>
         </w:rPr>
         <w:lastRenderedPageBreak/>
         <w:t>7.</w:t>
       </w:r>
       <w:r>
+        <w:rPr>
+          <w:rFonts w:ascii="Times New Roman" w:hAnsi="Times New Roman"/>
+          <w:sz w:val="24"/>
+        </w:rPr>
         <w:t> Боже великий і дивний, що несказанною добрістю і багатим промислом усім управляєш, і дав нам земні добра й запевнив нам обіцяне царство уділеними ласками впродовж цього дня, остерігши нас від усякого лиха! Дай нам і решту непорочно докінчити перед святою твоєю славою і величати тебе одного і доброго, і чоловіколюбного Бога нашого. Бо ти Бог наш і тобі славу віддаємо: Отцю, і Сину, і Святому Духові, нині і повсякчас, і на віки віків. Амінь.</w:t>
       </w:r>
     </w:p>
@@ -1065,11 +1343,17 @@
       </w:pPr>
       <w:r>
         <w:rPr>
-          <w:color w:val="FF0000"/>
+          <w:rFonts w:ascii="Times New Roman" w:hAnsi="Times New Roman"/>
+          <w:color w:val="FF0000"/>
+          <w:sz w:val="24"/>
         </w:rPr>
         <w:t>8.</w:t>
       </w:r>
       <w:r>
+        <w:rPr>
+          <w:rFonts w:ascii="Times New Roman" w:hAnsi="Times New Roman"/>
+          <w:sz w:val="24"/>
+        </w:rPr>
         <w:t xml:space="preserve"> Боже великий і вишній, в тебе одного є безсмертність і в світлі живеш недоступнім. Ти все створіння мудро створив, відокремив світло від темряви і сонце поклав, щоб правити днем, а місяць і зорі, щоб володіли ніччю, нас же грішних вчинив достойними і в теперішню годину стати перед твоїм обличчям, щоб тебе визнавати і принести тобі вечірнє славослов'я. Направ, Людинолюбче, молитву нашу, немов кадило, перед тобою і прийми її, як благовонний запах. Дай нам мирний цей вечір і близьку вже ніч; зодягни нас у броню світла; визволь нас від нічного страху і всякої речі, що в темряві з'являється, і дай сон, що його ти дарував на відпочинок нашій немічності, вільний від усякого маріння диявольського. Владико, давче добра, хай і на нашій постелі, бувши тобі милими, згадуємо вночі твоє ім'я і, просвічувані навчанням твоїх заповідей, встанемо в душевній радості до звеличування твоєї доброти, приносячи твоєму милосердю молитви і моління, за наші і всіх твоїх людей провини. Відвідай їх задля молитов святої Богородиці. Бо ти є добрий і людинолюбний Бог, і тобі віддаємо славу: Отцю, і Сину, і Святому Духові, нині і повсякчас, і на віки віків. Амінь.</w:t>
       </w:r>
     </w:p>
@@ -2258,18 +2542,26 @@
       </w:pPr>
       <w:r>
         <w:rPr>
-          <w:i/>
-          <w:color w:val="FF0000"/>
+          <w:rFonts w:ascii="Times New Roman" w:hAnsi="Times New Roman"/>
+          <w:i/>
+          <w:color w:val="FF0000"/>
+          <w:sz w:val="24"/>
         </w:rPr>
         <w:t>Вірні:</w:t>
       </w:r>
       <w:r>
         <w:rPr>
-          <w:color w:val="FF0000"/>
+          <w:rFonts w:ascii="Times New Roman" w:hAnsi="Times New Roman"/>
+          <w:color w:val="FF0000"/>
+          <w:sz w:val="24"/>
         </w:rPr>
         <w:t xml:space="preserve"> </w:t>
       </w:r>
       <w:r>
+        <w:rPr>
+          <w:rFonts w:ascii="Times New Roman" w:hAnsi="Times New Roman"/>
+          <w:sz w:val="24"/>
+        </w:rPr>
         <w:t>Амінь.</w:t>
       </w:r>
     </w:p>
@@ -2320,8 +2612,10 @@
       </w:pPr>
       <w:r>
         <w:rPr>
-          <w:i/>
-          <w:color w:val="FF0000"/>
+          <w:rFonts w:ascii="Times New Roman" w:hAnsi="Times New Roman"/>
+          <w:i/>
+          <w:color w:val="FF0000"/>
+          <w:sz w:val="24"/>
         </w:rPr>
         <w:t>Два перші стихи 140-го псалма, глас 2.</w:t>
       </w:r>
@@ -3388,6 +3682,10 @@
         <w:jc w:val="both"/>
       </w:pPr>
       <w:r>
+        <w:rPr>
+          <w:rFonts w:ascii="Times New Roman" w:hAnsi="Times New Roman"/>
+          <w:sz w:val="24"/>
+        </w:rPr>
         <w:t>Постав, Господи, моїм устам сторожу;* до дверей губ моїх − варту!</w:t>
       </w:r>
     </w:p>
@@ -3397,6 +3695,10 @@
         <w:jc w:val="both"/>
       </w:pPr>
       <w:r>
+        <w:rPr>
+          <w:rFonts w:ascii="Times New Roman" w:hAnsi="Times New Roman"/>
+          <w:sz w:val="24"/>
+        </w:rPr>
         <w:t>Не дай схилитися серцеві моєму* до чогось злого.</w:t>
       </w:r>
     </w:p>
@@ -3406,6 +3708,10 @@
         <w:jc w:val="both"/>
       </w:pPr>
       <w:r>
+        <w:rPr>
+          <w:rFonts w:ascii="Times New Roman" w:hAnsi="Times New Roman"/>
+          <w:sz w:val="24"/>
+        </w:rPr>
         <w:t>Ані чинити лихі вчинки з людьми, що творять беззаконня,* – ні ласощів їхніх я не хочу їсти.</w:t>
       </w:r>
     </w:p>
@@ -3415,6 +3721,10 @@
         <w:jc w:val="both"/>
       </w:pPr>
       <w:r>
+        <w:rPr>
+          <w:rFonts w:ascii="Times New Roman" w:hAnsi="Times New Roman"/>
+          <w:sz w:val="24"/>
+        </w:rPr>
         <w:t>Нехай праведник по-доброму б'є мене й виправляє,* а олія грішного нехай не намастить голови моєї.</w:t>
       </w:r>
     </w:p>
@@ -3424,6 +3734,10 @@
         <w:jc w:val="both"/>
       </w:pPr>
       <w:r>
+        <w:rPr>
+          <w:rFonts w:ascii="Times New Roman" w:hAnsi="Times New Roman"/>
+          <w:sz w:val="24"/>
+        </w:rPr>
         <w:t>Я все-таки молитимусь,* незважаючи на їхні злі вчинки.</w:t>
       </w:r>
     </w:p>
@@ -3433,6 +3747,10 @@
         <w:jc w:val="both"/>
       </w:pPr>
       <w:r>
+        <w:rPr>
+          <w:rFonts w:ascii="Times New Roman" w:hAnsi="Times New Roman"/>
+          <w:sz w:val="24"/>
+        </w:rPr>
         <w:t>Якщо суддів їхніх скинуть в ущелини скелі,* то почують, що слова мої любі.</w:t>
       </w:r>
     </w:p>
@@ -3442,6 +3760,10 @@
         <w:jc w:val="both"/>
       </w:pPr>
       <w:r>
+        <w:rPr>
+          <w:rFonts w:ascii="Times New Roman" w:hAnsi="Times New Roman"/>
+          <w:sz w:val="24"/>
+        </w:rPr>
         <w:t>Немовби хтось розбив і розрив землю,* розкидано їхні кості перед адом.</w:t>
       </w:r>
     </w:p>
@@ -3451,6 +3773,10 @@
         <w:jc w:val="both"/>
       </w:pPr>
       <w:r>
+        <w:rPr>
+          <w:rFonts w:ascii="Times New Roman" w:hAnsi="Times New Roman"/>
+          <w:sz w:val="24"/>
+        </w:rPr>
         <w:lastRenderedPageBreak/>
         <w:t>Бо до тебе, Господи, мій Боже, мої очі;* до тебе прибігаю, не губи душі моєї.</w:t>
       </w:r>
@@ -3461,6 +3787,10 @@
         <w:jc w:val="both"/>
       </w:pPr>
       <w:r>
+        <w:rPr>
+          <w:rFonts w:ascii="Times New Roman" w:hAnsi="Times New Roman"/>
+          <w:sz w:val="24"/>
+        </w:rPr>
         <w:t>Збережи мене від петлі, що її наставили на мене,* і від сильця тих, що творять беззаконня.</w:t>
       </w:r>
     </w:p>
@@ -3470,6 +3800,10 @@
         <w:jc w:val="both"/>
       </w:pPr>
       <w:r>
+        <w:rPr>
+          <w:rFonts w:ascii="Times New Roman" w:hAnsi="Times New Roman"/>
+          <w:sz w:val="24"/>
+        </w:rPr>
         <w:t>Нехай грішники впадуть у власні сіті всі разом,* а я пройду безпечно.</w:t>
       </w:r>
     </w:p>
@@ -3485,9 +3819,11 @@
       </w:pPr>
       <w:r>
         <w:rPr>
-          <w:b/>
-          <w:i/>
-          <w:color w:val="FF0000"/>
+          <w:rFonts w:ascii="Times New Roman" w:hAnsi="Times New Roman"/>
+          <w:b/>
+          <w:i/>
+          <w:color w:val="FF0000"/>
+          <w:sz w:val="24"/>
         </w:rPr>
         <w:t>Псалом 141</w:t>
       </w:r>
@@ -3498,6 +3834,10 @@
         <w:jc w:val="both"/>
       </w:pPr>
       <w:r>
+        <w:rPr>
+          <w:rFonts w:ascii="Times New Roman" w:hAnsi="Times New Roman"/>
+          <w:sz w:val="24"/>
+        </w:rPr>
         <w:t>Я голосом моїм до Господа взиваю,* я голосом моїм до Господа молюся.</w:t>
       </w:r>
     </w:p>
@@ -3507,6 +3847,10 @@
         <w:jc w:val="both"/>
       </w:pPr>
       <w:r>
+        <w:rPr>
+          <w:rFonts w:ascii="Times New Roman" w:hAnsi="Times New Roman"/>
+          <w:sz w:val="24"/>
+        </w:rPr>
         <w:t>Скаргу мою перед ним виливаю,* мою скруту йому я виявляю.</w:t>
       </w:r>
     </w:p>
@@ -3516,6 +3860,10 @@
         <w:jc w:val="both"/>
       </w:pPr>
       <w:r>
+        <w:rPr>
+          <w:rFonts w:ascii="Times New Roman" w:hAnsi="Times New Roman"/>
+          <w:sz w:val="24"/>
+        </w:rPr>
         <w:t>Коли тривожиться в мені дух мій, ти знаєш мою стежку.* На дорозі, де я ступаю, тайно розставили сильце на мене.</w:t>
       </w:r>
     </w:p>
@@ -3525,6 +3873,10 @@
         <w:jc w:val="both"/>
       </w:pPr>
       <w:r>
+        <w:rPr>
+          <w:rFonts w:ascii="Times New Roman" w:hAnsi="Times New Roman"/>
+          <w:sz w:val="24"/>
+        </w:rPr>
         <w:t>Поглянь праворуч і подивися:* нема нікого, хто дбав би за мене.</w:t>
       </w:r>
     </w:p>
@@ -3534,6 +3886,10 @@
         <w:jc w:val="both"/>
       </w:pPr>
       <w:r>
+        <w:rPr>
+          <w:rFonts w:ascii="Times New Roman" w:hAnsi="Times New Roman"/>
+          <w:sz w:val="24"/>
+        </w:rPr>
         <w:t>Нема куди мені втікати,* нема нікого, хто піклувався би мною.</w:t>
       </w:r>
     </w:p>
@@ -3543,6 +3899,10 @@
         <w:jc w:val="both"/>
       </w:pPr>
       <w:r>
+        <w:rPr>
+          <w:rFonts w:ascii="Times New Roman" w:hAnsi="Times New Roman"/>
+          <w:sz w:val="24"/>
+        </w:rPr>
         <w:t>До тебе, Господи, взиваю й кажу:* Ти моє прибіжище, в землі живих ти − моя доля!</w:t>
       </w:r>
     </w:p>
@@ -3552,6 +3912,10 @@
         <w:jc w:val="both"/>
       </w:pPr>
       <w:r>
+        <w:rPr>
+          <w:rFonts w:ascii="Times New Roman" w:hAnsi="Times New Roman"/>
+          <w:sz w:val="24"/>
+        </w:rPr>
         <w:t>Зверни увагу на моє благання,* бо я вельми нещасний.</w:t>
       </w:r>
     </w:p>
@@ -3561,6 +3925,10 @@
         <w:jc w:val="both"/>
       </w:pPr>
       <w:r>
+        <w:rPr>
+          <w:rFonts w:ascii="Times New Roman" w:hAnsi="Times New Roman"/>
+          <w:sz w:val="24"/>
+        </w:rPr>
         <w:t>Спаси мене від гонителів моїх,* бо вони сильніші від мене.</w:t>
       </w:r>
     </w:p>
@@ -3570,6 +3938,10 @@
         <w:jc w:val="both"/>
       </w:pPr>
       <w:r>
+        <w:rPr>
+          <w:rFonts w:ascii="Times New Roman" w:hAnsi="Times New Roman"/>
+          <w:sz w:val="24"/>
+        </w:rPr>
         <w:t>Виведи з в'язниці мою душу,* щоб дякувати імені твоєму.</w:t>
       </w:r>
     </w:p>
@@ -3579,6 +3951,10 @@
         <w:jc w:val="both"/>
       </w:pPr>
       <w:r>
+        <w:rPr>
+          <w:rFonts w:ascii="Times New Roman" w:hAnsi="Times New Roman"/>
+          <w:sz w:val="24"/>
+        </w:rPr>
         <w:t>Мене обступлять праведники,* бо ти добро мені вчиниш.</w:t>
       </w:r>
     </w:p>
@@ -3594,9 +3970,11 @@
       </w:pPr>
       <w:r>
         <w:rPr>
-          <w:b/>
-          <w:i/>
-          <w:color w:val="FF0000"/>
+          <w:rFonts w:ascii="Times New Roman" w:hAnsi="Times New Roman"/>
+          <w:b/>
+          <w:i/>
+          <w:color w:val="FF0000"/>
+          <w:sz w:val="24"/>
         </w:rPr>
         <w:t>Псалом 129</w:t>
       </w:r>
@@ -3607,6 +3985,10 @@
         <w:jc w:val="both"/>
       </w:pPr>
       <w:r>
+        <w:rPr>
+          <w:rFonts w:ascii="Times New Roman" w:hAnsi="Times New Roman"/>
+          <w:sz w:val="24"/>
+        </w:rPr>
         <w:t>З глибин взиваю до тебе, Господи,* Господи, почуй мій голос.</w:t>
       </w:r>
     </w:p>
@@ -3616,6 +3998,10 @@
         <w:jc w:val="both"/>
       </w:pPr>
       <w:r>
+        <w:rPr>
+          <w:rFonts w:ascii="Times New Roman" w:hAnsi="Times New Roman"/>
+          <w:sz w:val="24"/>
+        </w:rPr>
         <w:t>Нехай будуть твої вуха уважні,* до голосу благання мого.</w:t>
       </w:r>
     </w:p>
@@ -3637,6 +4023,7 @@
           <w:b/>
           <w:i/>
           <w:color w:val="FF0000"/>
+          <w:sz w:val="24"/>
           <w:lang w:val="uk-UA"/>
         </w:rPr>
         <w:t>Стихири</w:t>
@@ -3652,19 +4039,25 @@
       </w:pPr>
       <w:r>
         <w:rPr>
-          <w:i/>
-          <w:color w:val="FF0000"/>
+          <w:rFonts w:ascii="Times New Roman" w:hAnsi="Times New Roman"/>
+          <w:i/>
+          <w:color w:val="FF0000"/>
+          <w:sz w:val="24"/>
         </w:rPr>
         <w:t>Стих:</w:t>
       </w:r>
       <w:r>
         <w:rPr>
-          <w:i/>
+          <w:rFonts w:ascii="Times New Roman" w:hAnsi="Times New Roman"/>
+          <w:i/>
+          <w:sz w:val="24"/>
         </w:rPr>
         <w:t xml:space="preserve"> </w:t>
       </w:r>
       <w:r>
         <w:rPr>
+          <w:rFonts w:ascii="Times New Roman" w:hAnsi="Times New Roman"/>
+          <w:sz w:val="24"/>
           <w:u w:val="single"/>
         </w:rPr>
         <w:t>Коли ти, Господи, зважатимеш на беззаконня,* то хто встоїться, Господи. Та в тебе є прощення.</w:t>
@@ -3680,12 +4073,18 @@
       </w:pPr>
       <w:r>
         <w:rPr>
-          <w:i/>
-          <w:color w:val="FF0000"/>
+          <w:rFonts w:ascii="Times New Roman" w:hAnsi="Times New Roman"/>
+          <w:i/>
+          <w:color w:val="FF0000"/>
+          <w:sz w:val="24"/>
         </w:rPr>
         <w:t>(г. 2, подібний: Коли з дерева):</w:t>
       </w:r>
       <w:r>
+        <w:rPr>
+          <w:rFonts w:ascii="Times New Roman" w:hAnsi="Times New Roman"/>
+          <w:sz w:val="24"/>
+        </w:rPr>
         <w:t xml:space="preserve"> Прийдіть, з вірою святкуймо* пресвітле й божественне преображення Христове.* Довершуючи сьогодні справжню переміну,* піднімаймося духовно на вершину чеснот Христових учнів,* щоб, навчившись з ними об'явлення дивних таїнств,* прославляти Спаса Господа.</w:t>
       </w:r>
     </w:p>
@@ -3699,19 +4098,25 @@
       </w:pPr>
       <w:r>
         <w:rPr>
-          <w:i/>
-          <w:color w:val="FF0000"/>
+          <w:rFonts w:ascii="Times New Roman" w:hAnsi="Times New Roman"/>
+          <w:i/>
+          <w:color w:val="FF0000"/>
+          <w:sz w:val="24"/>
         </w:rPr>
         <w:t>Стих:</w:t>
       </w:r>
       <w:r>
         <w:rPr>
-          <w:i/>
+          <w:rFonts w:ascii="Times New Roman" w:hAnsi="Times New Roman"/>
+          <w:i/>
+          <w:sz w:val="24"/>
         </w:rPr>
         <w:t xml:space="preserve"> </w:t>
       </w:r>
       <w:r>
         <w:rPr>
+          <w:rFonts w:ascii="Times New Roman" w:hAnsi="Times New Roman"/>
+          <w:sz w:val="24"/>
           <w:u w:val="single"/>
         </w:rPr>
         <w:t>Задля імени твого надіюсь на тебе, Господи,* надіється душа моя на слово твоє; надіється душа моя на Господа.</w:t>
@@ -3726,6 +4131,10 @@
         </w:rPr>
       </w:pPr>
       <w:r>
+        <w:rPr>
+          <w:rFonts w:ascii="Times New Roman" w:hAnsi="Times New Roman"/>
+          <w:sz w:val="24"/>
+        </w:rPr>
         <w:t>Радій і побожно веселися, свята Церкво вірних,* святкуючи сьогодні цей величний і всесвітлий празник!* Бо сьогодні Владика всіх преображається* і втрачену красу людини ясно опромінює* зірницею невимовної осяйности,* – більш від зорі, розливши промінне сонячне сяйво.</w:t>
       </w:r>
     </w:p>
@@ -3739,19 +4148,25 @@
       </w:pPr>
       <w:r>
         <w:rPr>
-          <w:i/>
-          <w:color w:val="FF0000"/>
+          <w:rFonts w:ascii="Times New Roman" w:hAnsi="Times New Roman"/>
+          <w:i/>
+          <w:color w:val="FF0000"/>
+          <w:sz w:val="24"/>
         </w:rPr>
         <w:t>Стих:</w:t>
       </w:r>
       <w:r>
         <w:rPr>
-          <w:i/>
+          <w:rFonts w:ascii="Times New Roman" w:hAnsi="Times New Roman"/>
+          <w:i/>
+          <w:sz w:val="24"/>
         </w:rPr>
         <w:t xml:space="preserve"> </w:t>
       </w:r>
       <w:r>
         <w:rPr>
+          <w:rFonts w:ascii="Times New Roman" w:hAnsi="Times New Roman"/>
+          <w:sz w:val="24"/>
           <w:u w:val="single"/>
         </w:rPr>
         <w:t>Від ранньої сторожі до ночі* від ранньої сторожі нехай уповає Ізраїль на Господа.</w:t>
@@ -3766,6 +4181,10 @@
         </w:rPr>
       </w:pPr>
       <w:r>
+        <w:rPr>
+          <w:rFonts w:ascii="Times New Roman" w:hAnsi="Times New Roman"/>
+          <w:sz w:val="24"/>
+        </w:rPr>
         <w:t>Бувши всіх Богом і Творцем,* він, з невимовного багатства свого милосердя, прийняв вигляд слуги;* а сьогодні усуває давній сумерк,* засяявши обличчям і появивши у своїм тілі блиск Божества.* Тому учні налякалися і, з острахом упавши ниць,* поклонилися Владиці всіх.</w:t>
       </w:r>
     </w:p>
@@ -3779,20 +4198,26 @@
       </w:pPr>
       <w:r>
         <w:rPr>
-          <w:i/>
-          <w:color w:val="FF0000"/>
+          <w:rFonts w:ascii="Times New Roman" w:hAnsi="Times New Roman"/>
+          <w:i/>
+          <w:color w:val="FF0000"/>
+          <w:sz w:val="24"/>
         </w:rPr>
         <w:lastRenderedPageBreak/>
         <w:t>Стих:</w:t>
       </w:r>
       <w:r>
         <w:rPr>
-          <w:i/>
+          <w:rFonts w:ascii="Times New Roman" w:hAnsi="Times New Roman"/>
+          <w:i/>
+          <w:sz w:val="24"/>
         </w:rPr>
         <w:t xml:space="preserve"> </w:t>
       </w:r>
       <w:r>
         <w:rPr>
+          <w:rFonts w:ascii="Times New Roman" w:hAnsi="Times New Roman"/>
+          <w:sz w:val="24"/>
           <w:u w:val="single"/>
         </w:rPr>
         <w:t>Бо в Господа милість і відкуплення велике в нього;* він визволить Ізраїля від усього беззаконня його.</w:t>
@@ -3808,12 +4233,18 @@
       </w:pPr>
       <w:r>
         <w:rPr>
-          <w:i/>
-          <w:color w:val="FF0000"/>
+          <w:rFonts w:ascii="Times New Roman" w:hAnsi="Times New Roman"/>
+          <w:i/>
+          <w:color w:val="FF0000"/>
+          <w:sz w:val="24"/>
         </w:rPr>
         <w:t>(г. 6, подібний: Третього дня):</w:t>
       </w:r>
       <w:r>
+        <w:rPr>
+          <w:rFonts w:ascii="Times New Roman" w:hAnsi="Times New Roman"/>
+          <w:sz w:val="24"/>
+        </w:rPr>
         <w:t xml:space="preserve"> Подвиги мудрого посника* і терпіння Христового воїна* належно прославляючи, закличмо вірні до Господа:* Молитвами його, Христе Боже,* вирятуй нас від усякої біди!</w:t>
       </w:r>
     </w:p>
@@ -3828,8 +4259,10 @@
       </w:pPr>
       <w:r>
         <w:rPr>
-          <w:b/>
-          <w:color w:val="FF0000"/>
+          <w:rFonts w:ascii="Times New Roman" w:hAnsi="Times New Roman"/>
+          <w:b/>
+          <w:color w:val="FF0000"/>
+          <w:sz w:val="24"/>
         </w:rPr>
         <w:t>Псалом 116</w:t>
       </w:r>
@@ -3844,19 +4277,25 @@
       </w:pPr>
       <w:r>
         <w:rPr>
-          <w:i/>
-          <w:color w:val="FF0000"/>
+          <w:rFonts w:ascii="Times New Roman" w:hAnsi="Times New Roman"/>
+          <w:i/>
+          <w:color w:val="FF0000"/>
+          <w:sz w:val="24"/>
         </w:rPr>
         <w:t>Стих:</w:t>
       </w:r>
       <w:r>
         <w:rPr>
-          <w:i/>
+          <w:rFonts w:ascii="Times New Roman" w:hAnsi="Times New Roman"/>
+          <w:i/>
+          <w:sz w:val="24"/>
         </w:rPr>
         <w:t xml:space="preserve"> </w:t>
       </w:r>
       <w:r>
         <w:rPr>
+          <w:rFonts w:ascii="Times New Roman" w:hAnsi="Times New Roman"/>
+          <w:sz w:val="24"/>
           <w:u w:val="single"/>
         </w:rPr>
         <w:t>Хваліте Господа всі народи!* Прославляйте його всі люди!</w:t>
@@ -3871,16 +4310,26 @@
         </w:rPr>
       </w:pPr>
       <w:r>
+        <w:rPr>
+          <w:rFonts w:ascii="Times New Roman" w:hAnsi="Times New Roman"/>
+          <w:sz w:val="24"/>
+        </w:rPr>
         <w:t xml:space="preserve">Тобі, Прехоробрий, Бог дав великий мир,* після того як пройшов ти бурю негод, преподобний отче </w:t>
       </w:r>
       <w:r>
         <w:rPr>
-          <w:i/>
-          <w:color w:val="FF0000"/>
+          <w:rFonts w:ascii="Times New Roman" w:hAnsi="Times New Roman"/>
+          <w:i/>
+          <w:color w:val="FF0000"/>
+          <w:sz w:val="24"/>
         </w:rPr>
         <w:t>Дометія</w:t>
       </w:r>
       <w:r>
+        <w:rPr>
+          <w:rFonts w:ascii="Times New Roman" w:hAnsi="Times New Roman"/>
+          <w:sz w:val="24"/>
+        </w:rPr>
         <w:t>,* непереможний воїне і заступнику душ наших.</w:t>
       </w:r>
     </w:p>
@@ -3894,19 +4343,25 @@
       </w:pPr>
       <w:r>
         <w:rPr>
-          <w:i/>
-          <w:color w:val="FF0000"/>
+          <w:rFonts w:ascii="Times New Roman" w:hAnsi="Times New Roman"/>
+          <w:i/>
+          <w:color w:val="FF0000"/>
+          <w:sz w:val="24"/>
         </w:rPr>
         <w:t>Стих:</w:t>
       </w:r>
       <w:r>
         <w:rPr>
-          <w:i/>
+          <w:rFonts w:ascii="Times New Roman" w:hAnsi="Times New Roman"/>
+          <w:i/>
+          <w:sz w:val="24"/>
         </w:rPr>
         <w:t xml:space="preserve"> </w:t>
       </w:r>
       <w:r>
         <w:rPr>
+          <w:rFonts w:ascii="Times New Roman" w:hAnsi="Times New Roman"/>
+          <w:sz w:val="24"/>
           <w:u w:val="single"/>
         </w:rPr>
         <w:t>Велике бо до нас його милосердя, і вірність Господа повіки.</w:t>
@@ -3921,6 +4376,10 @@
         </w:rPr>
       </w:pPr>
       <w:r>
+        <w:rPr>
+          <w:rFonts w:ascii="Times New Roman" w:hAnsi="Times New Roman"/>
+          <w:sz w:val="24"/>
+        </w:rPr>
         <w:t>Ти постраждав як слід, мудрий Мученику, і став премудрим у Бога,* немов та храмина,* і появився ти, Богоносний, Творцеві всього,* як церковний світич і преподобних окраса.</w:t>
       </w:r>
     </w:p>
@@ -3931,21 +4390,33 @@
       </w:pPr>
       <w:r>
         <w:rPr>
-          <w:b/>
+          <w:rFonts w:ascii="Times New Roman" w:hAnsi="Times New Roman"/>
+          <w:b/>
+          <w:sz w:val="24"/>
         </w:rPr>
         <w:t>Слава: І нині</w:t>
       </w:r>
       <w:r>
+        <w:rPr>
+          <w:rFonts w:ascii="Times New Roman" w:hAnsi="Times New Roman"/>
+          <w:sz w:val="24"/>
+        </w:rPr>
         <w:t xml:space="preserve"> </w:t>
       </w:r>
       <w:r>
         <w:rPr>
-          <w:i/>
-          <w:color w:val="FF0000"/>
+          <w:rFonts w:ascii="Times New Roman" w:hAnsi="Times New Roman"/>
+          <w:i/>
+          <w:color w:val="FF0000"/>
+          <w:sz w:val="24"/>
         </w:rPr>
         <w:t>(г. 2):</w:t>
       </w:r>
       <w:r>
+        <w:rPr>
+          <w:rFonts w:ascii="Times New Roman" w:hAnsi="Times New Roman"/>
+          <w:sz w:val="24"/>
+        </w:rPr>
         <w:t xml:space="preserve"> Ти, Благий, що світлом твоїм всю землю освітлив,* преобразився на високій горі,* показавши своїм учням силу свою.* Бо ти визволяєш світ від гріхів,* тому й кличемо до тебе:* Милосердний Господи, спаси душі наші.</w:t>
       </w:r>
     </w:p>
@@ -3989,14 +4460,18 @@
       </w:pPr>
       <w:r>
         <w:rPr>
-          <w:i/>
-          <w:color w:val="FF0000"/>
+          <w:rFonts w:ascii="Times New Roman" w:hAnsi="Times New Roman"/>
+          <w:i/>
+          <w:color w:val="FF0000"/>
+          <w:sz w:val="24"/>
         </w:rPr>
         <w:t xml:space="preserve">Диякон: </w:t>
       </w:r>
       <w:r>
         <w:rPr>
-          <w:color w:val="000000"/>
+          <w:rFonts w:ascii="Times New Roman" w:hAnsi="Times New Roman"/>
+          <w:color w:val="000000"/>
+          <w:sz w:val="24"/>
         </w:rPr>
         <w:t xml:space="preserve">Господеві помолімся. </w:t>
       </w:r>
@@ -4011,23 +4486,29 @@
       </w:pPr>
       <w:r>
         <w:rPr>
-          <w:i/>
-          <w:color w:val="FF0000"/>
+          <w:rFonts w:ascii="Times New Roman" w:hAnsi="Times New Roman"/>
+          <w:i/>
+          <w:color w:val="FF0000"/>
+          <w:sz w:val="24"/>
         </w:rPr>
         <w:t xml:space="preserve">а священик мовить потиху </w:t>
       </w:r>
       <w:r>
         <w:rPr>
-          <w:b/>
-          <w:i/>
-          <w:color w:val="FF0000"/>
+          <w:rFonts w:ascii="Times New Roman" w:hAnsi="Times New Roman"/>
+          <w:b/>
+          <w:i/>
+          <w:color w:val="FF0000"/>
+          <w:sz w:val="24"/>
         </w:rPr>
         <w:t>молитву входу:</w:t>
       </w:r>
       <w:r>
         <w:rPr>
-          <w:b/>
-          <w:color w:val="000000"/>
+          <w:rFonts w:ascii="Times New Roman" w:hAnsi="Times New Roman"/>
+          <w:b/>
+          <w:color w:val="000000"/>
+          <w:sz w:val="24"/>
         </w:rPr>
         <w:t xml:space="preserve"> </w:t>
       </w:r>
@@ -4038,6 +4519,10 @@
         <w:jc w:val="both"/>
       </w:pPr>
       <w:r>
+        <w:rPr>
+          <w:rFonts w:ascii="Times New Roman" w:hAnsi="Times New Roman"/>
+          <w:sz w:val="24"/>
+        </w:rPr>
         <w:t>Добрий Людинолюбче Царю, що все благословляєш! Молимось тобі наполегливо, серцем сокрушеним і духом смиренним: Благослови наші входи і виходи, Христе, істинний Боже наш. Бо прихід твій і вознесіння, і пожиття з людьми завжди благословенне: нині і повсякчас, і на віки віків. Амінь.</w:t>
       </w:r>
     </w:p>
@@ -4051,14 +4536,18 @@
       </w:pPr>
       <w:r>
         <w:rPr>
-          <w:i/>
-          <w:color w:val="FF0000"/>
+          <w:rFonts w:ascii="Times New Roman" w:hAnsi="Times New Roman"/>
+          <w:i/>
+          <w:color w:val="FF0000"/>
+          <w:sz w:val="24"/>
         </w:rPr>
         <w:t>По молитві входу диякон, вказуючи орарем на схід, каже до священика:</w:t>
       </w:r>
       <w:r>
         <w:rPr>
-          <w:color w:val="000000"/>
+          <w:rFonts w:ascii="Times New Roman" w:hAnsi="Times New Roman"/>
+          <w:color w:val="000000"/>
+          <w:sz w:val="24"/>
         </w:rPr>
         <w:t xml:space="preserve"> Благослови, владико, святий вхід. </w:t>
       </w:r>
@@ -4074,18 +4563,26 @@
       </w:pPr>
       <w:r>
         <w:rPr>
-          <w:i/>
-          <w:color w:val="FF0000"/>
+          <w:rFonts w:ascii="Times New Roman" w:hAnsi="Times New Roman"/>
+          <w:i/>
+          <w:color w:val="FF0000"/>
+          <w:sz w:val="24"/>
         </w:rPr>
         <w:t>Священик благословляє до сходу і каже:</w:t>
       </w:r>
       <w:r>
         <w:rPr>
-          <w:color w:val="000000"/>
+          <w:rFonts w:ascii="Times New Roman" w:hAnsi="Times New Roman"/>
+          <w:color w:val="000000"/>
+          <w:sz w:val="24"/>
         </w:rPr>
         <w:t xml:space="preserve"> </w:t>
       </w:r>
       <w:r>
+        <w:rPr>
+          <w:rFonts w:ascii="Times New Roman" w:hAnsi="Times New Roman"/>
+          <w:sz w:val="24"/>
+        </w:rPr>
         <w:t>Благословенний вхід святих твоїх, нині і повсякчас і на віки віків.</w:t>
       </w:r>
     </w:p>
@@ -4095,6 +4592,10 @@
         <w:jc w:val="both"/>
       </w:pPr>
       <w:r>
+        <w:rPr>
+          <w:rFonts w:ascii="Times New Roman" w:hAnsi="Times New Roman"/>
+          <w:sz w:val="24"/>
+        </w:rPr>
         <w:t>Премудрість! Прості!</w:t>
       </w:r>
     </w:p>
@@ -4105,18 +4606,26 @@
       </w:pPr>
       <w:r>
         <w:rPr>
-          <w:i/>
-          <w:color w:val="FF0000"/>
+          <w:rFonts w:ascii="Times New Roman" w:hAnsi="Times New Roman"/>
+          <w:i/>
+          <w:color w:val="FF0000"/>
+          <w:sz w:val="24"/>
         </w:rPr>
         <w:t>Вірні:</w:t>
       </w:r>
       <w:r>
         <w:rPr>
-          <w:color w:val="FF0000"/>
+          <w:rFonts w:ascii="Times New Roman" w:hAnsi="Times New Roman"/>
+          <w:color w:val="FF0000"/>
+          <w:sz w:val="24"/>
         </w:rPr>
         <w:t xml:space="preserve"> </w:t>
       </w:r>
       <w:r>
+        <w:rPr>
+          <w:rFonts w:ascii="Times New Roman" w:hAnsi="Times New Roman"/>
+          <w:sz w:val="24"/>
+        </w:rPr>
         <w:t>Світло тихе святої слави, безсмертного Отця небесного, святого, блаженного, Ісусе Христе! Доживши до заходу сонця, бачивши світло вечірнє, славимо Отця, і Сина, і Святого Духа – Бога. Достойно є повсякчас прославляти тебе голосами побожними, Сину Божий, що життя даєш усьому світу; тому світ увесь славить тебе.</w:t>
       </w:r>
     </w:p>
@@ -4127,12 +4636,18 @@
       </w:pPr>
       <w:r>
         <w:rPr>
-          <w:i/>
-          <w:color w:val="FF0000"/>
+          <w:rFonts w:ascii="Times New Roman" w:hAnsi="Times New Roman"/>
+          <w:i/>
+          <w:color w:val="FF0000"/>
+          <w:sz w:val="24"/>
         </w:rPr>
         <w:t xml:space="preserve">Після кадження і закінчення пісні диякон, підійшовши до св. дверей і дивлячись на людей, виголошує: </w:t>
       </w:r>
       <w:r>
+        <w:rPr>
+          <w:rFonts w:ascii="Times New Roman" w:hAnsi="Times New Roman"/>
+          <w:sz w:val="24"/>
+        </w:rPr>
         <w:t>Будьмо уважні!</w:t>
       </w:r>
     </w:p>
@@ -4143,18 +4658,26 @@
       </w:pPr>
       <w:r>
         <w:rPr>
-          <w:i/>
-          <w:color w:val="FF0000"/>
+          <w:rFonts w:ascii="Times New Roman" w:hAnsi="Times New Roman"/>
+          <w:i/>
+          <w:color w:val="FF0000"/>
+          <w:sz w:val="24"/>
         </w:rPr>
         <w:t>Священик:</w:t>
       </w:r>
       <w:r>
         <w:rPr>
-          <w:color w:val="FF0000"/>
+          <w:rFonts w:ascii="Times New Roman" w:hAnsi="Times New Roman"/>
+          <w:color w:val="FF0000"/>
+          <w:sz w:val="24"/>
         </w:rPr>
         <w:t xml:space="preserve"> </w:t>
       </w:r>
       <w:r>
+        <w:rPr>
+          <w:rFonts w:ascii="Times New Roman" w:hAnsi="Times New Roman"/>
+          <w:sz w:val="24"/>
+        </w:rPr>
         <w:t>Мир всім.</w:t>
       </w:r>
     </w:p>
@@ -4164,6 +4687,10 @@
         <w:jc w:val="both"/>
       </w:pPr>
       <w:r>
+        <w:rPr>
+          <w:rFonts w:ascii="Times New Roman" w:hAnsi="Times New Roman"/>
+          <w:sz w:val="24"/>
+        </w:rPr>
         <w:t>Премудрість, будьмо уважні!</w:t>
       </w:r>
     </w:p>
@@ -4194,6 +4721,7 @@
           <w:b/>
           <w:i/>
           <w:color w:val="FF0000"/>
+          <w:sz w:val="24"/>
           <w:lang w:val="uk-UA"/>
         </w:rPr>
         <w:lastRenderedPageBreak/>
@@ -4212,8 +4740,10 @@
       </w:pPr>
       <w:r>
         <w:rPr>
-          <w:i/>
-          <w:color w:val="FF0000"/>
+          <w:rFonts w:ascii="Times New Roman" w:hAnsi="Times New Roman"/>
+          <w:i/>
+          <w:color w:val="FF0000"/>
+          <w:sz w:val="24"/>
         </w:rPr>
         <w:t>Псалом 113 (г. 7):</w:t>
       </w:r>
@@ -4224,6 +4754,10 @@
         <w:jc w:val="both"/>
       </w:pPr>
       <w:r>
+        <w:rPr>
+          <w:rFonts w:ascii="Times New Roman" w:hAnsi="Times New Roman"/>
+          <w:sz w:val="24"/>
+        </w:rPr>
         <w:t>Бог наш на небі й на землі,* все, що схотів, створив він.</w:t>
       </w:r>
     </w:p>
@@ -4237,18 +4771,26 @@
       </w:pPr>
       <w:r>
         <w:rPr>
-          <w:i/>
-          <w:color w:val="FF0000"/>
+          <w:rFonts w:ascii="Times New Roman" w:hAnsi="Times New Roman"/>
+          <w:i/>
+          <w:color w:val="FF0000"/>
+          <w:sz w:val="24"/>
         </w:rPr>
         <w:t>Стих:</w:t>
       </w:r>
       <w:r>
         <w:rPr>
-          <w:i/>
+          <w:rFonts w:ascii="Times New Roman" w:hAnsi="Times New Roman"/>
+          <w:i/>
+          <w:sz w:val="24"/>
         </w:rPr>
         <w:t xml:space="preserve"> </w:t>
       </w:r>
       <w:r>
+        <w:rPr>
+          <w:rFonts w:ascii="Times New Roman" w:hAnsi="Times New Roman"/>
+          <w:sz w:val="24"/>
+        </w:rPr>
         <w:t>Коли вийшов Ізраїль з Єгипту, дім Якова з-поміж варварів, святинею його стала Юдея.</w:t>
       </w:r>
     </w:p>
@@ -4259,18 +4801,26 @@
       </w:pPr>
       <w:r>
         <w:rPr>
-          <w:i/>
-          <w:color w:val="FF0000"/>
+          <w:rFonts w:ascii="Times New Roman" w:hAnsi="Times New Roman"/>
+          <w:i/>
+          <w:color w:val="FF0000"/>
+          <w:sz w:val="24"/>
         </w:rPr>
         <w:t>Стих:</w:t>
       </w:r>
       <w:r>
         <w:rPr>
-          <w:i/>
+          <w:rFonts w:ascii="Times New Roman" w:hAnsi="Times New Roman"/>
+          <w:i/>
+          <w:sz w:val="24"/>
         </w:rPr>
         <w:t xml:space="preserve"> </w:t>
       </w:r>
       <w:r>
+        <w:rPr>
+          <w:rFonts w:ascii="Times New Roman" w:hAnsi="Times New Roman"/>
+          <w:sz w:val="24"/>
+        </w:rPr>
         <w:t>Море побачило те й кинулось тікати, Йордан назад повернувся.</w:t>
       </w:r>
     </w:p>
@@ -4284,18 +4834,26 @@
       </w:pPr>
       <w:r>
         <w:rPr>
-          <w:i/>
-          <w:color w:val="FF0000"/>
+          <w:rFonts w:ascii="Times New Roman" w:hAnsi="Times New Roman"/>
+          <w:i/>
+          <w:color w:val="FF0000"/>
+          <w:sz w:val="24"/>
         </w:rPr>
         <w:t>Стих:</w:t>
       </w:r>
       <w:r>
         <w:rPr>
-          <w:i/>
+          <w:rFonts w:ascii="Times New Roman" w:hAnsi="Times New Roman"/>
+          <w:i/>
+          <w:sz w:val="24"/>
         </w:rPr>
         <w:t xml:space="preserve"> </w:t>
       </w:r>
       <w:r>
+        <w:rPr>
+          <w:rFonts w:ascii="Times New Roman" w:hAnsi="Times New Roman"/>
+          <w:sz w:val="24"/>
+        </w:rPr>
         <w:t>Що з тобою, море, що ти кинулось тікати, і тобі Йордане, що ти назад повернувся?</w:t>
       </w:r>
     </w:p>
@@ -4324,6 +4882,7 @@
           <w:b/>
           <w:i/>
           <w:color w:val="FF0000"/>
+          <w:sz w:val="24"/>
           <w:lang w:val="uk-UA"/>
         </w:rPr>
         <w:t>Єктенія усильного благання</w:t>
@@ -4335,6 +4894,10 @@
         <w:jc w:val="both"/>
       </w:pPr>
       <w:r>
+        <w:rPr>
+          <w:rFonts w:ascii="Times New Roman" w:hAnsi="Times New Roman"/>
+          <w:sz w:val="24"/>
+        </w:rPr>
         <w:t>Промовмо всі з усієї душі і з усієї мислі нашої, промовмо.</w:t>
       </w:r>
     </w:p>
@@ -4345,18 +4908,26 @@
       </w:pPr>
       <w:r>
         <w:rPr>
-          <w:i/>
-          <w:color w:val="FF0000"/>
+          <w:rFonts w:ascii="Times New Roman" w:hAnsi="Times New Roman"/>
+          <w:i/>
+          <w:color w:val="FF0000"/>
+          <w:sz w:val="24"/>
         </w:rPr>
         <w:t>Вірні:</w:t>
       </w:r>
       <w:r>
         <w:rPr>
-          <w:color w:val="FF0000"/>
+          <w:rFonts w:ascii="Times New Roman" w:hAnsi="Times New Roman"/>
+          <w:color w:val="FF0000"/>
+          <w:sz w:val="24"/>
         </w:rPr>
         <w:t xml:space="preserve"> </w:t>
       </w:r>
       <w:r>
+        <w:rPr>
+          <w:rFonts w:ascii="Times New Roman" w:hAnsi="Times New Roman"/>
+          <w:sz w:val="24"/>
+        </w:rPr>
         <w:t>Господи, помилуй.</w:t>
       </w:r>
     </w:p>
@@ -4366,6 +4937,10 @@
         <w:jc w:val="both"/>
       </w:pPr>
       <w:r>
+        <w:rPr>
+          <w:rFonts w:ascii="Times New Roman" w:hAnsi="Times New Roman"/>
+          <w:sz w:val="24"/>
+        </w:rPr>
         <w:t>Господи, Вседержителю, Боже отців наших, молимось тобі, вислухай і помилуй.</w:t>
       </w:r>
     </w:p>
@@ -4376,18 +4951,26 @@
       </w:pPr>
       <w:r>
         <w:rPr>
-          <w:i/>
-          <w:color w:val="FF0000"/>
+          <w:rFonts w:ascii="Times New Roman" w:hAnsi="Times New Roman"/>
+          <w:i/>
+          <w:color w:val="FF0000"/>
+          <w:sz w:val="24"/>
         </w:rPr>
         <w:t>Вірні:</w:t>
       </w:r>
       <w:r>
         <w:rPr>
-          <w:color w:val="FF0000"/>
+          <w:rFonts w:ascii="Times New Roman" w:hAnsi="Times New Roman"/>
+          <w:color w:val="FF0000"/>
+          <w:sz w:val="24"/>
         </w:rPr>
         <w:t xml:space="preserve"> </w:t>
       </w:r>
       <w:r>
+        <w:rPr>
+          <w:rFonts w:ascii="Times New Roman" w:hAnsi="Times New Roman"/>
+          <w:sz w:val="24"/>
+        </w:rPr>
         <w:t>Господи, помилуй.</w:t>
       </w:r>
     </w:p>
@@ -4897,12 +5480,18 @@
       </w:pPr>
       <w:r>
         <w:rPr>
-          <w:i/>
-          <w:color w:val="FF0000"/>
+          <w:rFonts w:ascii="Times New Roman" w:hAnsi="Times New Roman"/>
+          <w:i/>
+          <w:color w:val="FF0000"/>
+          <w:sz w:val="24"/>
         </w:rPr>
         <w:t>Вірні:</w:t>
       </w:r>
       <w:r>
+        <w:rPr>
+          <w:rFonts w:ascii="Times New Roman" w:hAnsi="Times New Roman"/>
+          <w:sz w:val="24"/>
+        </w:rPr>
         <w:t xml:space="preserve"> Амінь.</w:t>
       </w:r>
     </w:p>
@@ -4931,6 +5520,7 @@
           <w:b/>
           <w:i/>
           <w:color w:val="FF0000"/>
+          <w:sz w:val="24"/>
           <w:lang w:val="uk-UA"/>
         </w:rPr>
         <w:t>Сподоби, Господи</w:t>
@@ -4942,6 +5532,10 @@
         <w:jc w:val="both"/>
       </w:pPr>
       <w:r>
+        <w:rPr>
+          <w:rFonts w:ascii="Times New Roman" w:hAnsi="Times New Roman"/>
+          <w:sz w:val="24"/>
+        </w:rPr>
         <w:t>Сподоби, Господи, цього вечора* без гріха зберегтися нам.</w:t>
       </w:r>
     </w:p>
@@ -4951,6 +5545,10 @@
         <w:jc w:val="both"/>
       </w:pPr>
       <w:r>
+        <w:rPr>
+          <w:rFonts w:ascii="Times New Roman" w:hAnsi="Times New Roman"/>
+          <w:sz w:val="24"/>
+        </w:rPr>
         <w:t>Благословенний ти, Господи, Боже отців наших,* і хвальне і прославлене ім'я твоє навіки. Амінь.</w:t>
       </w:r>
     </w:p>
@@ -4960,6 +5558,10 @@
         <w:jc w:val="both"/>
       </w:pPr>
       <w:r>
+        <w:rPr>
+          <w:rFonts w:ascii="Times New Roman" w:hAnsi="Times New Roman"/>
+          <w:sz w:val="24"/>
+        </w:rPr>
         <w:lastRenderedPageBreak/>
         <w:t>Нехай буде, Господи, милість твоя на нас,* бо ми надіємось на тебе.</w:t>
       </w:r>
@@ -4970,6 +5572,10 @@
         <w:jc w:val="both"/>
       </w:pPr>
       <w:r>
+        <w:rPr>
+          <w:rFonts w:ascii="Times New Roman" w:hAnsi="Times New Roman"/>
+          <w:sz w:val="24"/>
+        </w:rPr>
         <w:t>Благословенний ти, Господи,* навчи мене установ твоїх.</w:t>
       </w:r>
     </w:p>
@@ -4979,6 +5585,10 @@
         <w:jc w:val="both"/>
       </w:pPr>
       <w:r>
+        <w:rPr>
+          <w:rFonts w:ascii="Times New Roman" w:hAnsi="Times New Roman"/>
+          <w:sz w:val="24"/>
+        </w:rPr>
         <w:t>Благословенний ти, Владико,* врозуми мене установами твоїми.</w:t>
       </w:r>
     </w:p>
@@ -4988,6 +5598,10 @@
         <w:jc w:val="both"/>
       </w:pPr>
       <w:r>
+        <w:rPr>
+          <w:rFonts w:ascii="Times New Roman" w:hAnsi="Times New Roman"/>
+          <w:sz w:val="24"/>
+        </w:rPr>
         <w:t>Благословенний ти, Святий,* просвіти мене установами твоїми.</w:t>
       </w:r>
     </w:p>
@@ -4997,6 +5611,10 @@
         <w:jc w:val="both"/>
       </w:pPr>
       <w:r>
+        <w:rPr>
+          <w:rFonts w:ascii="Times New Roman" w:hAnsi="Times New Roman"/>
+          <w:sz w:val="24"/>
+        </w:rPr>
         <w:t>Господи, милість твоя повіки,* не покидай діло рук твоїх.</w:t>
       </w:r>
     </w:p>
@@ -5006,6 +5624,10 @@
         <w:jc w:val="both"/>
       </w:pPr>
       <w:r>
+        <w:rPr>
+          <w:rFonts w:ascii="Times New Roman" w:hAnsi="Times New Roman"/>
+          <w:sz w:val="24"/>
+        </w:rPr>
         <w:t>Тобі належить хвала,* тобі належить пісня.</w:t>
       </w:r>
     </w:p>
@@ -5015,6 +5637,10 @@
         <w:jc w:val="both"/>
       </w:pPr>
       <w:r>
+        <w:rPr>
+          <w:rFonts w:ascii="Times New Roman" w:hAnsi="Times New Roman"/>
+          <w:sz w:val="24"/>
+        </w:rPr>
         <w:t>Тобі належить слава:* Отцю, і Сину, і Святому Духові:</w:t>
       </w:r>
     </w:p>
@@ -5024,6 +5650,10 @@
         <w:jc w:val="both"/>
       </w:pPr>
       <w:r>
+        <w:rPr>
+          <w:rFonts w:ascii="Times New Roman" w:hAnsi="Times New Roman"/>
+          <w:sz w:val="24"/>
+        </w:rPr>
         <w:t>Нині і повсякчас,* і на віки віків. Амінь.</w:t>
       </w:r>
     </w:p>
@@ -5052,6 +5682,7 @@
           <w:b/>
           <w:i/>
           <w:color w:val="FF0000"/>
+          <w:sz w:val="24"/>
           <w:lang w:val="uk-UA"/>
         </w:rPr>
         <w:t>Прохальна єктенія</w:t>
@@ -5063,6 +5694,10 @@
         <w:jc w:val="both"/>
       </w:pPr>
       <w:r>
+        <w:rPr>
+          <w:rFonts w:ascii="Times New Roman" w:hAnsi="Times New Roman"/>
+          <w:sz w:val="24"/>
+        </w:rPr>
         <w:t>Сповнім вечірню молитву нашу Господеві.</w:t>
       </w:r>
     </w:p>
@@ -5073,18 +5708,26 @@
       </w:pPr>
       <w:r>
         <w:rPr>
-          <w:i/>
-          <w:color w:val="FF0000"/>
+          <w:rFonts w:ascii="Times New Roman" w:hAnsi="Times New Roman"/>
+          <w:i/>
+          <w:color w:val="FF0000"/>
+          <w:sz w:val="24"/>
         </w:rPr>
         <w:t>Вірні:</w:t>
       </w:r>
       <w:r>
         <w:rPr>
-          <w:color w:val="FF0000"/>
+          <w:rFonts w:ascii="Times New Roman" w:hAnsi="Times New Roman"/>
+          <w:color w:val="FF0000"/>
+          <w:sz w:val="24"/>
         </w:rPr>
         <w:t xml:space="preserve"> </w:t>
       </w:r>
       <w:r>
+        <w:rPr>
+          <w:rFonts w:ascii="Times New Roman" w:hAnsi="Times New Roman"/>
+          <w:sz w:val="24"/>
+        </w:rPr>
         <w:t>Господи, помилуй.</w:t>
       </w:r>
     </w:p>
@@ -5108,18 +5751,26 @@
       </w:pPr>
       <w:r>
         <w:rPr>
-          <w:i/>
-          <w:color w:val="FF0000"/>
+          <w:rFonts w:ascii="Times New Roman" w:hAnsi="Times New Roman"/>
+          <w:i/>
+          <w:color w:val="FF0000"/>
+          <w:sz w:val="24"/>
         </w:rPr>
         <w:t>Вірні:</w:t>
       </w:r>
       <w:r>
         <w:rPr>
-          <w:color w:val="FF0000"/>
+          <w:rFonts w:ascii="Times New Roman" w:hAnsi="Times New Roman"/>
+          <w:color w:val="FF0000"/>
+          <w:sz w:val="24"/>
         </w:rPr>
         <w:t xml:space="preserve"> </w:t>
       </w:r>
       <w:r>
+        <w:rPr>
+          <w:rFonts w:ascii="Times New Roman" w:hAnsi="Times New Roman"/>
+          <w:sz w:val="24"/>
+        </w:rPr>
         <w:t>Господи, помилуй.</w:t>
       </w:r>
     </w:p>
@@ -5129,6 +5780,10 @@
         <w:jc w:val="both"/>
       </w:pPr>
       <w:r>
+        <w:rPr>
+          <w:rFonts w:ascii="Times New Roman" w:hAnsi="Times New Roman"/>
+          <w:sz w:val="24"/>
+        </w:rPr>
         <w:t>Вечора всього досконалого, святого, мирного і безгрішного у Господа просім.</w:t>
       </w:r>
     </w:p>
@@ -5677,18 +6332,26 @@
       </w:pPr>
       <w:r>
         <w:rPr>
-          <w:i/>
-          <w:color w:val="FF0000"/>
+          <w:rFonts w:ascii="Times New Roman" w:hAnsi="Times New Roman"/>
+          <w:i/>
+          <w:color w:val="FF0000"/>
+          <w:sz w:val="24"/>
         </w:rPr>
         <w:t>Вірні:</w:t>
       </w:r>
       <w:r>
         <w:rPr>
-          <w:color w:val="FF0000"/>
+          <w:rFonts w:ascii="Times New Roman" w:hAnsi="Times New Roman"/>
+          <w:color w:val="FF0000"/>
+          <w:sz w:val="24"/>
         </w:rPr>
         <w:t xml:space="preserve"> </w:t>
       </w:r>
       <w:r>
+        <w:rPr>
+          <w:rFonts w:ascii="Times New Roman" w:hAnsi="Times New Roman"/>
+          <w:sz w:val="24"/>
+        </w:rPr>
         <w:t>Амінь.</w:t>
       </w:r>
     </w:p>
@@ -5699,19 +6362,27 @@
       </w:pPr>
       <w:r>
         <w:rPr>
-          <w:i/>
-          <w:color w:val="FF0000"/>
+          <w:rFonts w:ascii="Times New Roman" w:hAnsi="Times New Roman"/>
+          <w:i/>
+          <w:color w:val="FF0000"/>
+          <w:sz w:val="24"/>
         </w:rPr>
         <w:lastRenderedPageBreak/>
         <w:t>Священик:</w:t>
       </w:r>
       <w:r>
         <w:rPr>
-          <w:color w:val="FF0000"/>
+          <w:rFonts w:ascii="Times New Roman" w:hAnsi="Times New Roman"/>
+          <w:color w:val="FF0000"/>
+          <w:sz w:val="24"/>
         </w:rPr>
         <w:t xml:space="preserve"> </w:t>
       </w:r>
       <w:r>
+        <w:rPr>
+          <w:rFonts w:ascii="Times New Roman" w:hAnsi="Times New Roman"/>
+          <w:sz w:val="24"/>
+        </w:rPr>
         <w:t>Мир всім.</w:t>
       </w:r>
     </w:p>
@@ -5722,18 +6393,26 @@
       </w:pPr>
       <w:r>
         <w:rPr>
-          <w:i/>
-          <w:color w:val="FF0000"/>
+          <w:rFonts w:ascii="Times New Roman" w:hAnsi="Times New Roman"/>
+          <w:i/>
+          <w:color w:val="FF0000"/>
+          <w:sz w:val="24"/>
         </w:rPr>
         <w:t>Вірні:</w:t>
       </w:r>
       <w:r>
         <w:rPr>
-          <w:color w:val="FF0000"/>
+          <w:rFonts w:ascii="Times New Roman" w:hAnsi="Times New Roman"/>
+          <w:color w:val="FF0000"/>
+          <w:sz w:val="24"/>
         </w:rPr>
         <w:t xml:space="preserve"> </w:t>
       </w:r>
       <w:r>
+        <w:rPr>
+          <w:rFonts w:ascii="Times New Roman" w:hAnsi="Times New Roman"/>
+          <w:sz w:val="24"/>
+        </w:rPr>
         <w:t>І духові твоєму.</w:t>
       </w:r>
     </w:p>
@@ -5743,6 +6422,10 @@
         <w:jc w:val="both"/>
       </w:pPr>
       <w:r>
+        <w:rPr>
+          <w:rFonts w:ascii="Times New Roman" w:hAnsi="Times New Roman"/>
+          <w:sz w:val="24"/>
+        </w:rPr>
         <w:t>Голови ваші перед Господом схиліть.</w:t>
       </w:r>
     </w:p>
@@ -5753,18 +6436,26 @@
       </w:pPr>
       <w:r>
         <w:rPr>
-          <w:i/>
-          <w:color w:val="FF0000"/>
+          <w:rFonts w:ascii="Times New Roman" w:hAnsi="Times New Roman"/>
+          <w:i/>
+          <w:color w:val="FF0000"/>
+          <w:sz w:val="24"/>
         </w:rPr>
         <w:t>Вірні:</w:t>
       </w:r>
       <w:r>
         <w:rPr>
-          <w:color w:val="FF0000"/>
+          <w:rFonts w:ascii="Times New Roman" w:hAnsi="Times New Roman"/>
+          <w:color w:val="FF0000"/>
+          <w:sz w:val="24"/>
         </w:rPr>
         <w:t xml:space="preserve"> </w:t>
       </w:r>
       <w:r>
+        <w:rPr>
+          <w:rFonts w:ascii="Times New Roman" w:hAnsi="Times New Roman"/>
+          <w:sz w:val="24"/>
+        </w:rPr>
         <w:t>Тобі, Господи.</w:t>
       </w:r>
     </w:p>
@@ -5775,12 +6466,18 @@
       </w:pPr>
       <w:r>
         <w:rPr>
-          <w:i/>
-          <w:color w:val="FF0000"/>
+          <w:rFonts w:ascii="Times New Roman" w:hAnsi="Times New Roman"/>
+          <w:i/>
+          <w:color w:val="FF0000"/>
+          <w:sz w:val="24"/>
         </w:rPr>
         <w:t>Священик читає молитву:</w:t>
       </w:r>
       <w:r>
+        <w:rPr>
+          <w:rFonts w:ascii="Times New Roman" w:hAnsi="Times New Roman"/>
+          <w:sz w:val="24"/>
+        </w:rPr>
         <w:t xml:space="preserve"> Господи, Боже наш, що прихилив небо і зійшов на спасіння людського роду! Зглянься на слуг твоїх і на спадкоємство твоє, бо перед тобою, страшним і чоловіколюбним Суддею, слуги твої схилили свої голови і зігнули свої шиї, не від людей очікуючи допомоги, але на твою надіючись милість і твого очікуючи спасіння; тож оберігай їх повсякчасно, і в цей вечір, і в прийдешню ніч збережи від усякого ворога, і від будь-якого зазіхання диявольського, і від думок марних, і спогадів лукавих.</w:t>
       </w:r>
     </w:p>
@@ -5822,12 +6519,18 @@
       </w:pPr>
       <w:r>
         <w:rPr>
-          <w:i/>
-          <w:color w:val="FF0000"/>
+          <w:rFonts w:ascii="Times New Roman" w:hAnsi="Times New Roman"/>
+          <w:i/>
+          <w:color w:val="FF0000"/>
+          <w:sz w:val="24"/>
         </w:rPr>
         <w:t>Вірні:</w:t>
       </w:r>
       <w:r>
+        <w:rPr>
+          <w:rFonts w:ascii="Times New Roman" w:hAnsi="Times New Roman"/>
+          <w:sz w:val="24"/>
+        </w:rPr>
         <w:t xml:space="preserve"> Амінь.</w:t>
       </w:r>
     </w:p>
@@ -5879,12 +6582,18 @@
       </w:pPr>
       <w:r>
         <w:rPr>
-          <w:i/>
-          <w:color w:val="FF0000"/>
+          <w:rFonts w:ascii="Times New Roman" w:hAnsi="Times New Roman"/>
+          <w:i/>
+          <w:color w:val="FF0000"/>
+          <w:sz w:val="24"/>
         </w:rPr>
         <w:t>(г. 6, подібний: Третього дня):</w:t>
       </w:r>
       <w:r>
+        <w:rPr>
+          <w:rFonts w:ascii="Times New Roman" w:hAnsi="Times New Roman"/>
+          <w:sz w:val="24"/>
+        </w:rPr>
         <w:t xml:space="preserve"> З-за милосердя свого, Христе, прийняв ти вигляд Адама,* першої людини,* і від Діви появився другим Адамом,* а на горі Таворській, Спасе мій, ти преобразився,* відкриваючи своє Божество.</w:t>
       </w:r>
     </w:p>
@@ -5895,16 +6604,24 @@
       </w:pPr>
       <w:r>
         <w:rPr>
-          <w:i/>
-          <w:color w:val="FF0000"/>
+          <w:rFonts w:ascii="Times New Roman" w:hAnsi="Times New Roman"/>
+          <w:i/>
+          <w:color w:val="FF0000"/>
+          <w:sz w:val="24"/>
         </w:rPr>
         <w:t>Стих:</w:t>
       </w:r>
       <w:r>
+        <w:rPr>
+          <w:rFonts w:ascii="Times New Roman" w:hAnsi="Times New Roman"/>
+          <w:sz w:val="24"/>
+        </w:rPr>
         <w:t xml:space="preserve"> </w:t>
       </w:r>
       <w:r>
         <w:rPr>
+          <w:rFonts w:ascii="Times New Roman" w:hAnsi="Times New Roman"/>
+          <w:sz w:val="24"/>
           <w:u w:val="single"/>
         </w:rPr>
         <w:t>Твої − небеса* і земля теж твоя.</w:t>
@@ -5916,6 +6633,10 @@
         <w:jc w:val="both"/>
       </w:pPr>
       <w:r>
+        <w:rPr>
+          <w:rFonts w:ascii="Times New Roman" w:hAnsi="Times New Roman"/>
+          <w:sz w:val="24"/>
+        </w:rPr>
         <w:t>Побачивши на святій горі твоє Преображення,* здивувалися найкращі представники Закону і благодаті.* З ними і ми поклоняємось тобі з Отцем і божественним Духом.</w:t>
       </w:r>
     </w:p>
@@ -5929,16 +6650,24 @@
       </w:pPr>
       <w:r>
         <w:rPr>
-          <w:i/>
-          <w:color w:val="FF0000"/>
+          <w:rFonts w:ascii="Times New Roman" w:hAnsi="Times New Roman"/>
+          <w:i/>
+          <w:color w:val="FF0000"/>
+          <w:sz w:val="24"/>
         </w:rPr>
         <w:t>Стих:</w:t>
       </w:r>
       <w:r>
+        <w:rPr>
+          <w:rFonts w:ascii="Times New Roman" w:hAnsi="Times New Roman"/>
+          <w:sz w:val="24"/>
+        </w:rPr>
         <w:t xml:space="preserve"> </w:t>
       </w:r>
       <w:r>
         <w:rPr>
+          <w:rFonts w:ascii="Times New Roman" w:hAnsi="Times New Roman"/>
+          <w:sz w:val="24"/>
           <w:u w:val="single"/>
         </w:rPr>
         <w:t>Тавор і Хермон* іменем твоїм радітимуть.</w:t>
@@ -5950,6 +6679,10 @@
         <w:jc w:val="both"/>
       </w:pPr>
       <w:r>
+        <w:rPr>
+          <w:rFonts w:ascii="Times New Roman" w:hAnsi="Times New Roman"/>
+          <w:sz w:val="24"/>
+        </w:rPr>
         <w:t>Ясно просвічується створіння* твоїм Преображенням, Христе,* що його ти, як Бог, показав своїм апостолам,* і Мойсееві та Іллі,* несказанно засяявши понад сонце.</w:t>
       </w:r>
     </w:p>
@@ -5960,21 +6693,33 @@
       </w:pPr>
       <w:r>
         <w:rPr>
-          <w:b/>
+          <w:rFonts w:ascii="Times New Roman" w:hAnsi="Times New Roman"/>
+          <w:b/>
+          <w:sz w:val="24"/>
         </w:rPr>
         <w:t>Слава і нині</w:t>
       </w:r>
       <w:r>
+        <w:rPr>
+          <w:rFonts w:ascii="Times New Roman" w:hAnsi="Times New Roman"/>
+          <w:sz w:val="24"/>
+        </w:rPr>
         <w:t xml:space="preserve"> </w:t>
       </w:r>
       <w:r>
         <w:rPr>
-          <w:i/>
-          <w:color w:val="FF0000"/>
+          <w:rFonts w:ascii="Times New Roman" w:hAnsi="Times New Roman"/>
+          <w:i/>
+          <w:color w:val="FF0000"/>
+          <w:sz w:val="24"/>
         </w:rPr>
         <w:t>(г. 5):</w:t>
       </w:r>
       <w:r>
+        <w:rPr>
+          <w:rFonts w:ascii="Times New Roman" w:hAnsi="Times New Roman"/>
+          <w:sz w:val="24"/>
+        </w:rPr>
         <w:t xml:space="preserve"> Прийдіть, вийдім на гору Господню, в дім Бога нашого,* і побачимо славу його Преображення,* славу як єдинородного від Отця!* Від світла приймімо світло* і, з душевним захопленням,* оспівуймо Тройцю Єдиносущну навіки.</w:t>
       </w:r>
     </w:p>
@@ -6003,6 +6748,7 @@
           <w:b/>
           <w:i/>
           <w:color w:val="FF0000"/>
+          <w:sz w:val="24"/>
           <w:lang w:val="uk-UA"/>
         </w:rPr>
         <w:t>Пісня Симеона</w:t>
@@ -6014,6 +6760,10 @@
         <w:jc w:val="both"/>
       </w:pPr>
       <w:r>
+        <w:rPr>
+          <w:rFonts w:ascii="Times New Roman" w:hAnsi="Times New Roman"/>
+          <w:sz w:val="24"/>
+        </w:rPr>
         <w:t>Нині відпускаєш слугу твого, Владико,* за твоїм словом у мирі.</w:t>
       </w:r>
     </w:p>
@@ -6023,6 +6773,10 @@
         <w:jc w:val="both"/>
       </w:pPr>
       <w:r>
+        <w:rPr>
+          <w:rFonts w:ascii="Times New Roman" w:hAnsi="Times New Roman"/>
+          <w:sz w:val="24"/>
+        </w:rPr>
         <w:t>Бо побачили очі мої* спасіння твоє;</w:t>
       </w:r>
     </w:p>
@@ -6032,6 +6786,10 @@
         <w:jc w:val="both"/>
       </w:pPr>
       <w:r>
+        <w:rPr>
+          <w:rFonts w:ascii="Times New Roman" w:hAnsi="Times New Roman"/>
+          <w:sz w:val="24"/>
+        </w:rPr>
         <w:t>Що приготував ти* перед усіма народами;</w:t>
       </w:r>
     </w:p>
@@ -6041,6 +6799,10 @@
         <w:jc w:val="both"/>
       </w:pPr>
       <w:r>
+        <w:rPr>
+          <w:rFonts w:ascii="Times New Roman" w:hAnsi="Times New Roman"/>
+          <w:sz w:val="24"/>
+        </w:rPr>
         <w:t>Світло на просвіту поганам,* і славу люду твого, Ізраїля.</w:t>
       </w:r>
     </w:p>
@@ -6050,12 +6812,18 @@
         <w:jc w:val="both"/>
       </w:pPr>
       <w:r>
+        <w:rPr>
+          <w:rFonts w:ascii="Times New Roman" w:hAnsi="Times New Roman"/>
+          <w:sz w:val="24"/>
+        </w:rPr>
         <w:t xml:space="preserve">Святий Боже, святий Кріпкий, святий Безсмертний, помилуй нас </w:t>
       </w:r>
       <w:r>
         <w:rPr>
-          <w:i/>
-          <w:color w:val="FF0000"/>
+          <w:rFonts w:ascii="Times New Roman" w:hAnsi="Times New Roman"/>
+          <w:i/>
+          <w:color w:val="FF0000"/>
+          <w:sz w:val="24"/>
         </w:rPr>
         <w:t>(3 р.)</w:t>
       </w:r>
@@ -6066,6 +6834,10 @@
         <w:jc w:val="both"/>
       </w:pPr>
       <w:r>
+        <w:rPr>
+          <w:rFonts w:ascii="Times New Roman" w:hAnsi="Times New Roman"/>
+          <w:sz w:val="24"/>
+        </w:rPr>
         <w:t>Слава Отцю, і Сину, і Святому Духові,* і нині і повсякчас, і на віки віків. Амінь.</w:t>
       </w:r>
     </w:p>
@@ -6075,6 +6847,10 @@
         <w:jc w:val="both"/>
       </w:pPr>
       <w:r>
+        <w:rPr>
+          <w:rFonts w:ascii="Times New Roman" w:hAnsi="Times New Roman"/>
+          <w:sz w:val="24"/>
+        </w:rPr>
         <w:lastRenderedPageBreak/>
         <w:t>Пресвята Тройце, помилуй нас;* Господи, очисти гріхи наші;* Владико, прости беззаконня наші;* Святий, завітай і зціли немочі наші імени твого ради.</w:t>
       </w:r>
@@ -6085,12 +6861,18 @@
         <w:jc w:val="both"/>
       </w:pPr>
       <w:r>
+        <w:rPr>
+          <w:rFonts w:ascii="Times New Roman" w:hAnsi="Times New Roman"/>
+          <w:sz w:val="24"/>
+        </w:rPr>
         <w:t xml:space="preserve">Господи, помилуй </w:t>
       </w:r>
       <w:r>
         <w:rPr>
-          <w:i/>
-          <w:color w:val="FF0000"/>
+          <w:rFonts w:ascii="Times New Roman" w:hAnsi="Times New Roman"/>
+          <w:i/>
+          <w:color w:val="FF0000"/>
+          <w:sz w:val="24"/>
         </w:rPr>
         <w:t>(3 р.)</w:t>
       </w:r>
@@ -6129,6 +6911,10 @@
         <w:jc w:val="both"/>
       </w:pPr>
       <w:r>
+        <w:rPr>
+          <w:rFonts w:ascii="Times New Roman" w:hAnsi="Times New Roman"/>
+          <w:sz w:val="24"/>
+        </w:rPr>
         <w:t>Отче наш, що єси на небесах,* нехай святиться ім’я твоє,* нехай прийде царство твоє,* нехай буде воля твоя, як на небі, так і на землі.* Хліб наш насущний дай нам сьогодні,* і прости нам провини наші,* як і ми прощаємо винуватцям нашим,* і не введи нас у спокусу,* але визволи нас від лукавого.</w:t>
       </w:r>
     </w:p>
@@ -6161,18 +6947,26 @@
       </w:pPr>
       <w:r>
         <w:rPr>
-          <w:i/>
-          <w:color w:val="FF0000"/>
+          <w:rFonts w:ascii="Times New Roman" w:hAnsi="Times New Roman"/>
+          <w:i/>
+          <w:color w:val="FF0000"/>
+          <w:sz w:val="24"/>
         </w:rPr>
         <w:t>Вірні:</w:t>
       </w:r>
       <w:r>
         <w:rPr>
-          <w:color w:val="FF0000"/>
+          <w:rFonts w:ascii="Times New Roman" w:hAnsi="Times New Roman"/>
+          <w:color w:val="FF0000"/>
+          <w:sz w:val="24"/>
         </w:rPr>
         <w:t xml:space="preserve"> </w:t>
       </w:r>
       <w:r>
+        <w:rPr>
+          <w:rFonts w:ascii="Times New Roman" w:hAnsi="Times New Roman"/>
+          <w:sz w:val="24"/>
+        </w:rPr>
         <w:t>Амінь.</w:t>
       </w:r>
     </w:p>
@@ -6201,6 +6995,7 @@
           <w:b/>
           <w:i/>
           <w:color w:val="FF0000"/>
+          <w:sz w:val="24"/>
           <w:lang w:val="uk-UA"/>
         </w:rPr>
         <w:t>Тропарі</w:t>
@@ -6216,18 +7011,26 @@
       </w:pPr>
       <w:r>
         <w:rPr>
-          <w:i/>
-          <w:color w:val="FF0000"/>
+          <w:rFonts w:ascii="Times New Roman" w:hAnsi="Times New Roman"/>
+          <w:i/>
+          <w:color w:val="FF0000"/>
+          <w:sz w:val="24"/>
         </w:rPr>
         <w:t>(г. 4):</w:t>
       </w:r>
       <w:r>
         <w:rPr>
-          <w:color w:val="FF0000"/>
+          <w:rFonts w:ascii="Times New Roman" w:hAnsi="Times New Roman"/>
+          <w:color w:val="FF0000"/>
+          <w:sz w:val="24"/>
         </w:rPr>
         <w:t xml:space="preserve"> </w:t>
       </w:r>
       <w:r>
+        <w:rPr>
+          <w:rFonts w:ascii="Times New Roman" w:hAnsi="Times New Roman"/>
+          <w:sz w:val="24"/>
+        </w:rPr>
         <w:t xml:space="preserve">Звершуючи на горі подвиг посту,* духовні полки ворогів зброєю хреста погубив ти, Всеблаженний,* й у страждання мужньо зодягнувся ти.* Тому й вінчався ти від Бога,* преподобномученику Дометіє, завжди пам’ятний. </w:t>
       </w:r>
     </w:p>
@@ -6242,21 +7045,33 @@
       </w:pPr>
       <w:r>
         <w:rPr>
-          <w:b/>
+          <w:rFonts w:ascii="Times New Roman" w:hAnsi="Times New Roman"/>
+          <w:b/>
+          <w:sz w:val="24"/>
         </w:rPr>
         <w:t>Слава: і нині:</w:t>
       </w:r>
       <w:r>
+        <w:rPr>
+          <w:rFonts w:ascii="Times New Roman" w:hAnsi="Times New Roman"/>
+          <w:sz w:val="24"/>
+        </w:rPr>
         <w:t xml:space="preserve"> </w:t>
       </w:r>
       <w:r>
         <w:rPr>
-          <w:i/>
-          <w:color w:val="FF0000"/>
+          <w:rFonts w:ascii="Times New Roman" w:hAnsi="Times New Roman"/>
+          <w:i/>
+          <w:color w:val="FF0000"/>
+          <w:sz w:val="24"/>
         </w:rPr>
         <w:t>(г. 7):</w:t>
       </w:r>
       <w:r>
+        <w:rPr>
+          <w:rFonts w:ascii="Times New Roman" w:hAnsi="Times New Roman"/>
+          <w:sz w:val="24"/>
+        </w:rPr>
         <w:t xml:space="preserve"> Переобразився Ти на горі, Христе Боже, * показавши ученикам Твоїм славу Твою, скільки змогли. * Нехай засіяє і нам, грішним, світло Твоє повсякчасне, * молитвами Богородиці, Світлодавче, слава Тобі. </w:t>
       </w:r>
     </w:p>
@@ -6300,6 +7115,10 @@
         <w:jc w:val="both"/>
       </w:pPr>
       <w:r>
+        <w:rPr>
+          <w:rFonts w:ascii="Times New Roman" w:hAnsi="Times New Roman"/>
+          <w:sz w:val="24"/>
+        </w:rPr>
         <w:t>Премудрість.</w:t>
       </w:r>
     </w:p>
@@ -6310,12 +7129,18 @@
       </w:pPr>
       <w:r>
         <w:rPr>
-          <w:i/>
-          <w:color w:val="FF0000"/>
+          <w:rFonts w:ascii="Times New Roman" w:hAnsi="Times New Roman"/>
+          <w:i/>
+          <w:color w:val="FF0000"/>
+          <w:sz w:val="24"/>
         </w:rPr>
         <w:t>Вірні:</w:t>
       </w:r>
       <w:r>
+        <w:rPr>
+          <w:rFonts w:ascii="Times New Roman" w:hAnsi="Times New Roman"/>
+          <w:sz w:val="24"/>
+        </w:rPr>
         <w:t xml:space="preserve"> Чеснішу від херувимів і незрівнянно славнішу від серафимів, що без зотління Бога Слово породила, сущу Богородицю, тебе величаємо.</w:t>
       </w:r>
     </w:p>
@@ -6326,18 +7151,26 @@
       </w:pPr>
       <w:r>
         <w:rPr>
-          <w:i/>
-          <w:color w:val="FF0000"/>
+          <w:rFonts w:ascii="Times New Roman" w:hAnsi="Times New Roman"/>
+          <w:i/>
+          <w:color w:val="FF0000"/>
+          <w:sz w:val="24"/>
         </w:rPr>
         <w:t>Священик:</w:t>
       </w:r>
       <w:r>
         <w:rPr>
-          <w:color w:val="FF0000"/>
+          <w:rFonts w:ascii="Times New Roman" w:hAnsi="Times New Roman"/>
+          <w:color w:val="FF0000"/>
+          <w:sz w:val="24"/>
         </w:rPr>
         <w:t xml:space="preserve"> </w:t>
       </w:r>
       <w:r>
+        <w:rPr>
+          <w:rFonts w:ascii="Times New Roman" w:hAnsi="Times New Roman"/>
+          <w:sz w:val="24"/>
+        </w:rPr>
         <w:t>Слава тобі, Христе Боже, надіє наша, слава тобі!</w:t>
       </w:r>
     </w:p>
@@ -6348,34 +7181,50 @@
       </w:pPr>
       <w:r>
         <w:rPr>
-          <w:i/>
-          <w:color w:val="FF0000"/>
+          <w:rFonts w:ascii="Times New Roman" w:hAnsi="Times New Roman"/>
+          <w:i/>
+          <w:color w:val="FF0000"/>
+          <w:sz w:val="24"/>
         </w:rPr>
         <w:t>Вірні:</w:t>
       </w:r>
       <w:r>
         <w:rPr>
-          <w:color w:val="FF0000"/>
+          <w:rFonts w:ascii="Times New Roman" w:hAnsi="Times New Roman"/>
+          <w:color w:val="FF0000"/>
+          <w:sz w:val="24"/>
         </w:rPr>
         <w:t xml:space="preserve"> </w:t>
       </w:r>
       <w:r>
+        <w:rPr>
+          <w:rFonts w:ascii="Times New Roman" w:hAnsi="Times New Roman"/>
+          <w:sz w:val="24"/>
+        </w:rPr>
         <w:t xml:space="preserve">Слава Отцю і Сину, і Святому Духові, і нині і повсякчас, і на віки віків. Амінь. Господи, помилуй </w:t>
       </w:r>
       <w:r>
         <w:rPr>
-          <w:i/>
-          <w:color w:val="FF0000"/>
+          <w:rFonts w:ascii="Times New Roman" w:hAnsi="Times New Roman"/>
+          <w:i/>
+          <w:color w:val="FF0000"/>
+          <w:sz w:val="24"/>
         </w:rPr>
         <w:t>(3 р.)</w:t>
       </w:r>
       <w:r>
         <w:rPr>
-          <w:i/>
+          <w:rFonts w:ascii="Times New Roman" w:hAnsi="Times New Roman"/>
+          <w:i/>
+          <w:sz w:val="24"/>
         </w:rPr>
         <w:t>.</w:t>
       </w:r>
       <w:r>
+        <w:rPr>
+          <w:rFonts w:ascii="Times New Roman" w:hAnsi="Times New Roman"/>
+          <w:sz w:val="24"/>
+        </w:rPr>
         <w:t xml:space="preserve"> Благослови.</w:t>
       </w:r>
     </w:p>
@@ -6386,22 +7235,34 @@
       </w:pPr>
       <w:r>
         <w:rPr>
-          <w:i/>
-          <w:color w:val="FF0000"/>
+          <w:rFonts w:ascii="Times New Roman" w:hAnsi="Times New Roman"/>
+          <w:i/>
+          <w:color w:val="FF0000"/>
+          <w:sz w:val="24"/>
         </w:rPr>
         <w:t>Священик:</w:t>
       </w:r>
       <w:r>
+        <w:rPr>
+          <w:rFonts w:ascii="Times New Roman" w:hAnsi="Times New Roman"/>
+          <w:sz w:val="24"/>
+        </w:rPr>
         <w:t xml:space="preserve"> Христос, істинний Бог наш, що на горі Таворській у славі преобразився перед своїми учнями й апостолами, спасення нашого ради, молитвами пречистої своєї Матері, святих, славних і всехвальних апостолів, Святого преподобномученика Дометія і святого </w:t>
       </w:r>
       <w:r>
         <w:rPr>
-          <w:i/>
-          <w:color w:val="FF0000"/>
+          <w:rFonts w:ascii="Times New Roman" w:hAnsi="Times New Roman"/>
+          <w:i/>
+          <w:color w:val="FF0000"/>
+          <w:sz w:val="24"/>
         </w:rPr>
         <w:t>(ім'я, якого є храм)</w:t>
       </w:r>
       <w:r>
+        <w:rPr>
+          <w:rFonts w:ascii="Times New Roman" w:hAnsi="Times New Roman"/>
+          <w:sz w:val="24"/>
+        </w:rPr>
         <w:t>, і всіх святих, помилує і спасе нас, як благий і чоловіколюбець.</w:t>
       </w:r>
     </w:p>
@@ -6412,18 +7273,26 @@
       </w:pPr>
       <w:r>
         <w:rPr>
-          <w:i/>
-          <w:color w:val="FF0000"/>
+          <w:rFonts w:ascii="Times New Roman" w:hAnsi="Times New Roman"/>
+          <w:i/>
+          <w:color w:val="FF0000"/>
+          <w:sz w:val="24"/>
         </w:rPr>
         <w:t>Вірні:</w:t>
       </w:r>
       <w:r>
         <w:rPr>
-          <w:color w:val="FF0000"/>
+          <w:rFonts w:ascii="Times New Roman" w:hAnsi="Times New Roman"/>
+          <w:color w:val="FF0000"/>
+          <w:sz w:val="24"/>
         </w:rPr>
         <w:t xml:space="preserve"> </w:t>
       </w:r>
       <w:r>
+        <w:rPr>
+          <w:rFonts w:ascii="Times New Roman" w:hAnsi="Times New Roman"/>
+          <w:sz w:val="24"/>
+        </w:rPr>
         <w:t>Амінь.</w:t>
       </w:r>
     </w:p>
@@ -6452,6 +7321,7 @@
           <w:b/>
           <w:i/>
           <w:color w:val="FF0000"/>
+          <w:sz w:val="24"/>
           <w:lang w:val="uk-UA"/>
         </w:rPr>
         <w:t>Після Вечірні</w:t>
@@ -6464,12 +7334,18 @@
       </w:pPr>
       <w:r>
         <w:rPr>
-          <w:i/>
-          <w:color w:val="FF0000"/>
+          <w:rFonts w:ascii="Times New Roman" w:hAnsi="Times New Roman"/>
+          <w:i/>
+          <w:color w:val="FF0000"/>
+          <w:sz w:val="24"/>
         </w:rPr>
         <w:t xml:space="preserve">Вірні: </w:t>
       </w:r>
       <w:r>
+        <w:rPr>
+          <w:rFonts w:ascii="Times New Roman" w:hAnsi="Times New Roman"/>
+          <w:sz w:val="24"/>
+        </w:rPr>
         <w:t>Владичице, прийми моління слуг твоїх* і визволь нас від усякої нужди і печалі.</w:t>
       </w:r>
     </w:p>
@@ -6486,7 +7362,9 @@
       </w:pPr>
       <w:r>
         <w:rPr>
-          <w:b/>
+          <w:rFonts w:ascii="Times New Roman" w:hAnsi="Times New Roman"/>
+          <w:b/>
+          <w:sz w:val="24"/>
         </w:rPr>
         <w:lastRenderedPageBreak/>
         <w:br w:type="page"/>
@@ -6511,6 +7389,7 @@
           <w:rFonts w:ascii="Times New Roman" w:hAnsi="Times New Roman" w:cs="Times New Roman"/>
           <w:b/>
           <w:color w:val="FF0000"/>
+          <w:sz w:val="24"/>
         </w:rPr>
         <w:lastRenderedPageBreak/>
         <w:t>УТРЕНЯ</w:t>
@@ -6523,18 +7402,26 @@
       </w:pPr>
       <w:r>
         <w:rPr>
-          <w:i/>
-          <w:color w:val="FF0000"/>
+          <w:rFonts w:ascii="Times New Roman" w:hAnsi="Times New Roman"/>
+          <w:i/>
+          <w:color w:val="FF0000"/>
+          <w:sz w:val="24"/>
         </w:rPr>
         <w:t>Священик</w:t>
       </w:r>
       <w:r>
         <w:rPr>
-          <w:color w:val="FF0000"/>
+          <w:rFonts w:ascii="Times New Roman" w:hAnsi="Times New Roman"/>
+          <w:color w:val="FF0000"/>
+          <w:sz w:val="24"/>
         </w:rPr>
         <w:t xml:space="preserve">: </w:t>
       </w:r>
       <w:r>
+        <w:rPr>
+          <w:rFonts w:ascii="Times New Roman" w:hAnsi="Times New Roman"/>
+          <w:sz w:val="24"/>
+        </w:rPr>
         <w:t>Слава святій, одноістотній, животворящій і нероздільній Тройці, завжди, нині і повсякчас, і на віки віків.</w:t>
       </w:r>
     </w:p>
@@ -6545,18 +7432,26 @@
       </w:pPr>
       <w:r>
         <w:rPr>
-          <w:i/>
-          <w:color w:val="FF0000"/>
+          <w:rFonts w:ascii="Times New Roman" w:hAnsi="Times New Roman"/>
+          <w:i/>
+          <w:color w:val="FF0000"/>
+          <w:sz w:val="24"/>
         </w:rPr>
         <w:t>Вірні:</w:t>
       </w:r>
       <w:r>
         <w:rPr>
-          <w:color w:val="FF0000"/>
+          <w:rFonts w:ascii="Times New Roman" w:hAnsi="Times New Roman"/>
+          <w:color w:val="FF0000"/>
+          <w:sz w:val="24"/>
         </w:rPr>
         <w:t xml:space="preserve"> </w:t>
       </w:r>
       <w:r>
+        <w:rPr>
+          <w:rFonts w:ascii="Times New Roman" w:hAnsi="Times New Roman"/>
+          <w:sz w:val="24"/>
+        </w:rPr>
         <w:t>Амінь.</w:t>
       </w:r>
     </w:p>
@@ -6566,12 +7461,18 @@
         <w:jc w:val="both"/>
       </w:pPr>
       <w:r>
+        <w:rPr>
+          <w:rFonts w:ascii="Times New Roman" w:hAnsi="Times New Roman"/>
+          <w:sz w:val="24"/>
+        </w:rPr>
         <w:t xml:space="preserve">Слава во вишніх Богу, і на землі мир,* в людях благовоління </w:t>
       </w:r>
       <w:r>
         <w:rPr>
-          <w:i/>
-          <w:color w:val="FF0000"/>
+          <w:rFonts w:ascii="Times New Roman" w:hAnsi="Times New Roman"/>
+          <w:i/>
+          <w:color w:val="FF0000"/>
+          <w:sz w:val="24"/>
         </w:rPr>
         <w:t>(3 р.)</w:t>
       </w:r>
@@ -6586,12 +7487,18 @@
         </w:rPr>
       </w:pPr>
       <w:r>
+        <w:rPr>
+          <w:rFonts w:ascii="Times New Roman" w:hAnsi="Times New Roman"/>
+          <w:sz w:val="24"/>
+        </w:rPr>
         <w:t xml:space="preserve">Господи, губи мої відкрий,* і уста мої сповістять хвалу твою </w:t>
       </w:r>
       <w:r>
         <w:rPr>
-          <w:i/>
-          <w:color w:val="FF0000"/>
+          <w:rFonts w:ascii="Times New Roman" w:hAnsi="Times New Roman"/>
+          <w:i/>
+          <w:color w:val="FF0000"/>
+          <w:sz w:val="24"/>
         </w:rPr>
         <w:t>(2 р.)</w:t>
       </w:r>
@@ -6640,16 +7547,20 @@
       </w:pPr>
       <w:r>
         <w:rPr>
-          <w:b/>
-          <w:i/>
-          <w:color w:val="FF0000"/>
+          <w:rFonts w:ascii="Times New Roman" w:hAnsi="Times New Roman"/>
+          <w:b/>
+          <w:i/>
+          <w:color w:val="FF0000"/>
+          <w:sz w:val="24"/>
         </w:rPr>
         <w:t xml:space="preserve">Псалом 3 </w:t>
       </w:r>
       <w:r>
         <w:rPr>
-          <w:i/>
-          <w:color w:val="FF0000"/>
+          <w:rFonts w:ascii="Times New Roman" w:hAnsi="Times New Roman"/>
+          <w:i/>
+          <w:color w:val="FF0000"/>
+          <w:sz w:val="24"/>
         </w:rPr>
         <w:t>(у понеділок)</w:t>
       </w:r>
@@ -6660,6 +7571,10 @@
         <w:jc w:val="both"/>
       </w:pPr>
       <w:r>
+        <w:rPr>
+          <w:rFonts w:ascii="Times New Roman" w:hAnsi="Times New Roman"/>
+          <w:sz w:val="24"/>
+        </w:rPr>
         <w:t>О Господи, як багато моїх ворогів,* багато їх повстало проти мене.</w:t>
       </w:r>
     </w:p>
@@ -6669,6 +7584,10 @@
         <w:jc w:val="both"/>
       </w:pPr>
       <w:r>
+        <w:rPr>
+          <w:rFonts w:ascii="Times New Roman" w:hAnsi="Times New Roman"/>
+          <w:sz w:val="24"/>
+        </w:rPr>
         <w:t>Багато тих, що мені кажуть:* «Нема йому спасіння в Бозі».</w:t>
       </w:r>
     </w:p>
@@ -6678,6 +7597,10 @@
         <w:jc w:val="both"/>
       </w:pPr>
       <w:r>
+        <w:rPr>
+          <w:rFonts w:ascii="Times New Roman" w:hAnsi="Times New Roman"/>
+          <w:sz w:val="24"/>
+        </w:rPr>
         <w:t>Але ти, Господи, щит мій навколо мене,* ти моя слава, підносиш голову мою вгору.</w:t>
       </w:r>
     </w:p>
@@ -6687,6 +7610,10 @@
         <w:jc w:val="both"/>
       </w:pPr>
       <w:r>
+        <w:rPr>
+          <w:rFonts w:ascii="Times New Roman" w:hAnsi="Times New Roman"/>
+          <w:sz w:val="24"/>
+        </w:rPr>
         <w:t>Я голосно візвав до Господа,* і він вислухав мене з гори святої своєї.</w:t>
       </w:r>
     </w:p>
@@ -6696,6 +7623,10 @@
         <w:jc w:val="both"/>
       </w:pPr>
       <w:r>
+        <w:rPr>
+          <w:rFonts w:ascii="Times New Roman" w:hAnsi="Times New Roman"/>
+          <w:sz w:val="24"/>
+        </w:rPr>
         <w:t>Я ліг собі й заснув, і пробудився,* бо Господь мене зберігає.</w:t>
       </w:r>
     </w:p>
@@ -6705,6 +7636,10 @@
         <w:jc w:val="both"/>
       </w:pPr>
       <w:r>
+        <w:rPr>
+          <w:rFonts w:ascii="Times New Roman" w:hAnsi="Times New Roman"/>
+          <w:sz w:val="24"/>
+        </w:rPr>
         <w:t>Я не боюся безлічі людей,* що навколо мене обсіли.</w:t>
       </w:r>
     </w:p>
@@ -6714,6 +7649,10 @@
         <w:jc w:val="both"/>
       </w:pPr>
       <w:r>
+        <w:rPr>
+          <w:rFonts w:ascii="Times New Roman" w:hAnsi="Times New Roman"/>
+          <w:sz w:val="24"/>
+        </w:rPr>
         <w:t>Воскресни, Господи, спаси мене, мій Боже!* По щелепах вдарив ти всіх ворогів моїх, розторощив зуби злих.</w:t>
       </w:r>
     </w:p>
@@ -6723,6 +7662,10 @@
         <w:jc w:val="both"/>
       </w:pPr>
       <w:r>
+        <w:rPr>
+          <w:rFonts w:ascii="Times New Roman" w:hAnsi="Times New Roman"/>
+          <w:sz w:val="24"/>
+        </w:rPr>
         <w:t>У Господа спасіння,* і на твій народ – благословення твоє.</w:t>
       </w:r>
     </w:p>
@@ -6737,24 +7680,30 @@
       </w:pPr>
       <w:r>
         <w:rPr>
-          <w:b/>
-          <w:i/>
-          <w:color w:val="FF0000"/>
+          <w:rFonts w:ascii="Times New Roman" w:hAnsi="Times New Roman"/>
+          <w:b/>
+          <w:i/>
+          <w:color w:val="FF0000"/>
+          <w:sz w:val="24"/>
         </w:rPr>
         <w:t xml:space="preserve">Псалом 37 </w:t>
       </w:r>
       <w:r>
         <w:rPr>
-          <w:i/>
-          <w:color w:val="FF0000"/>
+          <w:rFonts w:ascii="Times New Roman" w:hAnsi="Times New Roman"/>
+          <w:i/>
+          <w:color w:val="FF0000"/>
+          <w:sz w:val="24"/>
         </w:rPr>
         <w:t>(у вівторок</w:t>
       </w:r>
       <w:r>
         <w:rPr>
-          <w:b/>
-          <w:i/>
-          <w:color w:val="FF0000"/>
+          <w:rFonts w:ascii="Times New Roman" w:hAnsi="Times New Roman"/>
+          <w:b/>
+          <w:i/>
+          <w:color w:val="FF0000"/>
+          <w:sz w:val="24"/>
         </w:rPr>
         <w:t>)</w:t>
       </w:r>
@@ -6765,6 +7714,10 @@
         <w:jc w:val="both"/>
       </w:pPr>
       <w:r>
+        <w:rPr>
+          <w:rFonts w:ascii="Times New Roman" w:hAnsi="Times New Roman"/>
+          <w:sz w:val="24"/>
+        </w:rPr>
         <w:t>О Господи, не докоряй мені в твоїм гніві,* і не карай мене в твоїм обуренні.</w:t>
       </w:r>
     </w:p>
@@ -6774,6 +7727,10 @@
         <w:jc w:val="both"/>
       </w:pPr>
       <w:r>
+        <w:rPr>
+          <w:rFonts w:ascii="Times New Roman" w:hAnsi="Times New Roman"/>
+          <w:sz w:val="24"/>
+        </w:rPr>
         <w:t>Бо твої стріли мене прошили,* і рука твоя спустилася на мене.</w:t>
       </w:r>
     </w:p>
@@ -6783,6 +7740,10 @@
         <w:jc w:val="both"/>
       </w:pPr>
       <w:r>
+        <w:rPr>
+          <w:rFonts w:ascii="Times New Roman" w:hAnsi="Times New Roman"/>
+          <w:sz w:val="24"/>
+        </w:rPr>
         <w:t>Нема здорового нічого на моїм тілі з-за гніву твого;* немає цілого нічого в моїх костях із-за гріху мого.</w:t>
       </w:r>
     </w:p>
@@ -6792,6 +7753,10 @@
         <w:jc w:val="both"/>
       </w:pPr>
       <w:r>
+        <w:rPr>
+          <w:rFonts w:ascii="Times New Roman" w:hAnsi="Times New Roman"/>
+          <w:sz w:val="24"/>
+        </w:rPr>
         <w:t>Бо мої провини голову мою перевищили,* немов важкий тягар, що тяжить над мою силу.</w:t>
       </w:r>
     </w:p>
@@ -6801,6 +7766,10 @@
         <w:jc w:val="both"/>
       </w:pPr>
       <w:r>
+        <w:rPr>
+          <w:rFonts w:ascii="Times New Roman" w:hAnsi="Times New Roman"/>
+          <w:sz w:val="24"/>
+        </w:rPr>
         <w:t>Смердять, загнивши, мої рани,* задля мого нерозуму.</w:t>
       </w:r>
     </w:p>
@@ -6810,6 +7779,10 @@
         <w:jc w:val="both"/>
       </w:pPr>
       <w:r>
+        <w:rPr>
+          <w:rFonts w:ascii="Times New Roman" w:hAnsi="Times New Roman"/>
+          <w:sz w:val="24"/>
+        </w:rPr>
         <w:t>Принижений, зігнувсь я вельми,* повсякденно сумний ходжу я.</w:t>
       </w:r>
     </w:p>
@@ -6819,6 +7792,10 @@
         <w:jc w:val="both"/>
       </w:pPr>
       <w:r>
+        <w:rPr>
+          <w:rFonts w:ascii="Times New Roman" w:hAnsi="Times New Roman"/>
+          <w:sz w:val="24"/>
+        </w:rPr>
         <w:t>Бо нутро моє повне жару,* і здорового нема нічого на моїм тілі.</w:t>
       </w:r>
     </w:p>
@@ -6828,6 +7805,10 @@
         <w:jc w:val="both"/>
       </w:pPr>
       <w:r>
+        <w:rPr>
+          <w:rFonts w:ascii="Times New Roman" w:hAnsi="Times New Roman"/>
+          <w:sz w:val="24"/>
+        </w:rPr>
         <w:t>Зомлів я, розбитий понад міру,* і скиглю від стогону серця мого.</w:t>
       </w:r>
     </w:p>
@@ -6837,6 +7818,10 @@
         <w:jc w:val="both"/>
       </w:pPr>
       <w:r>
+        <w:rPr>
+          <w:rFonts w:ascii="Times New Roman" w:hAnsi="Times New Roman"/>
+          <w:sz w:val="24"/>
+        </w:rPr>
         <w:t>О Господи, перед тобою все моє бажання,* і стогін мій від тебе не скритий.</w:t>
       </w:r>
     </w:p>
@@ -6846,6 +7831,10 @@
         <w:jc w:val="both"/>
       </w:pPr>
       <w:r>
+        <w:rPr>
+          <w:rFonts w:ascii="Times New Roman" w:hAnsi="Times New Roman"/>
+          <w:sz w:val="24"/>
+        </w:rPr>
         <w:t>Серце моє розколотилось, сила мене полишила,* і навіть очей моїх світло, – і того вже нема в мене.</w:t>
       </w:r>
     </w:p>
@@ -6855,6 +7844,10 @@
         <w:jc w:val="both"/>
       </w:pPr>
       <w:r>
+        <w:rPr>
+          <w:rFonts w:ascii="Times New Roman" w:hAnsi="Times New Roman"/>
+          <w:sz w:val="24"/>
+        </w:rPr>
         <w:t>Друзі мої та приятелі далекі від моєї рани,* і родичі мої стоять оподаль.</w:t>
       </w:r>
     </w:p>
@@ -6864,6 +7857,10 @@
         <w:jc w:val="both"/>
       </w:pPr>
       <w:r>
+        <w:rPr>
+          <w:rFonts w:ascii="Times New Roman" w:hAnsi="Times New Roman"/>
+          <w:sz w:val="24"/>
+        </w:rPr>
         <w:t>І ті, що на моє життя зазіхають, тенета наставляють,* і ті, що бажають мені нещастя, говорять про погибель, увесь час міркують лукаве.</w:t>
       </w:r>
     </w:p>
@@ -6873,6 +7870,10 @@
         <w:jc w:val="both"/>
       </w:pPr>
       <w:r>
+        <w:rPr>
+          <w:rFonts w:ascii="Times New Roman" w:hAnsi="Times New Roman"/>
+          <w:sz w:val="24"/>
+        </w:rPr>
         <w:lastRenderedPageBreak/>
         <w:t>Я, немов глухий, не чую,* і як німий, що уст своїх не відкриває.</w:t>
       </w:r>
@@ -6883,6 +7884,10 @@
         <w:jc w:val="both"/>
       </w:pPr>
       <w:r>
+        <w:rPr>
+          <w:rFonts w:ascii="Times New Roman" w:hAnsi="Times New Roman"/>
+          <w:sz w:val="24"/>
+        </w:rPr>
         <w:t>Я став, немов людина, що не чує,* в устах якої одвіту немає.</w:t>
       </w:r>
     </w:p>
@@ -6892,6 +7897,10 @@
         <w:jc w:val="both"/>
       </w:pPr>
       <w:r>
+        <w:rPr>
+          <w:rFonts w:ascii="Times New Roman" w:hAnsi="Times New Roman"/>
+          <w:sz w:val="24"/>
+        </w:rPr>
         <w:t>На тебе бо, о Господи, я уповаю,* ти вислухаєш мене, Господи, мій Боже.</w:t>
       </w:r>
     </w:p>
@@ -6901,6 +7910,10 @@
         <w:jc w:val="both"/>
       </w:pPr>
       <w:r>
+        <w:rPr>
+          <w:rFonts w:ascii="Times New Roman" w:hAnsi="Times New Roman"/>
+          <w:sz w:val="24"/>
+        </w:rPr>
         <w:t>Кажу бо: Нехай не втішаються наді мною, як захитається моя нога,* нехай не несуться проти мене.</w:t>
       </w:r>
     </w:p>
@@ -6910,6 +7923,10 @@
         <w:jc w:val="both"/>
       </w:pPr>
       <w:r>
+        <w:rPr>
+          <w:rFonts w:ascii="Times New Roman" w:hAnsi="Times New Roman"/>
+          <w:sz w:val="24"/>
+        </w:rPr>
         <w:t>Я бо ось-ось уже маю впасти,* і біль мій передо мною завжди.</w:t>
       </w:r>
     </w:p>
@@ -6919,6 +7936,10 @@
         <w:jc w:val="both"/>
       </w:pPr>
       <w:r>
+        <w:rPr>
+          <w:rFonts w:ascii="Times New Roman" w:hAnsi="Times New Roman"/>
+          <w:sz w:val="24"/>
+        </w:rPr>
         <w:t>Я бо провину мою визнаю,* і гріхом моїм журюся.</w:t>
       </w:r>
     </w:p>
@@ -6928,6 +7949,10 @@
         <w:jc w:val="both"/>
       </w:pPr>
       <w:r>
+        <w:rPr>
+          <w:rFonts w:ascii="Times New Roman" w:hAnsi="Times New Roman"/>
+          <w:sz w:val="24"/>
+        </w:rPr>
         <w:t>А ті, що без причини зо мною ворогують, ростуть на силі,* чимало тих, що мене безпідставно ненавидять.</w:t>
       </w:r>
     </w:p>
@@ -6937,6 +7962,10 @@
         <w:jc w:val="both"/>
       </w:pPr>
       <w:r>
+        <w:rPr>
+          <w:rFonts w:ascii="Times New Roman" w:hAnsi="Times New Roman"/>
+          <w:sz w:val="24"/>
+        </w:rPr>
         <w:t>І ті, що злом оддячують за добро,* вони проти мене, бо я про добро дбаю.</w:t>
       </w:r>
     </w:p>
@@ -6946,6 +7975,10 @@
         <w:jc w:val="both"/>
       </w:pPr>
       <w:r>
+        <w:rPr>
+          <w:rFonts w:ascii="Times New Roman" w:hAnsi="Times New Roman"/>
+          <w:sz w:val="24"/>
+        </w:rPr>
         <w:t>Не покидай мене, о Господи,* не віддаляйся від мене, мій Боже.</w:t>
       </w:r>
     </w:p>
@@ -6955,6 +7988,10 @@
         <w:jc w:val="both"/>
       </w:pPr>
       <w:r>
+        <w:rPr>
+          <w:rFonts w:ascii="Times New Roman" w:hAnsi="Times New Roman"/>
+          <w:sz w:val="24"/>
+        </w:rPr>
         <w:t>Поспіши мені на допомогу,* Господи, моє спасіння.</w:t>
       </w:r>
     </w:p>
@@ -6968,16 +8005,20 @@
       </w:pPr>
       <w:r>
         <w:rPr>
-          <w:b/>
-          <w:i/>
-          <w:color w:val="FF0000"/>
+          <w:rFonts w:ascii="Times New Roman" w:hAnsi="Times New Roman"/>
+          <w:b/>
+          <w:i/>
+          <w:color w:val="FF0000"/>
+          <w:sz w:val="24"/>
         </w:rPr>
         <w:t xml:space="preserve">Псалом 62 </w:t>
       </w:r>
       <w:r>
         <w:rPr>
-          <w:i/>
-          <w:color w:val="FF0000"/>
+          <w:rFonts w:ascii="Times New Roman" w:hAnsi="Times New Roman"/>
+          <w:i/>
+          <w:color w:val="FF0000"/>
+          <w:sz w:val="24"/>
         </w:rPr>
         <w:t>(у середу)</w:t>
       </w:r>
@@ -6988,6 +8029,10 @@
         <w:jc w:val="both"/>
       </w:pPr>
       <w:r>
+        <w:rPr>
+          <w:rFonts w:ascii="Times New Roman" w:hAnsi="Times New Roman"/>
+          <w:sz w:val="24"/>
+        </w:rPr>
         <w:t>Боже, ти Бог мій!* Тебе шукаю пильно.</w:t>
       </w:r>
     </w:p>
@@ -6997,6 +8042,10 @@
         <w:jc w:val="both"/>
       </w:pPr>
       <w:r>
+        <w:rPr>
+          <w:rFonts w:ascii="Times New Roman" w:hAnsi="Times New Roman"/>
+          <w:sz w:val="24"/>
+        </w:rPr>
         <w:t>Тебе душа моя прагне,* тебе бажає тіло моє в землі сухій, спраглій і безводній.</w:t>
       </w:r>
     </w:p>
@@ -7006,6 +8055,10 @@
         <w:jc w:val="both"/>
       </w:pPr>
       <w:r>
+        <w:rPr>
+          <w:rFonts w:ascii="Times New Roman" w:hAnsi="Times New Roman"/>
+          <w:sz w:val="24"/>
+        </w:rPr>
         <w:t>Отак і я у святині тебе виглядаю:* побачити силу твою й твою славу.</w:t>
       </w:r>
     </w:p>
@@ -7015,6 +8068,10 @@
         <w:jc w:val="both"/>
       </w:pPr>
       <w:r>
+        <w:rPr>
+          <w:rFonts w:ascii="Times New Roman" w:hAnsi="Times New Roman"/>
+          <w:sz w:val="24"/>
+        </w:rPr>
         <w:t>Бо твоя милість ліпша від життя,* уста мої славитимуть тебе.</w:t>
       </w:r>
     </w:p>
@@ -7024,6 +8081,10 @@
         <w:jc w:val="both"/>
       </w:pPr>
       <w:r>
+        <w:rPr>
+          <w:rFonts w:ascii="Times New Roman" w:hAnsi="Times New Roman"/>
+          <w:sz w:val="24"/>
+        </w:rPr>
         <w:t>Отак буду тебе хвалити поки життя мого,* у твоїм імені здійматиму мої руки.</w:t>
       </w:r>
     </w:p>
@@ -7033,6 +8094,10 @@
         <w:jc w:val="both"/>
       </w:pPr>
       <w:r>
+        <w:rPr>
+          <w:rFonts w:ascii="Times New Roman" w:hAnsi="Times New Roman"/>
+          <w:sz w:val="24"/>
+        </w:rPr>
         <w:t>Душа моя насититься, немов туком та оливою,* уста мої веселим голосом хвалитимуть тебе.</w:t>
       </w:r>
     </w:p>
@@ -7042,6 +8107,10 @@
         <w:jc w:val="both"/>
       </w:pPr>
       <w:r>
+        <w:rPr>
+          <w:rFonts w:ascii="Times New Roman" w:hAnsi="Times New Roman"/>
+          <w:sz w:val="24"/>
+        </w:rPr>
         <w:t>Коли згадаю на моїй постелі тебе,* під час нічних чувань розмишлятиму про тебе.</w:t>
       </w:r>
     </w:p>
@@ -7051,6 +8120,10 @@
         <w:jc w:val="both"/>
       </w:pPr>
       <w:r>
+        <w:rPr>
+          <w:rFonts w:ascii="Times New Roman" w:hAnsi="Times New Roman"/>
+          <w:sz w:val="24"/>
+        </w:rPr>
         <w:t>Бо ти прийшов мені на допомогу,* і в тіні крил твоїх я ликуватиму.</w:t>
       </w:r>
     </w:p>
@@ -7060,6 +8133,10 @@
         <w:jc w:val="both"/>
       </w:pPr>
       <w:r>
+        <w:rPr>
+          <w:rFonts w:ascii="Times New Roman" w:hAnsi="Times New Roman"/>
+          <w:sz w:val="24"/>
+        </w:rPr>
         <w:t>Душа моя до тебе лине,* мене підтримує твоя правиця.</w:t>
       </w:r>
     </w:p>
@@ -7069,6 +8146,10 @@
         <w:jc w:val="both"/>
       </w:pPr>
       <w:r>
+        <w:rPr>
+          <w:rFonts w:ascii="Times New Roman" w:hAnsi="Times New Roman"/>
+          <w:sz w:val="24"/>
+        </w:rPr>
         <w:t>Ті ж, які чигають на мою душу,* зійдуть у безодні підземні.</w:t>
       </w:r>
     </w:p>
@@ -7078,6 +8159,10 @@
         <w:jc w:val="both"/>
       </w:pPr>
       <w:r>
+        <w:rPr>
+          <w:rFonts w:ascii="Times New Roman" w:hAnsi="Times New Roman"/>
+          <w:sz w:val="24"/>
+        </w:rPr>
         <w:t>Їх віддадуть мечеві на поталу,* вони шакалів здобиччю стануть.</w:t>
       </w:r>
     </w:p>
@@ -7087,6 +8172,10 @@
         <w:jc w:val="both"/>
       </w:pPr>
       <w:r>
+        <w:rPr>
+          <w:rFonts w:ascii="Times New Roman" w:hAnsi="Times New Roman"/>
+          <w:sz w:val="24"/>
+        </w:rPr>
         <w:t>А цар возвеселиться в Бозі, хвалитиметься кожен, хто ним клянеться,* уста бо тих, що неправду кажуть, будуть закриті.</w:t>
       </w:r>
     </w:p>
@@ -7102,6 +8191,10 @@
         <w:jc w:val="both"/>
       </w:pPr>
       <w:r>
+        <w:rPr>
+          <w:rFonts w:ascii="Times New Roman" w:hAnsi="Times New Roman"/>
+          <w:sz w:val="24"/>
+        </w:rPr>
         <w:t>Слава Отцю, і Сину, і Святому Духові, і нині і повсякчас, і на віки віків. Амінь.</w:t>
       </w:r>
     </w:p>
@@ -7114,12 +8207,18 @@
         <w:jc w:val="both"/>
       </w:pPr>
       <w:r>
+        <w:rPr>
+          <w:rFonts w:ascii="Times New Roman" w:hAnsi="Times New Roman"/>
+          <w:sz w:val="24"/>
+        </w:rPr>
         <w:t xml:space="preserve">Алилуя, алилуя, алилуя, слава Тобі, Боже. </w:t>
       </w:r>
       <w:r>
         <w:rPr>
-          <w:i/>
-          <w:color w:val="FF0000"/>
+          <w:rFonts w:ascii="Times New Roman" w:hAnsi="Times New Roman"/>
+          <w:i/>
+          <w:color w:val="FF0000"/>
+          <w:sz w:val="24"/>
         </w:rPr>
         <w:t>(3 р.)</w:t>
       </w:r>
@@ -7130,12 +8229,18 @@
         <w:jc w:val="both"/>
       </w:pPr>
       <w:r>
+        <w:rPr>
+          <w:rFonts w:ascii="Times New Roman" w:hAnsi="Times New Roman"/>
+          <w:sz w:val="24"/>
+        </w:rPr>
         <w:t xml:space="preserve">Господи, помилуй. </w:t>
       </w:r>
       <w:r>
         <w:rPr>
-          <w:i/>
-          <w:color w:val="FF0000"/>
+          <w:rFonts w:ascii="Times New Roman" w:hAnsi="Times New Roman"/>
+          <w:i/>
+          <w:color w:val="FF0000"/>
+          <w:sz w:val="24"/>
         </w:rPr>
         <w:t>(3 р.)</w:t>
       </w:r>
@@ -7146,6 +8251,10 @@
         <w:jc w:val="both"/>
       </w:pPr>
       <w:r>
+        <w:rPr>
+          <w:rFonts w:ascii="Times New Roman" w:hAnsi="Times New Roman"/>
+          <w:sz w:val="24"/>
+        </w:rPr>
         <w:t>Слава Отцю, і Сину, і Святому Духові, і нині і повсякчас, і на віки віків. Амінь.</w:t>
       </w:r>
     </w:p>
@@ -7169,16 +8278,20 @@
       </w:pPr>
       <w:r>
         <w:rPr>
-          <w:b/>
-          <w:i/>
-          <w:color w:val="FF0000"/>
+          <w:rFonts w:ascii="Times New Roman" w:hAnsi="Times New Roman"/>
+          <w:b/>
+          <w:i/>
+          <w:color w:val="FF0000"/>
+          <w:sz w:val="24"/>
         </w:rPr>
         <w:t xml:space="preserve">Псалом 87 </w:t>
       </w:r>
       <w:r>
         <w:rPr>
-          <w:i/>
-          <w:color w:val="FF0000"/>
+          <w:rFonts w:ascii="Times New Roman" w:hAnsi="Times New Roman"/>
+          <w:i/>
+          <w:color w:val="FF0000"/>
+          <w:sz w:val="24"/>
         </w:rPr>
         <w:t>(у четвер)</w:t>
       </w:r>
@@ -7189,6 +8302,10 @@
         <w:jc w:val="both"/>
       </w:pPr>
       <w:r>
+        <w:rPr>
+          <w:rFonts w:ascii="Times New Roman" w:hAnsi="Times New Roman"/>
+          <w:sz w:val="24"/>
+        </w:rPr>
         <w:lastRenderedPageBreak/>
         <w:t>Господи, Боже мого спасіння,* я вдень кличу, і вночі перед тобою скаржусь.</w:t>
       </w:r>
@@ -7199,6 +8316,10 @@
         <w:jc w:val="both"/>
       </w:pPr>
       <w:r>
+        <w:rPr>
+          <w:rFonts w:ascii="Times New Roman" w:hAnsi="Times New Roman"/>
+          <w:sz w:val="24"/>
+        </w:rPr>
         <w:t>Нехай прийде перед твоє обличчя моя молитва!* Прихили своє вухо до мого благання.</w:t>
       </w:r>
     </w:p>
@@ -7208,6 +8329,10 @@
         <w:jc w:val="both"/>
       </w:pPr>
       <w:r>
+        <w:rPr>
+          <w:rFonts w:ascii="Times New Roman" w:hAnsi="Times New Roman"/>
+          <w:sz w:val="24"/>
+        </w:rPr>
         <w:t>Душа бо моя наситилася горем,* і життя моє наблизилося до шеолу.</w:t>
       </w:r>
     </w:p>
@@ -7217,6 +8342,10 @@
         <w:jc w:val="both"/>
       </w:pPr>
       <w:r>
+        <w:rPr>
+          <w:rFonts w:ascii="Times New Roman" w:hAnsi="Times New Roman"/>
+          <w:sz w:val="24"/>
+        </w:rPr>
         <w:t>Мене залічено до тих, що сходять у яму.* Я став як чоловік, що допомоги не має.</w:t>
       </w:r>
     </w:p>
@@ -7226,6 +8355,10 @@
         <w:jc w:val="both"/>
       </w:pPr>
       <w:r>
+        <w:rPr>
+          <w:rFonts w:ascii="Times New Roman" w:hAnsi="Times New Roman"/>
+          <w:sz w:val="24"/>
+        </w:rPr>
         <w:t>Поміж мерцями моє ложе, немов убиті, що лежать у могилі,* що їх не згадуєш уже більше, що їх відтято від руки твоєї.</w:t>
       </w:r>
     </w:p>
@@ -7235,6 +8368,10 @@
         <w:jc w:val="both"/>
       </w:pPr>
       <w:r>
+        <w:rPr>
+          <w:rFonts w:ascii="Times New Roman" w:hAnsi="Times New Roman"/>
+          <w:sz w:val="24"/>
+        </w:rPr>
         <w:t>Поклав ти мене в глибоку яму,* у темряву та безодню.</w:t>
       </w:r>
     </w:p>
@@ -7244,6 +8381,10 @@
         <w:jc w:val="both"/>
       </w:pPr>
       <w:r>
+        <w:rPr>
+          <w:rFonts w:ascii="Times New Roman" w:hAnsi="Times New Roman"/>
+          <w:sz w:val="24"/>
+        </w:rPr>
         <w:t>Тяжить на мені твій гнів,* і всіма хвилями твоїми гнітиш мене.</w:t>
       </w:r>
     </w:p>
@@ -7253,6 +8394,10 @@
         <w:jc w:val="both"/>
       </w:pPr>
       <w:r>
+        <w:rPr>
+          <w:rFonts w:ascii="Times New Roman" w:hAnsi="Times New Roman"/>
+          <w:sz w:val="24"/>
+        </w:rPr>
         <w:t>Ти віддалив від мене моїх друзів,* зробив мене для них осоружним, мене замкнули, і я не можу вийти.</w:t>
       </w:r>
     </w:p>
@@ -7262,6 +8407,10 @@
         <w:jc w:val="both"/>
       </w:pPr>
       <w:r>
+        <w:rPr>
+          <w:rFonts w:ascii="Times New Roman" w:hAnsi="Times New Roman"/>
+          <w:sz w:val="24"/>
+        </w:rPr>
         <w:t>Очі мої знемоглися від печалі;* до тебе, Господи, щодня взиваю, до тебе простягаю мої руки.</w:t>
       </w:r>
     </w:p>
@@ -7271,6 +8420,10 @@
         <w:jc w:val="both"/>
       </w:pPr>
       <w:r>
+        <w:rPr>
+          <w:rFonts w:ascii="Times New Roman" w:hAnsi="Times New Roman"/>
+          <w:sz w:val="24"/>
+        </w:rPr>
         <w:t>Хіба для мертвих робиш чуда?* Хіба то тіні встануть, щоб тебе хвалити?</w:t>
       </w:r>
     </w:p>
@@ -7280,6 +8433,10 @@
         <w:jc w:val="both"/>
       </w:pPr>
       <w:r>
+        <w:rPr>
+          <w:rFonts w:ascii="Times New Roman" w:hAnsi="Times New Roman"/>
+          <w:sz w:val="24"/>
+        </w:rPr>
         <w:t>Хіба звіщатимуть у могилі твою милість,* у пропасті глибокій − твою вірність?</w:t>
       </w:r>
     </w:p>
@@ -7289,6 +8446,10 @@
         <w:jc w:val="both"/>
       </w:pPr>
       <w:r>
+        <w:rPr>
+          <w:rFonts w:ascii="Times New Roman" w:hAnsi="Times New Roman"/>
+          <w:sz w:val="24"/>
+        </w:rPr>
         <w:t>Хіба чуда твої в темряві будуть відомі,* і твоя ласка в землі забуття?</w:t>
       </w:r>
     </w:p>
@@ -7298,6 +8459,10 @@
         <w:jc w:val="both"/>
       </w:pPr>
       <w:r>
+        <w:rPr>
+          <w:rFonts w:ascii="Times New Roman" w:hAnsi="Times New Roman"/>
+          <w:sz w:val="24"/>
+        </w:rPr>
         <w:t>Ось чому, Господи, до тебе я взиваю,* і моя молитва вранці йде тобі назустріч.</w:t>
       </w:r>
     </w:p>
@@ -7307,6 +8472,10 @@
         <w:jc w:val="both"/>
       </w:pPr>
       <w:r>
+        <w:rPr>
+          <w:rFonts w:ascii="Times New Roman" w:hAnsi="Times New Roman"/>
+          <w:sz w:val="24"/>
+        </w:rPr>
         <w:t>Чому, Господи, відкинув ти мою душу,* чому ховаєш своє обличчя від мене?</w:t>
       </w:r>
     </w:p>
@@ -7316,6 +8485,10 @@
         <w:jc w:val="both"/>
       </w:pPr>
       <w:r>
+        <w:rPr>
+          <w:rFonts w:ascii="Times New Roman" w:hAnsi="Times New Roman"/>
+          <w:sz w:val="24"/>
+        </w:rPr>
         <w:t>Я безталанний і конаю змалку,* я перебув страх твій − і умліваю.</w:t>
       </w:r>
     </w:p>
@@ -7325,6 +8498,10 @@
         <w:jc w:val="both"/>
       </w:pPr>
       <w:r>
+        <w:rPr>
+          <w:rFonts w:ascii="Times New Roman" w:hAnsi="Times New Roman"/>
+          <w:sz w:val="24"/>
+        </w:rPr>
         <w:t>Твій палкий гнів пронісся наді мною,* твої страхіття мене погубили.</w:t>
       </w:r>
     </w:p>
@@ -7334,6 +8511,10 @@
         <w:jc w:val="both"/>
       </w:pPr>
       <w:r>
+        <w:rPr>
+          <w:rFonts w:ascii="Times New Roman" w:hAnsi="Times New Roman"/>
+          <w:sz w:val="24"/>
+        </w:rPr>
         <w:t>Увесь час вони оточують мене, мов води,* усі разом мене обступили.</w:t>
       </w:r>
     </w:p>
@@ -7343,6 +8524,10 @@
         <w:jc w:val="both"/>
       </w:pPr>
       <w:r>
+        <w:rPr>
+          <w:rFonts w:ascii="Times New Roman" w:hAnsi="Times New Roman"/>
+          <w:sz w:val="24"/>
+        </w:rPr>
         <w:t>Ти віддалив від мене товариша і друга,* а із знайомих у мене тільки темінь.</w:t>
       </w:r>
     </w:p>
@@ -7357,16 +8542,20 @@
       </w:pPr>
       <w:r>
         <w:rPr>
-          <w:b/>
-          <w:i/>
-          <w:color w:val="FF0000"/>
+          <w:rFonts w:ascii="Times New Roman" w:hAnsi="Times New Roman"/>
+          <w:b/>
+          <w:i/>
+          <w:color w:val="FF0000"/>
+          <w:sz w:val="24"/>
         </w:rPr>
         <w:t xml:space="preserve">Псалом 102 </w:t>
       </w:r>
       <w:r>
         <w:rPr>
-          <w:i/>
-          <w:color w:val="FF0000"/>
+          <w:rFonts w:ascii="Times New Roman" w:hAnsi="Times New Roman"/>
+          <w:i/>
+          <w:color w:val="FF0000"/>
+          <w:sz w:val="24"/>
         </w:rPr>
         <w:t>(у п'ятницю)</w:t>
       </w:r>
@@ -7377,6 +8566,10 @@
         <w:jc w:val="both"/>
       </w:pPr>
       <w:r>
+        <w:rPr>
+          <w:rFonts w:ascii="Times New Roman" w:hAnsi="Times New Roman"/>
+          <w:sz w:val="24"/>
+        </w:rPr>
         <w:t>Благослови, душе моя, Господа,* і все нутро моє − його святе ім'я.</w:t>
       </w:r>
     </w:p>
@@ -7386,6 +8579,10 @@
         <w:jc w:val="both"/>
       </w:pPr>
       <w:r>
+        <w:rPr>
+          <w:rFonts w:ascii="Times New Roman" w:hAnsi="Times New Roman"/>
+          <w:sz w:val="24"/>
+        </w:rPr>
         <w:t>Благослови, душе моя, Господа,* і не забувай усіх добродійств його ніколи.</w:t>
       </w:r>
     </w:p>
@@ -7395,6 +8592,10 @@
         <w:jc w:val="both"/>
       </w:pPr>
       <w:r>
+        <w:rPr>
+          <w:rFonts w:ascii="Times New Roman" w:hAnsi="Times New Roman"/>
+          <w:sz w:val="24"/>
+        </w:rPr>
         <w:t>Він прощає всі твої провини,* зціляє всі твої недуги.</w:t>
       </w:r>
     </w:p>
@@ -7404,6 +8605,10 @@
         <w:jc w:val="both"/>
       </w:pPr>
       <w:r>
+        <w:rPr>
+          <w:rFonts w:ascii="Times New Roman" w:hAnsi="Times New Roman"/>
+          <w:sz w:val="24"/>
+        </w:rPr>
         <w:t>Він визволяє життя твоє від ями,* вінчає тебе ласкою і милосердям.</w:t>
       </w:r>
     </w:p>
@@ -7413,6 +8618,10 @@
         <w:jc w:val="both"/>
       </w:pPr>
       <w:r>
+        <w:rPr>
+          <w:rFonts w:ascii="Times New Roman" w:hAnsi="Times New Roman"/>
+          <w:sz w:val="24"/>
+        </w:rPr>
         <w:t>Він насичує твій похилий вік добром,* і оновляється, як орел, твоя юність.</w:t>
       </w:r>
     </w:p>
@@ -7422,6 +8631,10 @@
         <w:jc w:val="both"/>
       </w:pPr>
       <w:r>
+        <w:rPr>
+          <w:rFonts w:ascii="Times New Roman" w:hAnsi="Times New Roman"/>
+          <w:sz w:val="24"/>
+        </w:rPr>
         <w:t>Господь творить правосуддя,* і суд усім прибитим.</w:t>
       </w:r>
     </w:p>
@@ -7431,6 +8644,10 @@
         <w:jc w:val="both"/>
       </w:pPr>
       <w:r>
+        <w:rPr>
+          <w:rFonts w:ascii="Times New Roman" w:hAnsi="Times New Roman"/>
+          <w:sz w:val="24"/>
+        </w:rPr>
         <w:t>Він показав Мойсеєві свої дороги,* синам Ізраїля діла свої.</w:t>
       </w:r>
     </w:p>
@@ -7440,6 +8657,10 @@
         <w:jc w:val="both"/>
       </w:pPr>
       <w:r>
+        <w:rPr>
+          <w:rFonts w:ascii="Times New Roman" w:hAnsi="Times New Roman"/>
+          <w:sz w:val="24"/>
+        </w:rPr>
         <w:t>Милосердний Господь і добрий,* повільний до гніву й вельми милостивий.</w:t>
       </w:r>
     </w:p>
@@ -7449,6 +8670,10 @@
         <w:jc w:val="both"/>
       </w:pPr>
       <w:r>
+        <w:rPr>
+          <w:rFonts w:ascii="Times New Roman" w:hAnsi="Times New Roman"/>
+          <w:sz w:val="24"/>
+        </w:rPr>
         <w:t>Не буде вічно він обурюватися,* і не буде гніватись повіки.</w:t>
       </w:r>
     </w:p>
@@ -7458,6 +8683,10 @@
         <w:jc w:val="both"/>
       </w:pPr>
       <w:r>
+        <w:rPr>
+          <w:rFonts w:ascii="Times New Roman" w:hAnsi="Times New Roman"/>
+          <w:sz w:val="24"/>
+        </w:rPr>
         <w:t>Не за гріхами нашими учинив він із нами,* і не за провинами нашими відплатив він нам.</w:t>
       </w:r>
     </w:p>
@@ -7467,6 +8696,10 @@
         <w:jc w:val="both"/>
       </w:pPr>
       <w:r>
+        <w:rPr>
+          <w:rFonts w:ascii="Times New Roman" w:hAnsi="Times New Roman"/>
+          <w:sz w:val="24"/>
+        </w:rPr>
         <w:t>Бо як високо небо над землею,* така велика його милість над тими, що його бояться.</w:t>
       </w:r>
     </w:p>
@@ -7480,7 +8713,9 @@
       </w:pPr>
       <w:r>
         <w:rPr>
+          <w:rFonts w:ascii="Times New Roman" w:hAnsi="Times New Roman"/>
           <w:iCs/>
+          <w:sz w:val="24"/>
         </w:rPr>
         <w:lastRenderedPageBreak/>
         <w:t>Як далеко схід від заходу, так віддалив він від нас злочинства наші.</w:t>
@@ -7493,7 +8728,9 @@
       </w:pPr>
       <w:r>
         <w:rPr>
+          <w:rFonts w:ascii="Times New Roman" w:hAnsi="Times New Roman"/>
           <w:iCs/>
+          <w:sz w:val="24"/>
         </w:rPr>
         <w:t>Як батько милосердиться над синами, так милосердиться Господь над тими, що його бояться.</w:t>
       </w:r>
@@ -7504,6 +8741,10 @@
         <w:jc w:val="both"/>
       </w:pPr>
       <w:r>
+        <w:rPr>
+          <w:rFonts w:ascii="Times New Roman" w:hAnsi="Times New Roman"/>
+          <w:sz w:val="24"/>
+        </w:rPr>
         <w:t>Він знає з чого ми зліплені,* він пам'ятає, що ми порох.</w:t>
       </w:r>
     </w:p>
@@ -7513,6 +8754,10 @@
         <w:jc w:val="both"/>
       </w:pPr>
       <w:r>
+        <w:rPr>
+          <w:rFonts w:ascii="Times New Roman" w:hAnsi="Times New Roman"/>
+          <w:sz w:val="24"/>
+        </w:rPr>
         <w:t>Чоловік бо – дні його, немов билина,* квітне, і мов квітка в полі.</w:t>
       </w:r>
     </w:p>
@@ -7522,6 +8767,10 @@
         <w:jc w:val="both"/>
       </w:pPr>
       <w:r>
+        <w:rPr>
+          <w:rFonts w:ascii="Times New Roman" w:hAnsi="Times New Roman"/>
+          <w:sz w:val="24"/>
+        </w:rPr>
         <w:t>Потягне над ним вітер, і його немає,* і місце, де він був, його не впізнає вже більше.</w:t>
       </w:r>
     </w:p>
@@ -7531,6 +8780,10 @@
         <w:jc w:val="both"/>
       </w:pPr>
       <w:r>
+        <w:rPr>
+          <w:rFonts w:ascii="Times New Roman" w:hAnsi="Times New Roman"/>
+          <w:sz w:val="24"/>
+        </w:rPr>
         <w:t>Милість же Господня від віку й до віку* над тими, що його бояться.</w:t>
       </w:r>
     </w:p>
@@ -7540,6 +8793,10 @@
         <w:jc w:val="both"/>
       </w:pPr>
       <w:r>
+        <w:rPr>
+          <w:rFonts w:ascii="Times New Roman" w:hAnsi="Times New Roman"/>
+          <w:sz w:val="24"/>
+        </w:rPr>
         <w:t>І справедливість його над дітьми дітей тих,* що бережуть його союз і про заповіді його пам’ятають, щоб їх виконувати.</w:t>
       </w:r>
     </w:p>
@@ -7549,6 +8806,10 @@
         <w:jc w:val="both"/>
       </w:pPr>
       <w:r>
+        <w:rPr>
+          <w:rFonts w:ascii="Times New Roman" w:hAnsi="Times New Roman"/>
+          <w:sz w:val="24"/>
+        </w:rPr>
         <w:t>Господь на небі утвердив престол свій,* і царство його всім володіє.</w:t>
       </w:r>
     </w:p>
@@ -7558,6 +8819,10 @@
         <w:jc w:val="both"/>
       </w:pPr>
       <w:r>
+        <w:rPr>
+          <w:rFonts w:ascii="Times New Roman" w:hAnsi="Times New Roman"/>
+          <w:sz w:val="24"/>
+        </w:rPr>
         <w:t>Благословіте Господа, всі ангели його,* могутні силою, ви, що виконуєте його слово, – покірні голосові його слова.</w:t>
       </w:r>
     </w:p>
@@ -7567,6 +8832,10 @@
         <w:jc w:val="both"/>
       </w:pPr>
       <w:r>
+        <w:rPr>
+          <w:rFonts w:ascii="Times New Roman" w:hAnsi="Times New Roman"/>
+          <w:sz w:val="24"/>
+        </w:rPr>
         <w:t>Благословіте Господа, всі його небесні сили,* слуги його, що чините його волю.</w:t>
       </w:r>
     </w:p>
@@ -7576,6 +8845,10 @@
         <w:jc w:val="both"/>
       </w:pPr>
       <w:r>
+        <w:rPr>
+          <w:rFonts w:ascii="Times New Roman" w:hAnsi="Times New Roman"/>
+          <w:sz w:val="24"/>
+        </w:rPr>
         <w:t>Благословіте Господа, усі його твори, по всіх місцях його правління.* Благослови, душе моя, Господа!</w:t>
       </w:r>
     </w:p>
@@ -7590,16 +8863,20 @@
       </w:pPr>
       <w:r>
         <w:rPr>
-          <w:b/>
-          <w:i/>
-          <w:color w:val="FF0000"/>
+          <w:rFonts w:ascii="Times New Roman" w:hAnsi="Times New Roman"/>
+          <w:b/>
+          <w:i/>
+          <w:color w:val="FF0000"/>
+          <w:sz w:val="24"/>
         </w:rPr>
         <w:t xml:space="preserve">Псалом 142 </w:t>
       </w:r>
       <w:r>
         <w:rPr>
-          <w:i/>
-          <w:color w:val="FF0000"/>
+          <w:rFonts w:ascii="Times New Roman" w:hAnsi="Times New Roman"/>
+          <w:i/>
+          <w:color w:val="FF0000"/>
+          <w:sz w:val="24"/>
         </w:rPr>
         <w:t>(у суботу й неділю)</w:t>
       </w:r>
@@ -7610,6 +8887,10 @@
         <w:jc w:val="both"/>
       </w:pPr>
       <w:r>
+        <w:rPr>
+          <w:rFonts w:ascii="Times New Roman" w:hAnsi="Times New Roman"/>
+          <w:sz w:val="24"/>
+        </w:rPr>
         <w:t>О Господи, почуй мою молитву,* у твоїй вірності нахили вухо своє до мольби моєї; вислухай мене в твоїй правді.</w:t>
       </w:r>
     </w:p>
@@ -7619,6 +8900,10 @@
         <w:jc w:val="both"/>
       </w:pPr>
       <w:r>
+        <w:rPr>
+          <w:rFonts w:ascii="Times New Roman" w:hAnsi="Times New Roman"/>
+          <w:sz w:val="24"/>
+        </w:rPr>
         <w:t>І не входь у суд із твоїм слугою,* бо ніхто з живих не виправдається перед тобою.</w:t>
       </w:r>
     </w:p>
@@ -7628,6 +8913,10 @@
         <w:jc w:val="both"/>
       </w:pPr>
       <w:r>
+        <w:rPr>
+          <w:rFonts w:ascii="Times New Roman" w:hAnsi="Times New Roman"/>
+          <w:sz w:val="24"/>
+        </w:rPr>
         <w:t>Бо мою душу гонить ворог, життя моє топче в Землю,* він оселює мене в пітьмі, як давно померлих.</w:t>
       </w:r>
     </w:p>
@@ -7637,6 +8926,10 @@
         <w:jc w:val="both"/>
       </w:pPr>
       <w:r>
+        <w:rPr>
+          <w:rFonts w:ascii="Times New Roman" w:hAnsi="Times New Roman"/>
+          <w:sz w:val="24"/>
+        </w:rPr>
         <w:t>Дух мій тривожиться в мені* і серце моє жахається в мені всередині.</w:t>
       </w:r>
     </w:p>
@@ -7646,6 +8939,10 @@
         <w:jc w:val="both"/>
       </w:pPr>
       <w:r>
+        <w:rPr>
+          <w:rFonts w:ascii="Times New Roman" w:hAnsi="Times New Roman"/>
+          <w:sz w:val="24"/>
+        </w:rPr>
         <w:t>Я згадую дні давні,* роздумую над усіма вчинками твоїми і над ділами рук твоїх міркую.</w:t>
       </w:r>
     </w:p>
@@ -7655,6 +8952,10 @@
         <w:jc w:val="both"/>
       </w:pPr>
       <w:r>
+        <w:rPr>
+          <w:rFonts w:ascii="Times New Roman" w:hAnsi="Times New Roman"/>
+          <w:sz w:val="24"/>
+        </w:rPr>
         <w:t>До тебе простягаю мої руки;* моя душа, мов спрагла земля, тебе жадає.</w:t>
       </w:r>
     </w:p>
@@ -7664,6 +8965,10 @@
         <w:jc w:val="both"/>
       </w:pPr>
       <w:r>
+        <w:rPr>
+          <w:rFonts w:ascii="Times New Roman" w:hAnsi="Times New Roman"/>
+          <w:sz w:val="24"/>
+        </w:rPr>
         <w:t>Вислухай мене скоро, Господи, бо знемагає дух мій.* Не крий твого обличчя від мене, щоб я не став, як ті, що сходять у яму.</w:t>
       </w:r>
     </w:p>
@@ -7673,6 +8978,10 @@
         <w:jc w:val="both"/>
       </w:pPr>
       <w:r>
+        <w:rPr>
+          <w:rFonts w:ascii="Times New Roman" w:hAnsi="Times New Roman"/>
+          <w:sz w:val="24"/>
+        </w:rPr>
         <w:t>Дай мені вранці відчути твою милість, бо я на тебе покладаюсь.* Вкажи мені дорогу, якою слід мені ходити, бо до тебе я підношу мою душу.</w:t>
       </w:r>
     </w:p>
@@ -7682,6 +8991,10 @@
         <w:jc w:val="both"/>
       </w:pPr>
       <w:r>
+        <w:rPr>
+          <w:rFonts w:ascii="Times New Roman" w:hAnsi="Times New Roman"/>
+          <w:sz w:val="24"/>
+        </w:rPr>
         <w:t>Спаси мене, Господи, від ворогів моїх* – бо до тебе прибігаю.</w:t>
       </w:r>
     </w:p>
@@ -7691,6 +9004,10 @@
         <w:jc w:val="both"/>
       </w:pPr>
       <w:r>
+        <w:rPr>
+          <w:rFonts w:ascii="Times New Roman" w:hAnsi="Times New Roman"/>
+          <w:sz w:val="24"/>
+        </w:rPr>
         <w:t>Навчи мене творити твою волю, бо ти Бог мій.* Нехай твій добрий дух веде мене по рівній землі.</w:t>
       </w:r>
     </w:p>
@@ -7700,6 +9017,10 @@
         <w:jc w:val="both"/>
       </w:pPr>
       <w:r>
+        <w:rPr>
+          <w:rFonts w:ascii="Times New Roman" w:hAnsi="Times New Roman"/>
+          <w:sz w:val="24"/>
+        </w:rPr>
         <w:t>Живи мене, о Господи, імени твого ради,* у справедливості твоїй виведи з скорботи мою душу.</w:t>
       </w:r>
     </w:p>
@@ -7709,6 +9030,10 @@
         <w:jc w:val="both"/>
       </w:pPr>
       <w:r>
+        <w:rPr>
+          <w:rFonts w:ascii="Times New Roman" w:hAnsi="Times New Roman"/>
+          <w:sz w:val="24"/>
+        </w:rPr>
         <w:t>І в гніві твоєму знищ моїх супротивників.* І вигуби всіх гнобителів душі моєї, бо я твій слуга.</w:t>
       </w:r>
     </w:p>
@@ -7718,6 +9043,10 @@
         <w:jc w:val="both"/>
       </w:pPr>
       <w:r>
+        <w:rPr>
+          <w:rFonts w:ascii="Times New Roman" w:hAnsi="Times New Roman"/>
+          <w:sz w:val="24"/>
+        </w:rPr>
         <w:t xml:space="preserve">Слава Отцю, і Сину, і Святому Духові: І нині і повсякчас, і на віки віків. Амінь. </w:t>
       </w:r>
     </w:p>
@@ -7730,13 +9059,19 @@
         </w:rPr>
       </w:pPr>
       <w:r>
+        <w:rPr>
+          <w:rFonts w:ascii="Times New Roman" w:hAnsi="Times New Roman"/>
+          <w:sz w:val="24"/>
+        </w:rPr>
         <w:lastRenderedPageBreak/>
         <w:t xml:space="preserve">Алилуя, алилуя, алилуя: Слава тобі, Боже! </w:t>
       </w:r>
       <w:r>
         <w:rPr>
-          <w:i/>
-          <w:color w:val="FF0000"/>
+          <w:rFonts w:ascii="Times New Roman" w:hAnsi="Times New Roman"/>
+          <w:i/>
+          <w:color w:val="FF0000"/>
+          <w:sz w:val="24"/>
         </w:rPr>
         <w:t>(3 р.)</w:t>
       </w:r>
@@ -7770,6 +9105,7 @@
           <w:b/>
           <w:i/>
           <w:color w:val="FF0000"/>
+          <w:sz w:val="24"/>
           <w:lang w:val="uk-UA"/>
         </w:rPr>
         <w:t>Утренні молитви</w:t>
@@ -7786,8 +9122,10 @@
       </w:pPr>
       <w:r>
         <w:rPr>
-          <w:i/>
-          <w:color w:val="FF0000"/>
+          <w:rFonts w:ascii="Times New Roman" w:hAnsi="Times New Roman"/>
+          <w:i/>
+          <w:color w:val="FF0000"/>
+          <w:sz w:val="24"/>
         </w:rPr>
         <w:t>Під час рецитування псалмів, священик читає потиху перед св. дверми оці молитви:</w:t>
       </w:r>
@@ -7802,13 +9140,17 @@
       </w:pPr>
       <w:r>
         <w:rPr>
-          <w:color w:val="FF0000"/>
+          <w:rFonts w:ascii="Times New Roman" w:hAnsi="Times New Roman"/>
+          <w:color w:val="FF0000"/>
+          <w:sz w:val="24"/>
         </w:rPr>
         <w:t>1. </w:t>
       </w:r>
       <w:r>
         <w:rPr>
-          <w:color w:val="000000"/>
+          <w:rFonts w:ascii="Times New Roman" w:hAnsi="Times New Roman"/>
+          <w:color w:val="000000"/>
+          <w:sz w:val="24"/>
         </w:rPr>
         <w:t>Дякуємо тобі, Господи, Боже наш, що підняв нас із постелі нашої і вклав в уста наші слово хвали, щоб поклонятися і призивати ім'я твоє святе. Ми умоляємо твоє милосердя, яке ти завжди виявляв у нашому житті. Пошли поміч свою людям, що стоять перед лицем святої слави твоєї і дожидають від тебе багатої милости; і дай нам, що зо страхом і любов'ю завжди тобі служимо, хвалити несказанну твою доброту. Бо тобі належить усяка слава, честь і поклоніння: Отцю, і Сину, і Святому Духові, нині і повсякчас, і на віки віків. Амінь.</w:t>
       </w:r>
@@ -7823,13 +9165,17 @@
       </w:pPr>
       <w:r>
         <w:rPr>
-          <w:color w:val="FF0000"/>
+          <w:rFonts w:ascii="Times New Roman" w:hAnsi="Times New Roman"/>
+          <w:color w:val="FF0000"/>
+          <w:sz w:val="24"/>
         </w:rPr>
         <w:t>2. </w:t>
       </w:r>
       <w:r>
         <w:rPr>
-          <w:color w:val="000000"/>
+          <w:rFonts w:ascii="Times New Roman" w:hAnsi="Times New Roman"/>
+          <w:color w:val="000000"/>
+          <w:sz w:val="24"/>
         </w:rPr>
         <w:t>Від ночі лине дух наш до тебе, Боже, бо світлом є повеління твої на землі. Навчи нас у страсі твоєму виконувати правду й добро, бо тебе славимо як правдивого Бога нашого. Прихили вухо своє і вислухай нас, і пом'яни, Господи, тих, що є та що моляться з нами, всіх по імені, і спаси їх силою твоєю. Благослови людей твоїх і освяти спадкоємство твоє: мир світові твоєму даруй, церквам твоїм, священикам, владі, і всім людям. Хай благословиться і прославляється всечесне і величне ім'я твоє, Отця, і Сина, і Святого Духа, нині і повсякчас, і на віки віків. Амінь.</w:t>
       </w:r>
@@ -7844,13 +9190,17 @@
       </w:pPr>
       <w:r>
         <w:rPr>
-          <w:color w:val="FF0000"/>
+          <w:rFonts w:ascii="Times New Roman" w:hAnsi="Times New Roman"/>
+          <w:color w:val="FF0000"/>
+          <w:sz w:val="24"/>
         </w:rPr>
         <w:t>3.</w:t>
       </w:r>
       <w:r>
         <w:rPr>
-          <w:color w:val="000000"/>
+          <w:rFonts w:ascii="Times New Roman" w:hAnsi="Times New Roman"/>
+          <w:color w:val="000000"/>
+          <w:sz w:val="24"/>
         </w:rPr>
         <w:t> Від ночі лине дух наш до тебе, Боже, бо світлом є повеління твої. Навчи нас, Боже, правди твоєї, заповідей твоїх і виправдань твоїх. Просвіти наші духовні очі, щоб ми не заснули в гріхах на смерть. Віджени всяку мряку від сердець наших, даруй нам сонце правди і охорони життя наше знаменням і печаттю Святого твого Духа. Направ стопи наші на шлях мирний, дай нам бачити ранішній день у радості, щоб ми тобі засилали ранішні молитви, бо твоє є володіння і твоє є царство і сила, і слава Отця, і Сина, і Святого Духа, нині і повсякчас, і на віки віків. Амінь.</w:t>
       </w:r>
@@ -7865,13 +9215,17 @@
       </w:pPr>
       <w:r>
         <w:rPr>
-          <w:color w:val="FF0000"/>
+          <w:rFonts w:ascii="Times New Roman" w:hAnsi="Times New Roman"/>
+          <w:color w:val="FF0000"/>
+          <w:sz w:val="24"/>
         </w:rPr>
         <w:t>4.</w:t>
       </w:r>
       <w:r>
         <w:rPr>
-          <w:color w:val="000000"/>
+          <w:rFonts w:ascii="Times New Roman" w:hAnsi="Times New Roman"/>
+          <w:color w:val="000000"/>
+          <w:sz w:val="24"/>
         </w:rPr>
         <w:t> Владико, Боже святий і неосяжний, що казав із темряви світлові засіяти, що заспокоїв нас у нічному сні й підвів до величання і моління твоєї доброти! Ти, що даєш себе умолити задля свого милосердя, прийми і нині нас, що поклоняємося тобі й по силі дякуємо тобі; і даруй нам те, чого просимо задля спасіння. Вчини нас синами світла і дня та спадкоємцями вічних твоїх дібр. Пом'яни, Господи, за багатством ласк твоїх усіх людей, що є і моляться з нами, і всю братію нашу на землі й на морі, і на всякому місці володіння твого, що потребують твоєї любови й помочі. Усім вияви велику твою милість, щоб спасенні, як душею так і тілом, завжди перебували й відважно славили чудне й благословенне ім'я твоє, бо ти Бог милости і ласк, і любови, і тобі славу віддаємо: Отцю, і Сину, і Святому Духові, нині і повсякчас, і на віки віків. Амінь.</w:t>
       </w:r>
@@ -7886,13 +9240,17 @@
       </w:pPr>
       <w:r>
         <w:rPr>
-          <w:color w:val="FF0000"/>
+          <w:rFonts w:ascii="Times New Roman" w:hAnsi="Times New Roman"/>
+          <w:color w:val="FF0000"/>
+          <w:sz w:val="24"/>
         </w:rPr>
         <w:t>5.</w:t>
       </w:r>
       <w:r>
         <w:rPr>
-          <w:color w:val="000000"/>
+          <w:rFonts w:ascii="Times New Roman" w:hAnsi="Times New Roman"/>
+          <w:color w:val="000000"/>
+          <w:sz w:val="24"/>
         </w:rPr>
         <w:t> Скарбе добра, джерело невисихаюче, Отче святий, чудотворче всесильний і вседержителю! Усі тобі поклоняємося і тобі молимося та твої милості і твої ласки призиваємо на поміч і на заступництво нашій смиренності. Пом'яни, Господи, слуг твоїх, прийми від усіх нас ранішні моління, як кадило перед тобою; ні одного з нас не вчини нездатним, але всіх нас зберігай ласками твоїми. Пом'яни, Господи, тих, що чувають і співають на славу твою і єдинородного твого Сина і Бога нашого, і Святого твого Духа. Будь їм помічником і заступником; прийми їх молитви на наднебесний і духовний твій жертовник, бо ти Бог наш, і Тобі славу віддаємо: Отцю, і Сину, і Святому Духові, нині і повсякчас, і на віки віків. Амінь.</w:t>
       </w:r>
@@ -7907,14 +9265,18 @@
       </w:pPr>
       <w:r>
         <w:rPr>
-          <w:color w:val="FF0000"/>
+          <w:rFonts w:ascii="Times New Roman" w:hAnsi="Times New Roman"/>
+          <w:color w:val="FF0000"/>
+          <w:sz w:val="24"/>
         </w:rPr>
         <w:lastRenderedPageBreak/>
         <w:t>6. </w:t>
       </w:r>
       <w:r>
         <w:rPr>
-          <w:color w:val="000000"/>
+          <w:rFonts w:ascii="Times New Roman" w:hAnsi="Times New Roman"/>
+          <w:color w:val="000000"/>
+          <w:sz w:val="24"/>
         </w:rPr>
         <w:t>Дякуємо тобі, Господи, Боже спасіння нашого, бо ти все робиш для добра життя нашого, щоб ми завжди на тебе споглядали, Спасителю й Доброчинцю душ наших. Бо ти дав спокій нам у час минулої ночі й підвів нас, щоб ми поклонялися величному імені твоєму. Тому молимо тебе, Господи: Дай нам ласку й силу, щоб ми стали гідними співати тобі розумно й молитися безупинно та в страсі і тремтінні над нашим спасінням працювали, при заступництві Христа твого. Пом'яни, Господи, і тих, що вночі до тебе кличуть. Вислухай їх і помилуй, і круши під ноги їх невидимих і войовничих ворогів. Бо ти Цар миру і Спас душ наших, і тобі славу віддаємо: Отцю і Сину, і Святому Духові, нині і повсякчас, і на віки віків. Амінь.</w:t>
       </w:r>
@@ -7929,13 +9291,17 @@
       </w:pPr>
       <w:r>
         <w:rPr>
-          <w:color w:val="FF0000"/>
+          <w:rFonts w:ascii="Times New Roman" w:hAnsi="Times New Roman"/>
+          <w:color w:val="FF0000"/>
+          <w:sz w:val="24"/>
         </w:rPr>
         <w:t>7.</w:t>
       </w:r>
       <w:r>
         <w:rPr>
-          <w:color w:val="000000"/>
+          <w:rFonts w:ascii="Times New Roman" w:hAnsi="Times New Roman"/>
+          <w:color w:val="000000"/>
+          <w:sz w:val="24"/>
         </w:rPr>
         <w:t> Боже й Отче Господа нашого Ісуса Христа! Ти підніс нас з постелі нашої і зібрав на годину молитви. Дай нам ласку відкрити уста наші і прийми наші подяки, що в наших силах, і навчи нас установ твоїх. Бо молитися як слід не вміємо, якщо ти, Господи, святим твоїм Духом не навчиш нас. Тому молимося тобі: Даруй і прости, якщо ми згрішили аж дотеперішньої години словом або ділом, або думкою, добровільно або недобровільно. Бо коли на провини будеш дивитися, Господи, Господи, то хто встоїться, бо в тебе є прощення. Ти один святий, допоміжник сильний, захисник життя нашого, і тебе ми завжди оспівуватимемо. Нехай буде сила Царства твого завжди благословенна і вельми прославлювана: Отця, і Сина, і Святого Духа, нині і повсякчас, і на віки віків. Амінь.</w:t>
       </w:r>
@@ -7950,13 +9316,17 @@
       </w:pPr>
       <w:r>
         <w:rPr>
-          <w:color w:val="FF0000"/>
+          <w:rFonts w:ascii="Times New Roman" w:hAnsi="Times New Roman"/>
+          <w:color w:val="FF0000"/>
+          <w:sz w:val="24"/>
         </w:rPr>
         <w:t>8. </w:t>
       </w:r>
       <w:r>
         <w:rPr>
-          <w:color w:val="000000"/>
+          <w:rFonts w:ascii="Times New Roman" w:hAnsi="Times New Roman"/>
+          <w:color w:val="000000"/>
+          <w:sz w:val="24"/>
         </w:rPr>
         <w:t>Господи, Боже наш, що сонну неміч забрав від нас і покликав нас візванням святим, щоб і вночі підносити руки наші і прославляти тебе за справедливі твої присуди. Прийми благання наші, моління, визнавання, нічні служби і даруй нам, Боже, віру бездоганну, надію впевнену, любов нелицемірну. Благослови наші входи й виходи, вчинки, слова, діла й думки; і дай нам дочекатися початку дня, нам, що хвалять й оспівують, і благословлять добрість твоєї несказанної сили, щоб було благословенне твоє пресвяте ім'я і прославлене твоє царство: Отця, і Сина, і Святого Духа, нині і повсякчас, і на віки віків. Амінь.</w:t>
       </w:r>
@@ -7971,13 +9341,17 @@
       </w:pPr>
       <w:r>
         <w:rPr>
-          <w:color w:val="FF0000"/>
+          <w:rFonts w:ascii="Times New Roman" w:hAnsi="Times New Roman"/>
+          <w:color w:val="FF0000"/>
+          <w:sz w:val="24"/>
         </w:rPr>
         <w:t>9.</w:t>
       </w:r>
       <w:r>
         <w:rPr>
-          <w:color w:val="000000"/>
+          <w:rFonts w:ascii="Times New Roman" w:hAnsi="Times New Roman"/>
+          <w:color w:val="000000"/>
+          <w:sz w:val="24"/>
         </w:rPr>
         <w:t xml:space="preserve"> Господи, Боже наш! Ти за покаяння дарував людям відпущення, нам же, як образ пізнання і визнання гріхів, показав покаяння і прощення пророка Давида. Тож, Владико, помилуй з великої милости твоєї нас, що в чимало великих гріхів впали, і по багатстві ласк твоїх очисти беззаконня наші, бо перед тобою згрішили ми, Господи, що невідомі й таємні речі серця людського знаєш, і єдиний ти маєш владу прощати гріхи. Серце ж чисте вчини в нас і Духом владичним утверди нас, і радість спасіння твого яви нам. Не відкинь нас від лиця твого, але дозволь, як Добрий і Людинолюбець, аж до останнього нашого віддиху появляти тобі жертву справедливости й приноси на святих твоїх жертовниках, милістю і ласками і чоловіколюб'ям єдинородного Сина твого, з яким ти є благословенний з пресвятим, добрим і животворящим твоїм Духом, нині й повсякчас, і на віки віків. Амінь.</w:t>
       </w:r>
@@ -7992,13 +9366,17 @@
       </w:pPr>
       <w:r>
         <w:rPr>
-          <w:color w:val="FF0000"/>
+          <w:rFonts w:ascii="Times New Roman" w:hAnsi="Times New Roman"/>
+          <w:color w:val="FF0000"/>
+          <w:sz w:val="24"/>
         </w:rPr>
         <w:t>10.</w:t>
       </w:r>
       <w:r>
         <w:rPr>
-          <w:color w:val="000000"/>
+          <w:rFonts w:ascii="Times New Roman" w:hAnsi="Times New Roman"/>
+          <w:color w:val="000000"/>
+          <w:sz w:val="24"/>
         </w:rPr>
         <w:t> Боже, Боже наш! Ти сотворив розумні й духовні сили своєю волею. Тебе просимо й тобі молимося: Прийми наші посильні величання з усіма твоїми творіннями і збагати щедрими даруваннями твоєї ласки. Бо перед тобою згинається всяке коліно: на небі, на землі й під землею, і все, що живе, і все створіння оспівує неосяжну твою славу, бо ти Бог правдивий і вельми милостивий. Тебе бо хвалять усі небесні сили, і тобі славу віддаємо: Отцю, і Сину, і Святому Духові, нині і повсякчас, і на віки віків. Амінь.</w:t>
       </w:r>
@@ -8013,19 +9391,25 @@
       </w:pPr>
       <w:r>
         <w:rPr>
-          <w:color w:val="FF0000"/>
+          <w:rFonts w:ascii="Times New Roman" w:hAnsi="Times New Roman"/>
+          <w:color w:val="FF0000"/>
+          <w:sz w:val="24"/>
         </w:rPr>
         <w:t>11. </w:t>
       </w:r>
       <w:r>
         <w:rPr>
-          <w:color w:val="000000"/>
+          <w:rFonts w:ascii="Times New Roman" w:hAnsi="Times New Roman"/>
+          <w:color w:val="000000"/>
+          <w:sz w:val="24"/>
         </w:rPr>
         <w:t xml:space="preserve">Хвалимо, співаємо, благословимо і дякуємо тобі, Боже батьків наших, бо ти забрав тінь нічну і явив нам знову світло денне. Молимо твою добрість: Милостивий будь для нас грішних і прийми молитву нашу задля великої твоєї ласкавости, бо ми прибігаємо до тебе, </w:t>
       </w:r>
       <w:r>
         <w:rPr>
-          <w:color w:val="000000"/>
+          <w:rFonts w:ascii="Times New Roman" w:hAnsi="Times New Roman"/>
+          <w:color w:val="000000"/>
+          <w:sz w:val="24"/>
         </w:rPr>
         <w:lastRenderedPageBreak/>
         <w:t>милостивого і всемогутнього Бога. Ти, що засвітив у серцях наших правдиве сонце справедливости твоєї! Просвіти розум наш і почування всі зберігай, щоб, як у день, ходили ми пристойно шляхом заповідей твоїх і дійшли до життя вічного, і стали гідними насолоджуватися недоступним твоїм світлом. Бо в тебе є джерело життя, ти Бог наш і тобі славу віддаємо: Отцю, і Сину, і Святому Духові, нині і повсякчас, і на віки віків. Амінь.</w:t>
@@ -9215,18 +10599,26 @@
       </w:pPr>
       <w:r>
         <w:rPr>
-          <w:i/>
-          <w:color w:val="FF0000"/>
+          <w:rFonts w:ascii="Times New Roman" w:hAnsi="Times New Roman"/>
+          <w:i/>
+          <w:color w:val="FF0000"/>
+          <w:sz w:val="24"/>
         </w:rPr>
         <w:t>Вірні:</w:t>
       </w:r>
       <w:r>
         <w:rPr>
-          <w:color w:val="FF0000"/>
+          <w:rFonts w:ascii="Times New Roman" w:hAnsi="Times New Roman"/>
+          <w:color w:val="FF0000"/>
+          <w:sz w:val="24"/>
         </w:rPr>
         <w:t xml:space="preserve"> </w:t>
       </w:r>
       <w:r>
+        <w:rPr>
+          <w:rFonts w:ascii="Times New Roman" w:hAnsi="Times New Roman"/>
+          <w:sz w:val="24"/>
+        </w:rPr>
         <w:t>Амінь.</w:t>
       </w:r>
     </w:p>
@@ -9257,6 +10649,7 @@
           <w:b/>
           <w:i/>
           <w:color w:val="FF0000"/>
+          <w:sz w:val="24"/>
           <w:lang w:val="uk-UA"/>
         </w:rPr>
         <w:t>Бог Господь...</w:t>
@@ -9266,6 +10659,7 @@
           <w:rFonts w:ascii="Times New Roman" w:hAnsi="Times New Roman" w:cs="Times New Roman"/>
           <w:i/>
           <w:color w:val="FF0000"/>
+          <w:sz w:val="24"/>
           <w:lang w:val="uk-UA"/>
         </w:rPr>
         <w:t xml:space="preserve"> (Пс. 117), глас 7</w:t>
@@ -9282,8 +10676,10 @@
       </w:pPr>
       <w:r>
         <w:rPr>
-          <w:b/>
-          <w:color w:val="000000"/>
+          <w:rFonts w:ascii="Times New Roman" w:hAnsi="Times New Roman"/>
+          <w:b/>
+          <w:color w:val="000000"/>
+          <w:sz w:val="24"/>
         </w:rPr>
         <w:t>Бог – Господь, і явився нам; благословен, хто йде в ім'я Господнє.</w:t>
       </w:r>
@@ -9298,14 +10694,18 @@
       </w:pPr>
       <w:r>
         <w:rPr>
-          <w:i/>
-          <w:color w:val="FF0000"/>
+          <w:rFonts w:ascii="Times New Roman" w:hAnsi="Times New Roman"/>
+          <w:i/>
+          <w:color w:val="FF0000"/>
+          <w:sz w:val="24"/>
         </w:rPr>
         <w:t>Стих:</w:t>
       </w:r>
       <w:r>
         <w:rPr>
-          <w:color w:val="000000"/>
+          <w:rFonts w:ascii="Times New Roman" w:hAnsi="Times New Roman"/>
+          <w:color w:val="000000"/>
+          <w:sz w:val="24"/>
         </w:rPr>
         <w:t xml:space="preserve"> Прославляйте Господа, бо він добрий, бо милість його вічна.</w:t>
       </w:r>
@@ -9320,20 +10720,26 @@
       </w:pPr>
       <w:r>
         <w:rPr>
-          <w:i/>
-          <w:color w:val="FF0000"/>
+          <w:rFonts w:ascii="Times New Roman" w:hAnsi="Times New Roman"/>
+          <w:i/>
+          <w:color w:val="FF0000"/>
+          <w:sz w:val="24"/>
         </w:rPr>
         <w:t>Стих:</w:t>
       </w:r>
       <w:r>
         <w:rPr>
-          <w:color w:val="FF0000"/>
+          <w:rFonts w:ascii="Times New Roman" w:hAnsi="Times New Roman"/>
+          <w:color w:val="FF0000"/>
+          <w:sz w:val="24"/>
         </w:rPr>
         <w:t xml:space="preserve"> </w:t>
       </w:r>
       <w:r>
         <w:rPr>
-          <w:color w:val="000000"/>
+          <w:rFonts w:ascii="Times New Roman" w:hAnsi="Times New Roman"/>
+          <w:color w:val="000000"/>
+          <w:sz w:val="24"/>
         </w:rPr>
         <w:t>Вони навколо обступили мене, але я ім'ям Господнім переможу їх.</w:t>
       </w:r>
@@ -9348,20 +10754,26 @@
       </w:pPr>
       <w:r>
         <w:rPr>
-          <w:i/>
-          <w:color w:val="FF0000"/>
+          <w:rFonts w:ascii="Times New Roman" w:hAnsi="Times New Roman"/>
+          <w:i/>
+          <w:color w:val="FF0000"/>
+          <w:sz w:val="24"/>
         </w:rPr>
         <w:t>Стих:</w:t>
       </w:r>
       <w:r>
         <w:rPr>
-          <w:color w:val="FF0000"/>
+          <w:rFonts w:ascii="Times New Roman" w:hAnsi="Times New Roman"/>
+          <w:color w:val="FF0000"/>
+          <w:sz w:val="24"/>
         </w:rPr>
         <w:t xml:space="preserve"> </w:t>
       </w:r>
       <w:r>
         <w:rPr>
-          <w:color w:val="000000"/>
+          <w:rFonts w:ascii="Times New Roman" w:hAnsi="Times New Roman"/>
+          <w:color w:val="000000"/>
+          <w:sz w:val="24"/>
         </w:rPr>
         <w:t>Я не вмру, а житиму і розказуватиму про діла Господні!</w:t>
       </w:r>
@@ -9376,20 +10788,26 @@
       </w:pPr>
       <w:r>
         <w:rPr>
-          <w:i/>
-          <w:color w:val="FF0000"/>
+          <w:rFonts w:ascii="Times New Roman" w:hAnsi="Times New Roman"/>
+          <w:i/>
+          <w:color w:val="FF0000"/>
+          <w:sz w:val="24"/>
         </w:rPr>
         <w:t>Стих:</w:t>
       </w:r>
       <w:r>
         <w:rPr>
-          <w:color w:val="FF0000"/>
+          <w:rFonts w:ascii="Times New Roman" w:hAnsi="Times New Roman"/>
+          <w:color w:val="FF0000"/>
+          <w:sz w:val="24"/>
         </w:rPr>
         <w:t xml:space="preserve"> </w:t>
       </w:r>
       <w:r>
         <w:rPr>
-          <w:color w:val="000000"/>
+          <w:rFonts w:ascii="Times New Roman" w:hAnsi="Times New Roman"/>
+          <w:color w:val="000000"/>
+          <w:sz w:val="24"/>
         </w:rPr>
         <w:t>Камінь, яким знехтували будівничі, став головним на розі. Від Господа це сталось, і дивне воно в очах наших.</w:t>
       </w:r>
@@ -9418,6 +10836,7 @@
           <w:b/>
           <w:i/>
           <w:color w:val="FF0000"/>
+          <w:sz w:val="24"/>
           <w:lang w:val="uk-UA"/>
         </w:rPr>
         <w:t>Тропарі</w:t>
@@ -9434,18 +10853,26 @@
       </w:pPr>
       <w:r>
         <w:rPr>
-          <w:i/>
-          <w:color w:val="FF0000"/>
+          <w:rFonts w:ascii="Times New Roman" w:hAnsi="Times New Roman"/>
+          <w:i/>
+          <w:color w:val="FF0000"/>
+          <w:sz w:val="24"/>
         </w:rPr>
         <w:t>(г. 7):</w:t>
       </w:r>
       <w:r>
+        <w:rPr>
+          <w:rFonts w:ascii="Times New Roman" w:hAnsi="Times New Roman"/>
+          <w:sz w:val="24"/>
+        </w:rPr>
         <w:t xml:space="preserve"> Переобразився Ти на горі, Христе Боже, * показавши ученикам Твоїм славу Твою, скільки змогли. * Нехай засіяє і нам, грішним, світло Твоє повсякчасне, * молитвами Богородиці, Світлодавче, слава Тобі. </w:t>
       </w:r>
       <w:r>
         <w:rPr>
-          <w:i/>
-          <w:color w:val="FF0000"/>
+          <w:rFonts w:ascii="Times New Roman" w:hAnsi="Times New Roman"/>
+          <w:i/>
+          <w:color w:val="FF0000"/>
+          <w:sz w:val="24"/>
         </w:rPr>
         <w:t>(2 р.)</w:t>
       </w:r>
@@ -9460,24 +10887,34 @@
       </w:pPr>
       <w:r>
         <w:rPr>
-          <w:b/>
+          <w:rFonts w:ascii="Times New Roman" w:hAnsi="Times New Roman"/>
+          <w:b/>
+          <w:sz w:val="24"/>
         </w:rPr>
         <w:t>Слава:</w:t>
       </w:r>
       <w:r>
         <w:rPr>
-          <w:i/>
-          <w:color w:val="FF0000"/>
+          <w:rFonts w:ascii="Times New Roman" w:hAnsi="Times New Roman"/>
+          <w:i/>
+          <w:color w:val="FF0000"/>
+          <w:sz w:val="24"/>
         </w:rPr>
         <w:t xml:space="preserve"> (г. 4):</w:t>
       </w:r>
       <w:r>
         <w:rPr>
-          <w:color w:val="FF0000"/>
+          <w:rFonts w:ascii="Times New Roman" w:hAnsi="Times New Roman"/>
+          <w:color w:val="FF0000"/>
+          <w:sz w:val="24"/>
         </w:rPr>
         <w:t xml:space="preserve"> </w:t>
       </w:r>
       <w:r>
+        <w:rPr>
+          <w:rFonts w:ascii="Times New Roman" w:hAnsi="Times New Roman"/>
+          <w:sz w:val="24"/>
+        </w:rPr>
         <w:t xml:space="preserve">Звершуючи на горі подвиг посту,* духовні полки ворогів зброєю хреста погубив ти, Всеблаженний,* й у страждання мужньо зодягнувся ти.* Тому й вінчався ти від Бога,* преподобномученику Дометіє, завжди пам’ятний. </w:t>
       </w:r>
     </w:p>
@@ -9492,21 +10929,33 @@
       </w:pPr>
       <w:r>
         <w:rPr>
-          <w:b/>
+          <w:rFonts w:ascii="Times New Roman" w:hAnsi="Times New Roman"/>
+          <w:b/>
+          <w:sz w:val="24"/>
         </w:rPr>
         <w:t>І нині:</w:t>
       </w:r>
       <w:r>
+        <w:rPr>
+          <w:rFonts w:ascii="Times New Roman" w:hAnsi="Times New Roman"/>
+          <w:sz w:val="24"/>
+        </w:rPr>
         <w:t xml:space="preserve"> </w:t>
       </w:r>
       <w:r>
         <w:rPr>
-          <w:i/>
-          <w:color w:val="FF0000"/>
+          <w:rFonts w:ascii="Times New Roman" w:hAnsi="Times New Roman"/>
+          <w:i/>
+          <w:color w:val="FF0000"/>
+          <w:sz w:val="24"/>
         </w:rPr>
         <w:t>(г. 7):</w:t>
       </w:r>
       <w:r>
+        <w:rPr>
+          <w:rFonts w:ascii="Times New Roman" w:hAnsi="Times New Roman"/>
+          <w:sz w:val="24"/>
+        </w:rPr>
         <w:t xml:space="preserve"> Переобразився Ти на горі, Христе Боже, * показавши ученикам Твоїм славу Твою, скільки змогли. * Нехай засіяє і нам, грішним, світло Твоє повсякчасне, * молитвами Богородиці, Світлодавче, слава Тобі. </w:t>
       </w:r>
     </w:p>
@@ -9528,16 +10977,20 @@
       </w:pPr>
       <w:r>
         <w:rPr>
-          <w:i/>
-          <w:color w:val="FF0000"/>
+          <w:rFonts w:ascii="Times New Roman" w:hAnsi="Times New Roman"/>
+          <w:i/>
+          <w:color w:val="FF0000"/>
+          <w:sz w:val="24"/>
         </w:rPr>
         <w:t>По тропарях читає читець чергову катизму, після якої диякон перед св. дверми виголошує</w:t>
       </w:r>
       <w:r>
         <w:rPr>
+          <w:rFonts w:ascii="Times New Roman" w:hAnsi="Times New Roman"/>
           <w:i/>
           <w:iCs/>
           <w:color w:val="FF0000"/>
+          <w:sz w:val="24"/>
         </w:rPr>
         <w:t>:</w:t>
       </w:r>
@@ -9570,6 +11023,7 @@
           <w:b/>
           <w:i/>
           <w:color w:val="FF0000"/>
+          <w:sz w:val="24"/>
           <w:lang w:val="uk-UA"/>
         </w:rPr>
         <w:t>Мала єктенія</w:t>
@@ -9827,18 +11281,26 @@
       </w:pPr>
       <w:r>
         <w:rPr>
-          <w:i/>
-          <w:color w:val="FF0000"/>
+          <w:rFonts w:ascii="Times New Roman" w:hAnsi="Times New Roman"/>
+          <w:i/>
+          <w:color w:val="FF0000"/>
+          <w:sz w:val="24"/>
         </w:rPr>
         <w:t>Вірні:</w:t>
       </w:r>
       <w:r>
         <w:rPr>
-          <w:color w:val="FF0000"/>
+          <w:rFonts w:ascii="Times New Roman" w:hAnsi="Times New Roman"/>
+          <w:color w:val="FF0000"/>
+          <w:sz w:val="24"/>
         </w:rPr>
         <w:t xml:space="preserve"> </w:t>
       </w:r>
       <w:r>
+        <w:rPr>
+          <w:rFonts w:ascii="Times New Roman" w:hAnsi="Times New Roman"/>
+          <w:sz w:val="24"/>
+        </w:rPr>
         <w:t>Амінь.</w:t>
       </w:r>
     </w:p>
@@ -9867,6 +11329,7 @@
           <w:b/>
           <w:i/>
           <w:color w:val="FF0000"/>
+          <w:sz w:val="24"/>
           <w:lang w:val="uk-UA"/>
         </w:rPr>
         <w:t>Перший сідальний</w:t>
@@ -9882,12 +11345,18 @@
       </w:pPr>
       <w:r>
         <w:rPr>
-          <w:i/>
-          <w:color w:val="FF0000"/>
+          <w:rFonts w:ascii="Times New Roman" w:hAnsi="Times New Roman"/>
+          <w:i/>
+          <w:color w:val="FF0000"/>
+          <w:sz w:val="24"/>
         </w:rPr>
         <w:t>(г. 4):</w:t>
       </w:r>
       <w:r>
+        <w:rPr>
+          <w:rFonts w:ascii="Times New Roman" w:hAnsi="Times New Roman"/>
+          <w:sz w:val="24"/>
+        </w:rPr>
         <w:t xml:space="preserve"> Ось надійшов пресвітлий Владичний празник.* Прийдіть усі духовно до гори.* Наперед очистившись, вийдім на Тавор,* щоб побачити Христа. </w:t>
       </w:r>
     </w:p>
@@ -9898,17 +11367,25 @@
       </w:pPr>
       <w:r>
         <w:rPr>
-          <w:b/>
+          <w:rFonts w:ascii="Times New Roman" w:hAnsi="Times New Roman"/>
+          <w:b/>
+          <w:sz w:val="24"/>
         </w:rPr>
         <w:t>Слава і нині</w:t>
       </w:r>
       <w:r>
+        <w:rPr>
+          <w:rFonts w:ascii="Times New Roman" w:hAnsi="Times New Roman"/>
+          <w:sz w:val="24"/>
+        </w:rPr>
         <w:t xml:space="preserve">: </w:t>
       </w:r>
       <w:r>
         <w:rPr>
-          <w:i/>
-          <w:color w:val="FF0000"/>
+          <w:rFonts w:ascii="Times New Roman" w:hAnsi="Times New Roman"/>
+          <w:i/>
+          <w:color w:val="FF0000"/>
+          <w:sz w:val="24"/>
         </w:rPr>
         <w:t>той же</w:t>
       </w:r>
@@ -9935,16 +11412,20 @@
       </w:pPr>
       <w:r>
         <w:rPr>
-          <w:i/>
-          <w:color w:val="FF0000"/>
+          <w:rFonts w:ascii="Times New Roman" w:hAnsi="Times New Roman"/>
+          <w:i/>
+          <w:color w:val="FF0000"/>
+          <w:sz w:val="24"/>
         </w:rPr>
         <w:t>Відтак читець читає другу чергову катизму, диякон виголошує другу малу єктенію</w:t>
       </w:r>
       <w:r>
         <w:rPr>
+          <w:rFonts w:ascii="Times New Roman" w:hAnsi="Times New Roman"/>
           <w:i/>
           <w:iCs/>
           <w:color w:val="FF0000"/>
+          <w:sz w:val="24"/>
         </w:rPr>
         <w:t>:</w:t>
       </w:r>
@@ -9967,6 +11448,7 @@
           <w:b/>
           <w:i/>
           <w:color w:val="FF0000"/>
+          <w:sz w:val="24"/>
           <w:lang w:val="uk-UA"/>
         </w:rPr>
         <w:t>Мала єктенія</w:t>
@@ -10240,18 +11722,26 @@
       </w:pPr>
       <w:r>
         <w:rPr>
-          <w:i/>
-          <w:color w:val="FF0000"/>
+          <w:rFonts w:ascii="Times New Roman" w:hAnsi="Times New Roman"/>
+          <w:i/>
+          <w:color w:val="FF0000"/>
+          <w:sz w:val="24"/>
         </w:rPr>
         <w:t>Вірні:</w:t>
       </w:r>
       <w:r>
         <w:rPr>
-          <w:color w:val="FF0000"/>
+          <w:rFonts w:ascii="Times New Roman" w:hAnsi="Times New Roman"/>
+          <w:color w:val="FF0000"/>
+          <w:sz w:val="24"/>
         </w:rPr>
         <w:t xml:space="preserve"> </w:t>
       </w:r>
       <w:r>
+        <w:rPr>
+          <w:rFonts w:ascii="Times New Roman" w:hAnsi="Times New Roman"/>
+          <w:sz w:val="24"/>
+        </w:rPr>
         <w:t>Амінь.</w:t>
       </w:r>
     </w:p>
@@ -10280,6 +11770,7 @@
           <w:b/>
           <w:i/>
           <w:color w:val="FF0000"/>
+          <w:sz w:val="24"/>
           <w:lang w:val="uk-UA"/>
         </w:rPr>
         <w:t>Другий сідальний</w:t>
@@ -10295,12 +11786,18 @@
       </w:pPr>
       <w:r>
         <w:rPr>
-          <w:i/>
-          <w:color w:val="FF0000"/>
+          <w:rFonts w:ascii="Times New Roman" w:hAnsi="Times New Roman"/>
+          <w:i/>
+          <w:color w:val="FF0000"/>
+          <w:sz w:val="24"/>
         </w:rPr>
         <w:t>(г. 4, подібний: Здивувався Йосиф):</w:t>
       </w:r>
       <w:r>
+        <w:rPr>
+          <w:rFonts w:ascii="Times New Roman" w:hAnsi="Times New Roman"/>
+          <w:sz w:val="24"/>
+        </w:rPr>
         <w:t xml:space="preserve"> На горі Тавор преобразився ти, Боже,* посеред премудрих Іллі й Мойсея,* в присутності Якова, Симона й Івана.* Петро, бувши там, ось що до тебе мовив:* Добре буде зробити тут три намети:* один Мойсееві, один Іллі, а один тобі – Владиці Христові.* Ти, що тоді їх опромінив світлом,* просвіти душі наші. </w:t>
       </w:r>
     </w:p>
@@ -10311,17 +11808,25 @@
       </w:pPr>
       <w:r>
         <w:rPr>
-          <w:b/>
+          <w:rFonts w:ascii="Times New Roman" w:hAnsi="Times New Roman"/>
+          <w:b/>
+          <w:sz w:val="24"/>
         </w:rPr>
         <w:t>Слава і нині</w:t>
       </w:r>
       <w:r>
+        <w:rPr>
+          <w:rFonts w:ascii="Times New Roman" w:hAnsi="Times New Roman"/>
+          <w:sz w:val="24"/>
+        </w:rPr>
         <w:t xml:space="preserve">: </w:t>
       </w:r>
       <w:r>
         <w:rPr>
-          <w:i/>
-          <w:color w:val="FF0000"/>
+          <w:rFonts w:ascii="Times New Roman" w:hAnsi="Times New Roman"/>
+          <w:i/>
+          <w:color w:val="FF0000"/>
+          <w:sz w:val="24"/>
         </w:rPr>
         <w:t>той же</w:t>
       </w:r>
@@ -10351,6 +11856,7 @@
           <w:b/>
           <w:i/>
           <w:color w:val="FF0000"/>
+          <w:sz w:val="24"/>
           <w:lang w:val="uk-UA"/>
         </w:rPr>
         <w:lastRenderedPageBreak/>
@@ -10363,6 +11869,10 @@
         <w:jc w:val="both"/>
       </w:pPr>
       <w:r>
+        <w:rPr>
+          <w:rFonts w:ascii="Times New Roman" w:hAnsi="Times New Roman"/>
+          <w:sz w:val="24"/>
+        </w:rPr>
         <w:t>Помилуй мене, Боже, з великої милости твоєї,* і багатством щедрот твоїх очисти мене з беззаконня мого.</w:t>
       </w:r>
     </w:p>
@@ -10372,6 +11882,10 @@
         <w:jc w:val="both"/>
       </w:pPr>
       <w:r>
+        <w:rPr>
+          <w:rFonts w:ascii="Times New Roman" w:hAnsi="Times New Roman"/>
+          <w:sz w:val="24"/>
+        </w:rPr>
         <w:t>Обмий мене повнотою з беззаконня мого,* і від гріха мого очисти мене.</w:t>
       </w:r>
     </w:p>
@@ -10381,6 +11895,10 @@
         <w:jc w:val="both"/>
       </w:pPr>
       <w:r>
+        <w:rPr>
+          <w:rFonts w:ascii="Times New Roman" w:hAnsi="Times New Roman"/>
+          <w:sz w:val="24"/>
+        </w:rPr>
         <w:t>Бо беззаконня моє я знаю,* і гріх мій є завжди передо мною.</w:t>
       </w:r>
     </w:p>
@@ -10390,6 +11908,10 @@
         <w:jc w:val="both"/>
       </w:pPr>
       <w:r>
+        <w:rPr>
+          <w:rFonts w:ascii="Times New Roman" w:hAnsi="Times New Roman"/>
+          <w:sz w:val="24"/>
+        </w:rPr>
         <w:t>Проти тебе єдиного я згрішив* і перед тобою зло вчинив;</w:t>
       </w:r>
     </w:p>
@@ -10399,6 +11921,10 @@
         <w:jc w:val="both"/>
       </w:pPr>
       <w:r>
+        <w:rPr>
+          <w:rFonts w:ascii="Times New Roman" w:hAnsi="Times New Roman"/>
+          <w:sz w:val="24"/>
+        </w:rPr>
         <w:t>То й правий ти в словах твоїх* і переможеш, коли будеш судити.</w:t>
       </w:r>
     </w:p>
@@ -10408,6 +11934,10 @@
         <w:jc w:val="both"/>
       </w:pPr>
       <w:r>
+        <w:rPr>
+          <w:rFonts w:ascii="Times New Roman" w:hAnsi="Times New Roman"/>
+          <w:sz w:val="24"/>
+        </w:rPr>
         <w:t>Це бо в беззаконнях я зачатий,* і в гріхах породила мене мати моя.</w:t>
       </w:r>
     </w:p>
@@ -10417,6 +11947,10 @@
         <w:jc w:val="both"/>
       </w:pPr>
       <w:r>
+        <w:rPr>
+          <w:rFonts w:ascii="Times New Roman" w:hAnsi="Times New Roman"/>
+          <w:sz w:val="24"/>
+        </w:rPr>
         <w:t>Це бо істину полюбив єси,* невідоме й таємне мудрости своєї явив ти мені.</w:t>
       </w:r>
     </w:p>
@@ -10426,6 +11960,10 @@
         <w:jc w:val="both"/>
       </w:pPr>
       <w:r>
+        <w:rPr>
+          <w:rFonts w:ascii="Times New Roman" w:hAnsi="Times New Roman"/>
+          <w:sz w:val="24"/>
+        </w:rPr>
         <w:t>Окропи мене іссопом, і очищуся,* обмий мене, і стану біліший від снігу.</w:t>
       </w:r>
     </w:p>
@@ -10435,6 +11973,10 @@
         <w:jc w:val="both"/>
       </w:pPr>
       <w:r>
+        <w:rPr>
+          <w:rFonts w:ascii="Times New Roman" w:hAnsi="Times New Roman"/>
+          <w:sz w:val="24"/>
+        </w:rPr>
         <w:t>Дай мені відчути радість і веселість,* зрадіють кості сокрушені.</w:t>
       </w:r>
     </w:p>
@@ -10444,6 +11986,10 @@
         <w:jc w:val="both"/>
       </w:pPr>
       <w:r>
+        <w:rPr>
+          <w:rFonts w:ascii="Times New Roman" w:hAnsi="Times New Roman"/>
+          <w:sz w:val="24"/>
+        </w:rPr>
         <w:t>Відверни лице твоє від гріхів моїх,* і всі беззаконня мої очисти.</w:t>
       </w:r>
     </w:p>
@@ -10453,6 +11999,10 @@
         <w:jc w:val="both"/>
       </w:pPr>
       <w:r>
+        <w:rPr>
+          <w:rFonts w:ascii="Times New Roman" w:hAnsi="Times New Roman"/>
+          <w:sz w:val="24"/>
+        </w:rPr>
         <w:t>Серце чисте створи в мені, Боже,* і духа правого обнови в нутрі моєму.</w:t>
       </w:r>
     </w:p>
@@ -10462,6 +12012,10 @@
         <w:jc w:val="both"/>
       </w:pPr>
       <w:r>
+        <w:rPr>
+          <w:rFonts w:ascii="Times New Roman" w:hAnsi="Times New Roman"/>
+          <w:sz w:val="24"/>
+        </w:rPr>
         <w:t>Не відкинь мене від лиця твого,* і Духа твого Святого не відійми від мене.</w:t>
       </w:r>
     </w:p>
@@ -10471,6 +12025,10 @@
         <w:jc w:val="both"/>
       </w:pPr>
       <w:r>
+        <w:rPr>
+          <w:rFonts w:ascii="Times New Roman" w:hAnsi="Times New Roman"/>
+          <w:sz w:val="24"/>
+        </w:rPr>
         <w:t>Поверни мені радість спасіння твого,* і духом владичним утверди мене.</w:t>
       </w:r>
     </w:p>
@@ -10480,6 +12038,10 @@
         <w:jc w:val="both"/>
       </w:pPr>
       <w:r>
+        <w:rPr>
+          <w:rFonts w:ascii="Times New Roman" w:hAnsi="Times New Roman"/>
+          <w:sz w:val="24"/>
+        </w:rPr>
         <w:t>Вкажу беззаконним дороги твої,* і нечестиві до тебе навернуться.</w:t>
       </w:r>
     </w:p>
@@ -10489,6 +12051,10 @@
         <w:jc w:val="both"/>
       </w:pPr>
       <w:r>
+        <w:rPr>
+          <w:rFonts w:ascii="Times New Roman" w:hAnsi="Times New Roman"/>
+          <w:sz w:val="24"/>
+        </w:rPr>
         <w:t>Визволь мене від вини крови, Боже, Боже спасіння мого,* і язик мій радісно прославить справедливість твою.</w:t>
       </w:r>
     </w:p>
@@ -10498,6 +12064,10 @@
         <w:jc w:val="both"/>
       </w:pPr>
       <w:r>
+        <w:rPr>
+          <w:rFonts w:ascii="Times New Roman" w:hAnsi="Times New Roman"/>
+          <w:sz w:val="24"/>
+        </w:rPr>
         <w:t>Господи, губи мої відкрий,* і уста мої сповістять хвалу твою.</w:t>
       </w:r>
     </w:p>
@@ -10507,6 +12077,10 @@
         <w:jc w:val="both"/>
       </w:pPr>
       <w:r>
+        <w:rPr>
+          <w:rFonts w:ascii="Times New Roman" w:hAnsi="Times New Roman"/>
+          <w:sz w:val="24"/>
+        </w:rPr>
         <w:t>Бо якби ти жертви захотів, дав би я,* та всепалення не миле тобі.</w:t>
       </w:r>
     </w:p>
@@ -10516,6 +12090,10 @@
         <w:jc w:val="both"/>
       </w:pPr>
       <w:r>
+        <w:rPr>
+          <w:rFonts w:ascii="Times New Roman" w:hAnsi="Times New Roman"/>
+          <w:sz w:val="24"/>
+        </w:rPr>
         <w:t>Жертва Богові – дух сокрушений,* серцем сокрушеним і смиренним Бог не погордить.</w:t>
       </w:r>
     </w:p>
@@ -10525,6 +12103,10 @@
         <w:jc w:val="both"/>
       </w:pPr>
       <w:r>
+        <w:rPr>
+          <w:rFonts w:ascii="Times New Roman" w:hAnsi="Times New Roman"/>
+          <w:sz w:val="24"/>
+        </w:rPr>
         <w:t>Ущаслив, Господи, благоволінням твоїм Сіон,* і нехай відбудуються стіни єрусалимські.</w:t>
       </w:r>
     </w:p>
@@ -10534,6 +12116,10 @@
         <w:jc w:val="both"/>
       </w:pPr>
       <w:r>
+        <w:rPr>
+          <w:rFonts w:ascii="Times New Roman" w:hAnsi="Times New Roman"/>
+          <w:sz w:val="24"/>
+        </w:rPr>
         <w:t>Тоді вподобаєш собі жертву правди, приношення і всепалення;* тоді покладуть на вівтар твій тельців.</w:t>
       </w:r>
     </w:p>
@@ -10594,32 +12180,44 @@
       </w:pPr>
       <w:r>
         <w:rPr>
-          <w:i/>
-          <w:color w:val="FF0000"/>
+          <w:rFonts w:ascii="Times New Roman" w:hAnsi="Times New Roman"/>
+          <w:i/>
+          <w:color w:val="FF0000"/>
+          <w:sz w:val="24"/>
         </w:rPr>
         <w:t>Ірмос</w:t>
       </w:r>
       <w:r>
         <w:rPr>
-          <w:i/>
-          <w:color w:val="FF0000"/>
+          <w:rFonts w:ascii="Times New Roman" w:hAnsi="Times New Roman"/>
+          <w:i/>
+          <w:color w:val="FF0000"/>
+          <w:sz w:val="24"/>
           <w:lang w:val="ru-RU"/>
         </w:rPr>
         <w:t> </w:t>
       </w:r>
       <w:r>
         <w:rPr>
-          <w:i/>
-          <w:color w:val="FF0000"/>
+          <w:rFonts w:ascii="Times New Roman" w:hAnsi="Times New Roman"/>
+          <w:i/>
+          <w:color w:val="FF0000"/>
+          <w:sz w:val="24"/>
         </w:rPr>
         <w:t>1:</w:t>
       </w:r>
       <w:r>
+        <w:rPr>
+          <w:rFonts w:ascii="Times New Roman" w:hAnsi="Times New Roman"/>
+          <w:sz w:val="24"/>
+        </w:rPr>
         <w:t xml:space="preserve"> </w:t>
       </w:r>
       <w:r>
         <w:rPr>
-          <w:b/>
+          <w:rFonts w:ascii="Times New Roman" w:hAnsi="Times New Roman"/>
+          <w:b/>
+          <w:sz w:val="24"/>
         </w:rPr>
         <w:t>Люди ізраїльські, як перейшли, не замочивши ніг,* водяну глибину Червоного моря,* і побачивши потоплених у ній ворогів,* радісно взивали:* Заспіваймо Богові нашому, бо він прославився.</w:t>
       </w:r>
@@ -10635,30 +12233,38 @@
       </w:pPr>
       <w:r>
         <w:rPr>
+          <w:rFonts w:ascii="Times New Roman" w:hAnsi="Times New Roman"/>
           <w:i/>
           <w:iCs/>
           <w:color w:val="FF0000"/>
           <w:spacing w:val="4"/>
+          <w:sz w:val="24"/>
         </w:rPr>
         <w:t>Приспів:</w:t>
       </w:r>
       <w:r>
         <w:rPr>
+          <w:rFonts w:ascii="Times New Roman" w:hAnsi="Times New Roman"/>
           <w:i/>
           <w:iCs/>
           <w:color w:val="000000"/>
           <w:spacing w:val="4"/>
+          <w:sz w:val="24"/>
         </w:rPr>
         <w:t xml:space="preserve"> </w:t>
       </w:r>
       <w:r>
         <w:rPr>
+          <w:rFonts w:ascii="Times New Roman" w:hAnsi="Times New Roman"/>
+          <w:sz w:val="24"/>
           <w:u w:val="single"/>
         </w:rPr>
         <w:t>Слава, Господи, святому преображенню тво</w:t>
       </w:r>
       <w:r>
         <w:rPr>
+          <w:rFonts w:ascii="Times New Roman" w:hAnsi="Times New Roman"/>
+          <w:sz w:val="24"/>
           <w:u w:val="single"/>
           <w:lang w:val="ru-RU"/>
         </w:rPr>
@@ -10666,6 +12272,8 @@
       </w:r>
       <w:r>
         <w:rPr>
+          <w:rFonts w:ascii="Times New Roman" w:hAnsi="Times New Roman"/>
+          <w:sz w:val="24"/>
           <w:u w:val="single"/>
         </w:rPr>
         <w:t>му.</w:t>
@@ -10690,29 +12298,37 @@
       </w:pPr>
       <w:r>
         <w:rPr>
+          <w:rFonts w:ascii="Times New Roman" w:hAnsi="Times New Roman"/>
           <w:color w:val="000000"/>
           <w:spacing w:val="12"/>
+          <w:sz w:val="24"/>
         </w:rPr>
         <w:t xml:space="preserve">Промовляючи слово життя друзям і навчаючи їх про </w:t>
       </w:r>
       <w:r>
         <w:rPr>
+          <w:rFonts w:ascii="Times New Roman" w:hAnsi="Times New Roman"/>
           <w:color w:val="000000"/>
           <w:spacing w:val="8"/>
+          <w:sz w:val="24"/>
         </w:rPr>
         <w:t xml:space="preserve">царство Боже, сказав Христос: «У Мені Отця пізнайте, осяяні </w:t>
       </w:r>
       <w:r>
         <w:rPr>
+          <w:rFonts w:ascii="Times New Roman" w:hAnsi="Times New Roman"/>
           <w:color w:val="000000"/>
           <w:spacing w:val="5"/>
+          <w:sz w:val="24"/>
         </w:rPr>
         <w:t xml:space="preserve">світлом неприступним, з радістю взиваючи: «Заспіваймо Богові </w:t>
       </w:r>
       <w:r>
         <w:rPr>
+          <w:rFonts w:ascii="Times New Roman" w:hAnsi="Times New Roman"/>
           <w:color w:val="000000"/>
           <w:spacing w:val="2"/>
+          <w:sz w:val="24"/>
         </w:rPr>
         <w:t>нашому, бо Він прославився».</w:t>
       </w:r>
@@ -10728,30 +12344,38 @@
       </w:pPr>
       <w:r>
         <w:rPr>
+          <w:rFonts w:ascii="Times New Roman" w:hAnsi="Times New Roman"/>
           <w:i/>
           <w:iCs/>
           <w:color w:val="FF0000"/>
           <w:spacing w:val="4"/>
+          <w:sz w:val="24"/>
         </w:rPr>
         <w:t>Приспів:</w:t>
       </w:r>
       <w:r>
         <w:rPr>
+          <w:rFonts w:ascii="Times New Roman" w:hAnsi="Times New Roman"/>
           <w:i/>
           <w:iCs/>
           <w:color w:val="000000"/>
           <w:spacing w:val="4"/>
+          <w:sz w:val="24"/>
         </w:rPr>
         <w:t xml:space="preserve"> </w:t>
       </w:r>
       <w:r>
         <w:rPr>
+          <w:rFonts w:ascii="Times New Roman" w:hAnsi="Times New Roman"/>
+          <w:sz w:val="24"/>
           <w:u w:val="single"/>
         </w:rPr>
         <w:t>Слава, Господи, святому преображенню тво</w:t>
       </w:r>
       <w:r>
         <w:rPr>
+          <w:rFonts w:ascii="Times New Roman" w:hAnsi="Times New Roman"/>
+          <w:sz w:val="24"/>
           <w:u w:val="single"/>
           <w:lang w:val="ru-RU"/>
         </w:rPr>
@@ -10759,6 +12383,8 @@
       </w:r>
       <w:r>
         <w:rPr>
+          <w:rFonts w:ascii="Times New Roman" w:hAnsi="Times New Roman"/>
+          <w:sz w:val="24"/>
           <w:u w:val="single"/>
         </w:rPr>
         <w:t>му.</w:t>
@@ -10782,37 +12408,47 @@
       </w:pPr>
       <w:r>
         <w:rPr>
+          <w:rFonts w:ascii="Times New Roman" w:hAnsi="Times New Roman"/>
           <w:color w:val="000000"/>
           <w:spacing w:val="5"/>
+          <w:sz w:val="24"/>
         </w:rPr>
         <w:t xml:space="preserve">Силою різних мов будете ви озброєні, друзі-учні, будете </w:t>
       </w:r>
       <w:r>
         <w:rPr>
+          <w:rFonts w:ascii="Times New Roman" w:hAnsi="Times New Roman"/>
           <w:color w:val="000000"/>
           <w:spacing w:val="2"/>
+          <w:sz w:val="24"/>
         </w:rPr>
         <w:t xml:space="preserve">дивні при багатстві їх і славою </w:t>
       </w:r>
       <w:r>
         <w:rPr>
+          <w:rFonts w:ascii="Times New Roman" w:hAnsi="Times New Roman"/>
           <w:color w:val="000000"/>
           <w:spacing w:val="2"/>
+          <w:sz w:val="24"/>
         </w:rPr>
         <w:lastRenderedPageBreak/>
         <w:t xml:space="preserve">наповнитеся, бо явлюся світліший </w:t>
       </w:r>
       <w:r>
         <w:rPr>
+          <w:rFonts w:ascii="Times New Roman" w:hAnsi="Times New Roman"/>
           <w:color w:val="000000"/>
           <w:spacing w:val="8"/>
+          <w:sz w:val="24"/>
         </w:rPr>
         <w:t xml:space="preserve">від сонця, освітлюючи тих, що з радістю взивають: «Співайте </w:t>
       </w:r>
       <w:r>
         <w:rPr>
+          <w:rFonts w:ascii="Times New Roman" w:hAnsi="Times New Roman"/>
           <w:color w:val="000000"/>
           <w:spacing w:val="3"/>
+          <w:sz w:val="24"/>
         </w:rPr>
         <w:t>Богові нашому, бо Він прославився».</w:t>
       </w:r>
@@ -10828,27 +12464,41 @@
       </w:pPr>
       <w:r>
         <w:rPr>
-          <w:b/>
+          <w:rFonts w:ascii="Times New Roman" w:hAnsi="Times New Roman"/>
+          <w:b/>
+          <w:sz w:val="24"/>
         </w:rPr>
         <w:t>Слава і нині</w:t>
       </w:r>
       <w:r>
+        <w:rPr>
+          <w:rFonts w:ascii="Times New Roman" w:hAnsi="Times New Roman"/>
+          <w:sz w:val="24"/>
+        </w:rPr>
         <w:t>:</w:t>
       </w:r>
       <w:r>
+        <w:rPr>
+          <w:rFonts w:ascii="Times New Roman" w:hAnsi="Times New Roman"/>
+          <w:sz w:val="24"/>
+        </w:rPr>
         <w:t xml:space="preserve"> </w:t>
       </w:r>
       <w:r>
         <w:rPr>
+          <w:rFonts w:ascii="Times New Roman" w:hAnsi="Times New Roman"/>
           <w:color w:val="000000"/>
           <w:spacing w:val="9"/>
+          <w:sz w:val="24"/>
         </w:rPr>
         <w:t xml:space="preserve">На горі законодавства й на Фаворі бачив Тебе Мойсей </w:t>
       </w:r>
       <w:r>
         <w:rPr>
+          <w:rFonts w:ascii="Times New Roman" w:hAnsi="Times New Roman"/>
           <w:color w:val="000000"/>
           <w:spacing w:val="6"/>
+          <w:sz w:val="24"/>
         </w:rPr>
         <w:t>раніш у темряві, а нині в неприступному сяйві Божества.</w:t>
       </w:r>
@@ -10872,45 +12522,61 @@
       </w:pPr>
       <w:r>
         <w:rPr>
-          <w:i/>
-          <w:color w:val="FF0000"/>
+          <w:rFonts w:ascii="Times New Roman" w:hAnsi="Times New Roman"/>
+          <w:i/>
+          <w:color w:val="FF0000"/>
+          <w:sz w:val="24"/>
         </w:rPr>
         <w:t>Ірмос</w:t>
       </w:r>
       <w:r>
         <w:rPr>
-          <w:i/>
-          <w:color w:val="FF0000"/>
+          <w:rFonts w:ascii="Times New Roman" w:hAnsi="Times New Roman"/>
+          <w:i/>
+          <w:color w:val="FF0000"/>
+          <w:sz w:val="24"/>
           <w:lang w:val="ru-RU"/>
         </w:rPr>
         <w:t> </w:t>
       </w:r>
       <w:r>
         <w:rPr>
-          <w:i/>
-          <w:color w:val="FF0000"/>
+          <w:rFonts w:ascii="Times New Roman" w:hAnsi="Times New Roman"/>
+          <w:i/>
+          <w:color w:val="FF0000"/>
+          <w:sz w:val="24"/>
         </w:rPr>
         <w:t>3:</w:t>
       </w:r>
       <w:r>
+        <w:rPr>
+          <w:rFonts w:ascii="Times New Roman" w:hAnsi="Times New Roman"/>
+          <w:sz w:val="24"/>
+        </w:rPr>
         <w:t xml:space="preserve"> </w:t>
       </w:r>
       <w:r>
         <w:rPr>
-          <w:b/>
+          <w:rFonts w:ascii="Times New Roman" w:hAnsi="Times New Roman"/>
+          <w:b/>
+          <w:sz w:val="24"/>
         </w:rPr>
         <w:t>Лук могутніх знесилився,* а немічні підкріпилися силою,* тим</w:t>
       </w:r>
       <w:r>
         <w:rPr>
-          <w:b/>
+          <w:rFonts w:ascii="Times New Roman" w:hAnsi="Times New Roman"/>
+          <w:b/>
+          <w:sz w:val="24"/>
           <w:lang w:val="ru-RU"/>
         </w:rPr>
         <w:t>-</w:t>
       </w:r>
       <w:r>
         <w:rPr>
-          <w:b/>
+          <w:rFonts w:ascii="Times New Roman" w:hAnsi="Times New Roman"/>
+          <w:b/>
+          <w:sz w:val="24"/>
         </w:rPr>
         <w:t>то й серце моє утвердилося у Господі.</w:t>
       </w:r>
@@ -10926,30 +12592,38 @@
       </w:pPr>
       <w:r>
         <w:rPr>
+          <w:rFonts w:ascii="Times New Roman" w:hAnsi="Times New Roman"/>
           <w:i/>
           <w:iCs/>
           <w:color w:val="FF0000"/>
           <w:spacing w:val="4"/>
+          <w:sz w:val="24"/>
         </w:rPr>
         <w:t>Приспів:</w:t>
       </w:r>
       <w:r>
         <w:rPr>
+          <w:rFonts w:ascii="Times New Roman" w:hAnsi="Times New Roman"/>
           <w:i/>
           <w:iCs/>
           <w:color w:val="000000"/>
           <w:spacing w:val="4"/>
+          <w:sz w:val="24"/>
         </w:rPr>
         <w:t xml:space="preserve"> </w:t>
       </w:r>
       <w:r>
         <w:rPr>
+          <w:rFonts w:ascii="Times New Roman" w:hAnsi="Times New Roman"/>
+          <w:sz w:val="24"/>
           <w:u w:val="single"/>
         </w:rPr>
         <w:t>Слава, Господи, святому преображенню тво</w:t>
       </w:r>
       <w:r>
         <w:rPr>
+          <w:rFonts w:ascii="Times New Roman" w:hAnsi="Times New Roman"/>
+          <w:sz w:val="24"/>
           <w:u w:val="single"/>
           <w:lang w:val="ru-RU"/>
         </w:rPr>
@@ -10957,6 +12631,8 @@
       </w:r>
       <w:r>
         <w:rPr>
+          <w:rFonts w:ascii="Times New Roman" w:hAnsi="Times New Roman"/>
+          <w:sz w:val="24"/>
           <w:u w:val="single"/>
         </w:rPr>
         <w:t>му.</w:t>
@@ -10981,22 +12657,28 @@
       </w:pPr>
       <w:r>
         <w:rPr>
+          <w:rFonts w:ascii="Times New Roman" w:hAnsi="Times New Roman"/>
           <w:color w:val="000000"/>
           <w:spacing w:val="5"/>
+          <w:sz w:val="24"/>
         </w:rPr>
         <w:t xml:space="preserve">Одягся Ти, Христе, в Адамову природу, змінивши те, що </w:t>
       </w:r>
       <w:r>
         <w:rPr>
+          <w:rFonts w:ascii="Times New Roman" w:hAnsi="Times New Roman"/>
           <w:color w:val="000000"/>
           <w:spacing w:val="7"/>
+          <w:sz w:val="24"/>
         </w:rPr>
         <w:t xml:space="preserve">було забруднено, й освітив давню істоту, а сяйвом Лиця Твого </w:t>
       </w:r>
       <w:r>
         <w:rPr>
+          <w:rFonts w:ascii="Times New Roman" w:hAnsi="Times New Roman"/>
           <w:color w:val="000000"/>
           <w:spacing w:val="3"/>
+          <w:sz w:val="24"/>
         </w:rPr>
         <w:t>добре все впорядив.</w:t>
       </w:r>
@@ -11012,30 +12694,38 @@
       </w:pPr>
       <w:r>
         <w:rPr>
+          <w:rFonts w:ascii="Times New Roman" w:hAnsi="Times New Roman"/>
           <w:i/>
           <w:iCs/>
           <w:color w:val="FF0000"/>
           <w:spacing w:val="4"/>
+          <w:sz w:val="24"/>
         </w:rPr>
         <w:t>Приспів:</w:t>
       </w:r>
       <w:r>
         <w:rPr>
+          <w:rFonts w:ascii="Times New Roman" w:hAnsi="Times New Roman"/>
           <w:i/>
           <w:iCs/>
           <w:color w:val="000000"/>
           <w:spacing w:val="4"/>
+          <w:sz w:val="24"/>
         </w:rPr>
         <w:t xml:space="preserve"> </w:t>
       </w:r>
       <w:r>
         <w:rPr>
+          <w:rFonts w:ascii="Times New Roman" w:hAnsi="Times New Roman"/>
+          <w:sz w:val="24"/>
           <w:u w:val="single"/>
         </w:rPr>
         <w:t>Слава, Господи, святому преображенню тво</w:t>
       </w:r>
       <w:r>
         <w:rPr>
+          <w:rFonts w:ascii="Times New Roman" w:hAnsi="Times New Roman"/>
+          <w:sz w:val="24"/>
           <w:u w:val="single"/>
           <w:lang w:val="ru-RU"/>
         </w:rPr>
@@ -11043,6 +12733,8 @@
       </w:r>
       <w:r>
         <w:rPr>
+          <w:rFonts w:ascii="Times New Roman" w:hAnsi="Times New Roman"/>
+          <w:sz w:val="24"/>
           <w:u w:val="single"/>
         </w:rPr>
         <w:t>му.</w:t>
@@ -11066,15 +12758,19 @@
       </w:pPr>
       <w:r>
         <w:rPr>
+          <w:rFonts w:ascii="Times New Roman" w:hAnsi="Times New Roman"/>
           <w:color w:val="000000"/>
           <w:spacing w:val="3"/>
+          <w:sz w:val="24"/>
         </w:rPr>
         <w:t xml:space="preserve">Христос, що колись у пустині стовпом огненним і хмарою </w:t>
       </w:r>
       <w:r>
         <w:rPr>
+          <w:rFonts w:ascii="Times New Roman" w:hAnsi="Times New Roman"/>
           <w:color w:val="000000"/>
           <w:spacing w:val="6"/>
+          <w:sz w:val="24"/>
         </w:rPr>
         <w:t>Ізраїля вів, сьогодні невимовно на горі світлом засяяв.</w:t>
       </w:r>
@@ -11090,34 +12786,50 @@
       </w:pPr>
       <w:r>
         <w:rPr>
-          <w:b/>
+          <w:rFonts w:ascii="Times New Roman" w:hAnsi="Times New Roman"/>
+          <w:b/>
+          <w:sz w:val="24"/>
         </w:rPr>
         <w:t>Слава і нині</w:t>
       </w:r>
       <w:r>
+        <w:rPr>
+          <w:rFonts w:ascii="Times New Roman" w:hAnsi="Times New Roman"/>
+          <w:sz w:val="24"/>
+        </w:rPr>
         <w:t>:</w:t>
       </w:r>
       <w:r>
+        <w:rPr>
+          <w:rFonts w:ascii="Times New Roman" w:hAnsi="Times New Roman"/>
+          <w:sz w:val="24"/>
+        </w:rPr>
         <w:t xml:space="preserve"> </w:t>
       </w:r>
       <w:r>
         <w:rPr>
+          <w:rFonts w:ascii="Times New Roman" w:hAnsi="Times New Roman"/>
           <w:color w:val="000000"/>
           <w:spacing w:val="12"/>
+          <w:sz w:val="24"/>
         </w:rPr>
         <w:t xml:space="preserve">Вийшли на гору Фаворську разом з Тобою найперші </w:t>
       </w:r>
       <w:r>
         <w:rPr>
+          <w:rFonts w:ascii="Times New Roman" w:hAnsi="Times New Roman"/>
           <w:color w:val="000000"/>
           <w:spacing w:val="8"/>
+          <w:sz w:val="24"/>
         </w:rPr>
         <w:t xml:space="preserve">апостоли й стали перед Тобою Мойсей та Ілля, як Божі слуги, </w:t>
       </w:r>
       <w:r>
         <w:rPr>
+          <w:rFonts w:ascii="Times New Roman" w:hAnsi="Times New Roman"/>
           <w:color w:val="000000"/>
           <w:spacing w:val="2"/>
+          <w:sz w:val="24"/>
         </w:rPr>
         <w:t>єдиний Людинолюбче.</w:t>
       </w:r>
@@ -11148,6 +12860,7 @@
           <w:rFonts w:ascii="Times New Roman" w:hAnsi="Times New Roman" w:cs="Times New Roman"/>
           <w:i/>
           <w:color w:val="FF0000"/>
+          <w:sz w:val="24"/>
           <w:lang w:val="uk-UA"/>
         </w:rPr>
         <w:t>Мала єктенія</w:t>
@@ -11432,18 +13145,26 @@
       </w:pPr>
       <w:r>
         <w:rPr>
-          <w:i/>
-          <w:color w:val="FF0000"/>
+          <w:rFonts w:ascii="Times New Roman" w:hAnsi="Times New Roman"/>
+          <w:i/>
+          <w:color w:val="FF0000"/>
+          <w:sz w:val="24"/>
         </w:rPr>
         <w:t>Вірні:</w:t>
       </w:r>
       <w:r>
         <w:rPr>
-          <w:color w:val="FF0000"/>
+          <w:rFonts w:ascii="Times New Roman" w:hAnsi="Times New Roman"/>
+          <w:color w:val="FF0000"/>
+          <w:sz w:val="24"/>
         </w:rPr>
         <w:t xml:space="preserve"> </w:t>
       </w:r>
       <w:r>
+        <w:rPr>
+          <w:rFonts w:ascii="Times New Roman" w:hAnsi="Times New Roman"/>
+          <w:sz w:val="24"/>
+        </w:rPr>
         <w:t>Амінь.</w:t>
       </w:r>
     </w:p>
@@ -11468,12 +13189,18 @@
       </w:pPr>
       <w:r>
         <w:rPr>
-          <w:i/>
-          <w:color w:val="FF0000"/>
+          <w:rFonts w:ascii="Times New Roman" w:hAnsi="Times New Roman"/>
+          <w:i/>
+          <w:color w:val="FF0000"/>
+          <w:sz w:val="24"/>
         </w:rPr>
         <w:t>Кондак: (г. 7):</w:t>
       </w:r>
       <w:r>
+        <w:rPr>
+          <w:rFonts w:ascii="Times New Roman" w:hAnsi="Times New Roman"/>
+          <w:sz w:val="24"/>
+        </w:rPr>
         <w:t xml:space="preserve"> На горі переобразився Ти * і, скільки змогли, ученики Твої славу Твою, Христе Боже, виділи, * щоб, коли побачать, як Тебе розпинають, * страдання зрозуміли добровільне, * а світові проповідять, * що Ти єси воістину Отче сяяння.</w:t>
       </w:r>
     </w:p>
@@ -11489,10 +13216,12 @@
       </w:pPr>
       <w:r>
         <w:rPr>
+          <w:rFonts w:ascii="Times New Roman" w:hAnsi="Times New Roman"/>
           <w:i/>
           <w:iCs/>
           <w:color w:val="FF0000"/>
           <w:spacing w:val="-6"/>
+          <w:sz w:val="24"/>
         </w:rPr>
         <w:t>Сідальний</w:t>
       </w:r>
@@ -11505,35 +13234,45 @@
       </w:pPr>
       <w:r>
         <w:rPr>
+          <w:rFonts w:ascii="Times New Roman" w:hAnsi="Times New Roman"/>
           <w:color w:val="000000"/>
           <w:spacing w:val="-2"/>
+          <w:sz w:val="24"/>
         </w:rPr>
         <w:t xml:space="preserve">На горі Таворі Ти показав славу Свою, Ісусе, перед Іллею з </w:t>
       </w:r>
       <w:r>
         <w:rPr>
+          <w:rFonts w:ascii="Times New Roman" w:hAnsi="Times New Roman"/>
           <w:color w:val="000000"/>
           <w:spacing w:val="3"/>
+          <w:sz w:val="24"/>
         </w:rPr>
         <w:t xml:space="preserve">Мойсеєм, Петром, Яковом та Іваном. Петро, що був там, сказав </w:t>
       </w:r>
       <w:r>
         <w:rPr>
-          <w:color w:val="000000"/>
+          <w:rFonts w:ascii="Times New Roman" w:hAnsi="Times New Roman"/>
+          <w:color w:val="000000"/>
+          <w:sz w:val="24"/>
         </w:rPr>
         <w:t xml:space="preserve">Тобі: «Добре б нам тут три намети зробити — один Мойсейові, </w:t>
       </w:r>
       <w:r>
         <w:rPr>
+          <w:rFonts w:ascii="Times New Roman" w:hAnsi="Times New Roman"/>
           <w:color w:val="000000"/>
           <w:spacing w:val="7"/>
+          <w:sz w:val="24"/>
         </w:rPr>
         <w:t xml:space="preserve">другий Іллі й Тобі один, Владиці Христу. Осяяний світлом, </w:t>
       </w:r>
       <w:r>
         <w:rPr>
+          <w:rFonts w:ascii="Times New Roman" w:hAnsi="Times New Roman"/>
           <w:color w:val="000000"/>
           <w:spacing w:val="2"/>
+          <w:sz w:val="24"/>
         </w:rPr>
         <w:t>Господи, просвіти душі наші».</w:t>
       </w:r>
@@ -11558,38 +13297,52 @@
       </w:pPr>
       <w:r>
         <w:rPr>
-          <w:i/>
-          <w:color w:val="FF0000"/>
+          <w:rFonts w:ascii="Times New Roman" w:hAnsi="Times New Roman"/>
+          <w:i/>
+          <w:color w:val="FF0000"/>
+          <w:sz w:val="24"/>
         </w:rPr>
         <w:t>Ірмос</w:t>
       </w:r>
       <w:r>
         <w:rPr>
-          <w:i/>
-          <w:color w:val="FF0000"/>
+          <w:rFonts w:ascii="Times New Roman" w:hAnsi="Times New Roman"/>
+          <w:i/>
+          <w:color w:val="FF0000"/>
+          <w:sz w:val="24"/>
           <w:lang w:val="ru-RU"/>
         </w:rPr>
         <w:t> </w:t>
       </w:r>
       <w:r>
         <w:rPr>
-          <w:i/>
-          <w:color w:val="FF0000"/>
+          <w:rFonts w:ascii="Times New Roman" w:hAnsi="Times New Roman"/>
+          <w:i/>
+          <w:color w:val="FF0000"/>
+          <w:sz w:val="24"/>
         </w:rPr>
         <w:t>4:</w:t>
       </w:r>
       <w:r>
+        <w:rPr>
+          <w:rFonts w:ascii="Times New Roman" w:hAnsi="Times New Roman"/>
+          <w:sz w:val="24"/>
+        </w:rPr>
         <w:t xml:space="preserve"> </w:t>
       </w:r>
       <w:r>
         <w:rPr>
-          <w:b/>
+          <w:rFonts w:ascii="Times New Roman" w:hAnsi="Times New Roman"/>
+          <w:b/>
+          <w:sz w:val="24"/>
         </w:rPr>
         <w:t>Почув я про славне провидіння твоє, Христе Боже,* бо ти народився від Діви,* щоб від омани визволити тих, що взивають:* Слава могутності твоїй, Господи</w:t>
       </w:r>
       <w:r>
         <w:rPr>
-          <w:b/>
+          <w:rFonts w:ascii="Times New Roman" w:hAnsi="Times New Roman"/>
+          <w:b/>
+          <w:sz w:val="24"/>
           <w:lang w:val="ru-RU"/>
         </w:rPr>
         <w:t>!</w:t>
@@ -11607,30 +13360,38 @@
       </w:pPr>
       <w:r>
         <w:rPr>
+          <w:rFonts w:ascii="Times New Roman" w:hAnsi="Times New Roman"/>
           <w:i/>
           <w:iCs/>
           <w:color w:val="FF0000"/>
           <w:spacing w:val="4"/>
+          <w:sz w:val="24"/>
         </w:rPr>
         <w:t>Приспів:</w:t>
       </w:r>
       <w:r>
         <w:rPr>
+          <w:rFonts w:ascii="Times New Roman" w:hAnsi="Times New Roman"/>
           <w:i/>
           <w:iCs/>
           <w:color w:val="000000"/>
           <w:spacing w:val="4"/>
+          <w:sz w:val="24"/>
         </w:rPr>
         <w:t xml:space="preserve"> </w:t>
       </w:r>
       <w:r>
         <w:rPr>
+          <w:rFonts w:ascii="Times New Roman" w:hAnsi="Times New Roman"/>
+          <w:sz w:val="24"/>
           <w:u w:val="single"/>
         </w:rPr>
         <w:t>Слава, Господи, святому преображенню тво</w:t>
       </w:r>
       <w:r>
         <w:rPr>
+          <w:rFonts w:ascii="Times New Roman" w:hAnsi="Times New Roman"/>
+          <w:sz w:val="24"/>
           <w:u w:val="single"/>
           <w:lang w:val="ru-RU"/>
         </w:rPr>
@@ -11638,6 +13399,8 @@
       </w:r>
       <w:r>
         <w:rPr>
+          <w:rFonts w:ascii="Times New Roman" w:hAnsi="Times New Roman"/>
+          <w:sz w:val="24"/>
           <w:u w:val="single"/>
         </w:rPr>
         <w:t>му.</w:t>
@@ -11662,22 +13425,28 @@
       </w:pPr>
       <w:r>
         <w:rPr>
+          <w:rFonts w:ascii="Times New Roman" w:hAnsi="Times New Roman"/>
           <w:color w:val="000000"/>
           <w:spacing w:val="4"/>
+          <w:sz w:val="24"/>
         </w:rPr>
         <w:t xml:space="preserve">Коли давав Ти на Синаю писаний закон, Христе-Боже, то </w:t>
       </w:r>
       <w:r>
         <w:rPr>
+          <w:rFonts w:ascii="Times New Roman" w:hAnsi="Times New Roman"/>
           <w:color w:val="000000"/>
           <w:spacing w:val="8"/>
+          <w:sz w:val="24"/>
         </w:rPr>
         <w:t xml:space="preserve">з'явився у хмарі, в огні, й темряві, й у вихрі. Слава силі Твоїй, </w:t>
       </w:r>
       <w:r>
         <w:rPr>
+          <w:rFonts w:ascii="Times New Roman" w:hAnsi="Times New Roman"/>
           <w:color w:val="000000"/>
           <w:spacing w:val="-4"/>
+          <w:sz w:val="24"/>
         </w:rPr>
         <w:t>Господи.</w:t>
       </w:r>
@@ -11693,30 +13462,38 @@
       </w:pPr>
       <w:r>
         <w:rPr>
+          <w:rFonts w:ascii="Times New Roman" w:hAnsi="Times New Roman"/>
           <w:i/>
           <w:iCs/>
           <w:color w:val="FF0000"/>
           <w:spacing w:val="4"/>
+          <w:sz w:val="24"/>
         </w:rPr>
         <w:t>Приспів:</w:t>
       </w:r>
       <w:r>
         <w:rPr>
+          <w:rFonts w:ascii="Times New Roman" w:hAnsi="Times New Roman"/>
           <w:i/>
           <w:iCs/>
           <w:color w:val="000000"/>
           <w:spacing w:val="4"/>
+          <w:sz w:val="24"/>
         </w:rPr>
         <w:t xml:space="preserve"> </w:t>
       </w:r>
       <w:r>
         <w:rPr>
+          <w:rFonts w:ascii="Times New Roman" w:hAnsi="Times New Roman"/>
+          <w:sz w:val="24"/>
           <w:u w:val="single"/>
         </w:rPr>
         <w:t>Слава, Господи, святому преображенню тво</w:t>
       </w:r>
       <w:r>
         <w:rPr>
+          <w:rFonts w:ascii="Times New Roman" w:hAnsi="Times New Roman"/>
+          <w:sz w:val="24"/>
           <w:u w:val="single"/>
           <w:lang w:val="ru-RU"/>
         </w:rPr>
@@ -11724,6 +13501,8 @@
       </w:r>
       <w:r>
         <w:rPr>
+          <w:rFonts w:ascii="Times New Roman" w:hAnsi="Times New Roman"/>
+          <w:sz w:val="24"/>
           <w:u w:val="single"/>
         </w:rPr>
         <w:t>му.</w:t>
@@ -11747,22 +13526,28 @@
       </w:pPr>
       <w:r>
         <w:rPr>
+          <w:rFonts w:ascii="Times New Roman" w:hAnsi="Times New Roman"/>
           <w:color w:val="000000"/>
           <w:spacing w:val="1"/>
+          <w:sz w:val="24"/>
         </w:rPr>
         <w:t xml:space="preserve">Бесідники стояли, як слуги, перед Тобою, Владико Христе, </w:t>
       </w:r>
       <w:r>
         <w:rPr>
+          <w:rFonts w:ascii="Times New Roman" w:hAnsi="Times New Roman"/>
           <w:color w:val="000000"/>
           <w:spacing w:val="4"/>
+          <w:sz w:val="24"/>
         </w:rPr>
         <w:t xml:space="preserve">а Ти промовляв до них подихом вогню, й хмари, й тихим вітром. </w:t>
       </w:r>
       <w:r>
         <w:rPr>
+          <w:rFonts w:ascii="Times New Roman" w:hAnsi="Times New Roman"/>
           <w:color w:val="000000"/>
           <w:spacing w:val="5"/>
+          <w:sz w:val="24"/>
         </w:rPr>
         <w:t>Слава силі Твоїй, Господи.</w:t>
       </w:r>
@@ -11785,34 +13570,50 @@
       </w:pPr>
       <w:r>
         <w:rPr>
-          <w:b/>
+          <w:rFonts w:ascii="Times New Roman" w:hAnsi="Times New Roman"/>
+          <w:b/>
+          <w:sz w:val="24"/>
         </w:rPr>
         <w:t>Слава і нині</w:t>
       </w:r>
       <w:r>
+        <w:rPr>
+          <w:rFonts w:ascii="Times New Roman" w:hAnsi="Times New Roman"/>
+          <w:sz w:val="24"/>
+        </w:rPr>
         <w:t>:</w:t>
       </w:r>
       <w:r>
+        <w:rPr>
+          <w:rFonts w:ascii="Times New Roman" w:hAnsi="Times New Roman"/>
+          <w:sz w:val="24"/>
+        </w:rPr>
         <w:t xml:space="preserve"> </w:t>
       </w:r>
       <w:r>
         <w:rPr>
+          <w:rFonts w:ascii="Times New Roman" w:hAnsi="Times New Roman"/>
           <w:color w:val="000000"/>
           <w:spacing w:val="2"/>
+          <w:sz w:val="24"/>
         </w:rPr>
         <w:t xml:space="preserve">Мойсей, що в тернині колись передбачав Тебе, також Ілля, </w:t>
       </w:r>
       <w:r>
         <w:rPr>
+          <w:rFonts w:ascii="Times New Roman" w:hAnsi="Times New Roman"/>
           <w:color w:val="000000"/>
           <w:spacing w:val="9"/>
+          <w:sz w:val="24"/>
         </w:rPr>
         <w:t xml:space="preserve">що на вогненній колісниці піднявся, Христе, провіщали славу </w:t>
       </w:r>
       <w:r>
         <w:rPr>
+          <w:rFonts w:ascii="Times New Roman" w:hAnsi="Times New Roman"/>
           <w:color w:val="000000"/>
           <w:spacing w:val="7"/>
+          <w:sz w:val="24"/>
         </w:rPr>
         <w:t>хреста Твого, коли прийшов Ти на гору Фавор.</w:t>
       </w:r>
@@ -11838,45 +13639,61 @@
       </w:pPr>
       <w:r>
         <w:rPr>
-          <w:i/>
-          <w:color w:val="FF0000"/>
+          <w:rFonts w:ascii="Times New Roman" w:hAnsi="Times New Roman"/>
+          <w:i/>
+          <w:color w:val="FF0000"/>
+          <w:sz w:val="24"/>
         </w:rPr>
         <w:t>Ірмос</w:t>
       </w:r>
       <w:r>
         <w:rPr>
-          <w:i/>
-          <w:color w:val="FF0000"/>
+          <w:rFonts w:ascii="Times New Roman" w:hAnsi="Times New Roman"/>
+          <w:i/>
+          <w:color w:val="FF0000"/>
+          <w:sz w:val="24"/>
           <w:lang w:val="ru-RU"/>
         </w:rPr>
         <w:t> </w:t>
       </w:r>
       <w:r>
         <w:rPr>
-          <w:i/>
-          <w:color w:val="FF0000"/>
+          <w:rFonts w:ascii="Times New Roman" w:hAnsi="Times New Roman"/>
+          <w:i/>
+          <w:color w:val="FF0000"/>
+          <w:sz w:val="24"/>
         </w:rPr>
         <w:t>5:</w:t>
       </w:r>
       <w:r>
+        <w:rPr>
+          <w:rFonts w:ascii="Times New Roman" w:hAnsi="Times New Roman"/>
+          <w:sz w:val="24"/>
+        </w:rPr>
         <w:t xml:space="preserve"> </w:t>
       </w:r>
       <w:r>
         <w:rPr>
-          <w:b/>
+          <w:rFonts w:ascii="Times New Roman" w:hAnsi="Times New Roman"/>
+          <w:b/>
+          <w:sz w:val="24"/>
         </w:rPr>
         <w:t xml:space="preserve">Ти, що світлом первісним засяяв,* щоб діла у світлі оспівували тебе, Христе, Сотворителю,* </w:t>
       </w:r>
       <w:r>
         <w:rPr>
-          <w:b/>
+          <w:rFonts w:ascii="Times New Roman" w:hAnsi="Times New Roman"/>
+          <w:b/>
+          <w:sz w:val="24"/>
           <w:lang w:val="ru-RU"/>
         </w:rPr>
         <w:t>−</w:t>
       </w:r>
       <w:r>
         <w:rPr>
-          <w:b/>
+          <w:rFonts w:ascii="Times New Roman" w:hAnsi="Times New Roman"/>
+          <w:b/>
+          <w:sz w:val="24"/>
         </w:rPr>
         <w:t xml:space="preserve"> направ світлом своїм шляхи наші.</w:t>
       </w:r>
@@ -11892,30 +13709,38 @@
       </w:pPr>
       <w:r>
         <w:rPr>
+          <w:rFonts w:ascii="Times New Roman" w:hAnsi="Times New Roman"/>
           <w:i/>
           <w:iCs/>
           <w:color w:val="FF0000"/>
           <w:spacing w:val="4"/>
+          <w:sz w:val="24"/>
         </w:rPr>
         <w:t>Приспів:</w:t>
       </w:r>
       <w:r>
         <w:rPr>
+          <w:rFonts w:ascii="Times New Roman" w:hAnsi="Times New Roman"/>
           <w:i/>
           <w:iCs/>
           <w:color w:val="000000"/>
           <w:spacing w:val="4"/>
+          <w:sz w:val="24"/>
         </w:rPr>
         <w:t xml:space="preserve"> </w:t>
       </w:r>
       <w:r>
         <w:rPr>
+          <w:rFonts w:ascii="Times New Roman" w:hAnsi="Times New Roman"/>
+          <w:sz w:val="24"/>
           <w:u w:val="single"/>
         </w:rPr>
         <w:t>Слава, Господи, святому преображенню тво</w:t>
       </w:r>
       <w:r>
         <w:rPr>
+          <w:rFonts w:ascii="Times New Roman" w:hAnsi="Times New Roman"/>
+          <w:sz w:val="24"/>
           <w:u w:val="single"/>
           <w:lang w:val="ru-RU"/>
         </w:rPr>
@@ -11923,6 +13748,8 @@
       </w:r>
       <w:r>
         <w:rPr>
+          <w:rFonts w:ascii="Times New Roman" w:hAnsi="Times New Roman"/>
+          <w:sz w:val="24"/>
           <w:u w:val="single"/>
         </w:rPr>
         <w:t>му.</w:t>
@@ -11939,21 +13766,27 @@
       </w:pPr>
       <w:r>
         <w:rPr>
-          <w:color w:val="000000"/>
+          <w:rFonts w:ascii="Times New Roman" w:hAnsi="Times New Roman"/>
+          <w:color w:val="000000"/>
+          <w:sz w:val="24"/>
         </w:rPr>
         <w:t xml:space="preserve">Перед Лицем Твоїм гори вклонилися, бо світ і сонце </w:t>
       </w:r>
       <w:r>
         <w:rPr>
+          <w:rFonts w:ascii="Times New Roman" w:hAnsi="Times New Roman"/>
           <w:color w:val="000000"/>
           <w:spacing w:val="1"/>
+          <w:sz w:val="24"/>
         </w:rPr>
         <w:t xml:space="preserve">промінням з неба зійшло до ніг Твоїх, Христе, коли Ти зволив </w:t>
       </w:r>
       <w:r>
         <w:rPr>
+          <w:rFonts w:ascii="Times New Roman" w:hAnsi="Times New Roman"/>
           <w:color w:val="000000"/>
           <w:spacing w:val="6"/>
+          <w:sz w:val="24"/>
         </w:rPr>
         <w:t>прийняти земний образ.</w:t>
       </w:r>
@@ -11969,30 +13802,38 @@
       </w:pPr>
       <w:r>
         <w:rPr>
+          <w:rFonts w:ascii="Times New Roman" w:hAnsi="Times New Roman"/>
           <w:i/>
           <w:iCs/>
           <w:color w:val="FF0000"/>
           <w:spacing w:val="4"/>
+          <w:sz w:val="24"/>
         </w:rPr>
         <w:t>Приспів:</w:t>
       </w:r>
       <w:r>
         <w:rPr>
+          <w:rFonts w:ascii="Times New Roman" w:hAnsi="Times New Roman"/>
           <w:i/>
           <w:iCs/>
           <w:color w:val="000000"/>
           <w:spacing w:val="4"/>
+          <w:sz w:val="24"/>
         </w:rPr>
         <w:t xml:space="preserve"> </w:t>
       </w:r>
       <w:r>
         <w:rPr>
+          <w:rFonts w:ascii="Times New Roman" w:hAnsi="Times New Roman"/>
+          <w:sz w:val="24"/>
           <w:u w:val="single"/>
         </w:rPr>
         <w:t>Слава, Господи, святому преображенню тво</w:t>
       </w:r>
       <w:r>
         <w:rPr>
+          <w:rFonts w:ascii="Times New Roman" w:hAnsi="Times New Roman"/>
+          <w:sz w:val="24"/>
           <w:u w:val="single"/>
           <w:lang w:val="ru-RU"/>
         </w:rPr>
@@ -12000,6 +13841,8 @@
       </w:r>
       <w:r>
         <w:rPr>
+          <w:rFonts w:ascii="Times New Roman" w:hAnsi="Times New Roman"/>
+          <w:sz w:val="24"/>
           <w:u w:val="single"/>
         </w:rPr>
         <w:t>му.</w:t>
@@ -12023,7 +13866,9 @@
       </w:pPr>
       <w:r>
         <w:rPr>
-          <w:color w:val="000000"/>
+          <w:rFonts w:ascii="Times New Roman" w:hAnsi="Times New Roman"/>
+          <w:color w:val="000000"/>
+          <w:sz w:val="24"/>
         </w:rPr>
         <w:t>«Ось Спаситель, — виголосили Мойсей та Ілля до учеників, що були на горі, — Христос, що Його раніш ми просвітили, як Бога істинного».</w:t>
       </w:r>
@@ -12046,27 +13891,41 @@
       </w:pPr>
       <w:r>
         <w:rPr>
-          <w:b/>
+          <w:rFonts w:ascii="Times New Roman" w:hAnsi="Times New Roman"/>
+          <w:b/>
+          <w:sz w:val="24"/>
         </w:rPr>
         <w:t>Слава і нині</w:t>
       </w:r>
       <w:r>
+        <w:rPr>
+          <w:rFonts w:ascii="Times New Roman" w:hAnsi="Times New Roman"/>
+          <w:sz w:val="24"/>
+        </w:rPr>
         <w:t>:</w:t>
       </w:r>
       <w:r>
+        <w:rPr>
+          <w:rFonts w:ascii="Times New Roman" w:hAnsi="Times New Roman"/>
+          <w:sz w:val="24"/>
+        </w:rPr>
         <w:t xml:space="preserve"> </w:t>
       </w:r>
       <w:r>
         <w:rPr>
+          <w:rFonts w:ascii="Times New Roman" w:hAnsi="Times New Roman"/>
           <w:color w:val="000000"/>
           <w:spacing w:val="3"/>
+          <w:sz w:val="24"/>
         </w:rPr>
         <w:t xml:space="preserve">Незмінна природа, сполучившись з людською, невимовно </w:t>
       </w:r>
       <w:r>
         <w:rPr>
+          <w:rFonts w:ascii="Times New Roman" w:hAnsi="Times New Roman"/>
           <w:color w:val="000000"/>
           <w:spacing w:val="4"/>
+          <w:sz w:val="24"/>
         </w:rPr>
         <w:t>засяяла, виявивши рясноту світла духовного Божества.</w:t>
       </w:r>
@@ -12090,32 +13949,44 @@
       </w:pPr>
       <w:r>
         <w:rPr>
-          <w:i/>
-          <w:color w:val="FF0000"/>
+          <w:rFonts w:ascii="Times New Roman" w:hAnsi="Times New Roman"/>
+          <w:i/>
+          <w:color w:val="FF0000"/>
+          <w:sz w:val="24"/>
         </w:rPr>
         <w:t>Ірмос</w:t>
       </w:r>
       <w:r>
         <w:rPr>
-          <w:i/>
-          <w:color w:val="FF0000"/>
+          <w:rFonts w:ascii="Times New Roman" w:hAnsi="Times New Roman"/>
+          <w:i/>
+          <w:color w:val="FF0000"/>
+          <w:sz w:val="24"/>
           <w:lang w:val="ru-RU"/>
         </w:rPr>
         <w:t> </w:t>
       </w:r>
       <w:r>
         <w:rPr>
-          <w:i/>
-          <w:color w:val="FF0000"/>
+          <w:rFonts w:ascii="Times New Roman" w:hAnsi="Times New Roman"/>
+          <w:i/>
+          <w:color w:val="FF0000"/>
+          <w:sz w:val="24"/>
         </w:rPr>
         <w:t>6:</w:t>
       </w:r>
       <w:r>
+        <w:rPr>
+          <w:rFonts w:ascii="Times New Roman" w:hAnsi="Times New Roman"/>
+          <w:sz w:val="24"/>
+        </w:rPr>
         <w:t xml:space="preserve"> </w:t>
       </w:r>
       <w:r>
         <w:rPr>
-          <w:b/>
+          <w:rFonts w:ascii="Times New Roman" w:hAnsi="Times New Roman"/>
+          <w:b/>
+          <w:sz w:val="24"/>
         </w:rPr>
         <w:t>У смутку моєму взивав я до Господа,* і почув мене Бог, Спаситель мій.</w:t>
       </w:r>
@@ -12131,30 +14002,38 @@
       </w:pPr>
       <w:r>
         <w:rPr>
+          <w:rFonts w:ascii="Times New Roman" w:hAnsi="Times New Roman"/>
           <w:i/>
           <w:iCs/>
           <w:color w:val="FF0000"/>
           <w:spacing w:val="4"/>
+          <w:sz w:val="24"/>
         </w:rPr>
         <w:t>Приспів:</w:t>
       </w:r>
       <w:r>
         <w:rPr>
+          <w:rFonts w:ascii="Times New Roman" w:hAnsi="Times New Roman"/>
           <w:i/>
           <w:iCs/>
           <w:color w:val="000000"/>
           <w:spacing w:val="4"/>
+          <w:sz w:val="24"/>
         </w:rPr>
         <w:t xml:space="preserve"> </w:t>
       </w:r>
       <w:r>
         <w:rPr>
+          <w:rFonts w:ascii="Times New Roman" w:hAnsi="Times New Roman"/>
+          <w:sz w:val="24"/>
           <w:u w:val="single"/>
         </w:rPr>
         <w:t>Слава, Господи, святому преображенню тво</w:t>
       </w:r>
       <w:r>
         <w:rPr>
+          <w:rFonts w:ascii="Times New Roman" w:hAnsi="Times New Roman"/>
+          <w:sz w:val="24"/>
           <w:u w:val="single"/>
           <w:lang w:val="ru-RU"/>
         </w:rPr>
@@ -12162,6 +14041,8 @@
       </w:r>
       <w:r>
         <w:rPr>
+          <w:rFonts w:ascii="Times New Roman" w:hAnsi="Times New Roman"/>
+          <w:sz w:val="24"/>
           <w:u w:val="single"/>
         </w:rPr>
         <w:t>му.</w:t>
@@ -12186,15 +14067,19 @@
       </w:pPr>
       <w:r>
         <w:rPr>
+          <w:rFonts w:ascii="Times New Roman" w:hAnsi="Times New Roman"/>
           <w:color w:val="000000"/>
           <w:spacing w:val="8"/>
+          <w:sz w:val="24"/>
         </w:rPr>
         <w:t xml:space="preserve">Красномовні уста не мають сили висловити величність </w:t>
       </w:r>
       <w:r>
         <w:rPr>
+          <w:rFonts w:ascii="Times New Roman" w:hAnsi="Times New Roman"/>
           <w:color w:val="000000"/>
           <w:spacing w:val="6"/>
+          <w:sz w:val="24"/>
         </w:rPr>
         <w:t>Твою, бо Ти, як Владика життя й смерти, привів на Фавор-гору Мойсея та Іллю, щоб свідчили про Твоє Божество.</w:t>
       </w:r>
@@ -12210,30 +14095,38 @@
       </w:pPr>
       <w:r>
         <w:rPr>
+          <w:rFonts w:ascii="Times New Roman" w:hAnsi="Times New Roman"/>
           <w:i/>
           <w:iCs/>
           <w:color w:val="FF0000"/>
           <w:spacing w:val="4"/>
+          <w:sz w:val="24"/>
         </w:rPr>
         <w:t>Приспів:</w:t>
       </w:r>
       <w:r>
         <w:rPr>
+          <w:rFonts w:ascii="Times New Roman" w:hAnsi="Times New Roman"/>
           <w:i/>
           <w:iCs/>
           <w:color w:val="000000"/>
           <w:spacing w:val="4"/>
+          <w:sz w:val="24"/>
         </w:rPr>
         <w:t xml:space="preserve"> </w:t>
       </w:r>
       <w:r>
         <w:rPr>
+          <w:rFonts w:ascii="Times New Roman" w:hAnsi="Times New Roman"/>
+          <w:sz w:val="24"/>
           <w:u w:val="single"/>
         </w:rPr>
         <w:t>Слава, Господи, святому преображенню тво</w:t>
       </w:r>
       <w:r>
         <w:rPr>
+          <w:rFonts w:ascii="Times New Roman" w:hAnsi="Times New Roman"/>
+          <w:sz w:val="24"/>
           <w:u w:val="single"/>
           <w:lang w:val="ru-RU"/>
         </w:rPr>
@@ -12241,6 +14134,8 @@
       </w:r>
       <w:r>
         <w:rPr>
+          <w:rFonts w:ascii="Times New Roman" w:hAnsi="Times New Roman"/>
+          <w:sz w:val="24"/>
           <w:u w:val="single"/>
         </w:rPr>
         <w:t>му.</w:t>
@@ -12264,50 +14159,64 @@
       </w:pPr>
       <w:r>
         <w:rPr>
+          <w:rFonts w:ascii="Times New Roman" w:hAnsi="Times New Roman"/>
           <w:color w:val="000000"/>
           <w:spacing w:val="8"/>
+          <w:sz w:val="24"/>
         </w:rPr>
         <w:t xml:space="preserve">Ти, Христе, що створив невидимими руками по образу </w:t>
       </w:r>
       <w:r>
         <w:rPr>
+          <w:rFonts w:ascii="Times New Roman" w:hAnsi="Times New Roman"/>
           <w:color w:val="000000"/>
           <w:spacing w:val="6"/>
+          <w:sz w:val="24"/>
         </w:rPr>
         <w:t>Тво</w:t>
       </w:r>
       <w:r>
         <w:rPr>
+          <w:rFonts w:ascii="Times New Roman" w:hAnsi="Times New Roman"/>
           <w:color w:val="000000"/>
           <w:spacing w:val="6"/>
+          <w:sz w:val="24"/>
         </w:rPr>
         <w:t>є</w:t>
       </w:r>
       <w:r>
         <w:rPr>
+          <w:rFonts w:ascii="Times New Roman" w:hAnsi="Times New Roman"/>
           <w:color w:val="000000"/>
           <w:spacing w:val="6"/>
+          <w:sz w:val="24"/>
         </w:rPr>
         <w:t xml:space="preserve">му чоловіка, Твою красу первісну в твориві виявив, не в </w:t>
       </w:r>
       <w:r>
         <w:rPr>
+          <w:rFonts w:ascii="Times New Roman" w:hAnsi="Times New Roman"/>
           <w:color w:val="000000"/>
           <w:spacing w:val="9"/>
+          <w:sz w:val="24"/>
         </w:rPr>
         <w:t xml:space="preserve">образі, а як є, по </w:t>
       </w:r>
       <w:r>
         <w:rPr>
+          <w:rFonts w:ascii="Times New Roman" w:hAnsi="Times New Roman"/>
           <w:color w:val="000000"/>
           <w:spacing w:val="9"/>
+          <w:sz w:val="24"/>
         </w:rPr>
         <w:t>сутності</w:t>
       </w:r>
       <w:r>
         <w:rPr>
+          <w:rFonts w:ascii="Times New Roman" w:hAnsi="Times New Roman"/>
           <w:color w:val="000000"/>
           <w:spacing w:val="9"/>
+          <w:sz w:val="24"/>
         </w:rPr>
         <w:t>, Ти був і Бог, і чоловік.</w:t>
       </w:r>
@@ -12330,27 +14239,41 @@
       </w:pPr>
       <w:r>
         <w:rPr>
-          <w:b/>
+          <w:rFonts w:ascii="Times New Roman" w:hAnsi="Times New Roman"/>
+          <w:b/>
+          <w:sz w:val="24"/>
         </w:rPr>
         <w:t>Слава і нині</w:t>
       </w:r>
       <w:r>
+        <w:rPr>
+          <w:rFonts w:ascii="Times New Roman" w:hAnsi="Times New Roman"/>
+          <w:sz w:val="24"/>
+        </w:rPr>
         <w:t>:</w:t>
       </w:r>
       <w:r>
+        <w:rPr>
+          <w:rFonts w:ascii="Times New Roman" w:hAnsi="Times New Roman"/>
+          <w:sz w:val="24"/>
+        </w:rPr>
         <w:t xml:space="preserve"> </w:t>
       </w:r>
       <w:r>
         <w:rPr>
+          <w:rFonts w:ascii="Times New Roman" w:hAnsi="Times New Roman"/>
           <w:color w:val="000000"/>
           <w:spacing w:val="6"/>
+          <w:sz w:val="24"/>
         </w:rPr>
         <w:t xml:space="preserve">Світлом сяйва, яснішого від сонця, засяявши на Фаворі, </w:t>
       </w:r>
       <w:r>
         <w:rPr>
+          <w:rFonts w:ascii="Times New Roman" w:hAnsi="Times New Roman"/>
           <w:color w:val="000000"/>
           <w:spacing w:val="2"/>
+          <w:sz w:val="24"/>
         </w:rPr>
         <w:t>Спаситель нас просвітив.</w:t>
       </w:r>
@@ -12382,6 +14305,7 @@
           <w:rFonts w:ascii="Times New Roman" w:hAnsi="Times New Roman" w:cs="Times New Roman"/>
           <w:i/>
           <w:color w:val="FF0000"/>
+          <w:sz w:val="24"/>
           <w:lang w:val="uk-UA"/>
         </w:rPr>
         <w:t>Мала єктенія</w:t>
@@ -12665,18 +14589,26 @@
       </w:pPr>
       <w:r>
         <w:rPr>
-          <w:i/>
-          <w:color w:val="FF0000"/>
+          <w:rFonts w:ascii="Times New Roman" w:hAnsi="Times New Roman"/>
+          <w:i/>
+          <w:color w:val="FF0000"/>
+          <w:sz w:val="24"/>
         </w:rPr>
         <w:t>Вірні:</w:t>
       </w:r>
       <w:r>
         <w:rPr>
-          <w:color w:val="FF0000"/>
+          <w:rFonts w:ascii="Times New Roman" w:hAnsi="Times New Roman"/>
+          <w:color w:val="FF0000"/>
+          <w:sz w:val="24"/>
         </w:rPr>
         <w:t xml:space="preserve"> </w:t>
       </w:r>
       <w:r>
+        <w:rPr>
+          <w:rFonts w:ascii="Times New Roman" w:hAnsi="Times New Roman"/>
+          <w:sz w:val="24"/>
+        </w:rPr>
         <w:t>Амінь.</w:t>
       </w:r>
     </w:p>
@@ -12698,18 +14630,26 @@
       </w:pPr>
       <w:r>
         <w:rPr>
-          <w:i/>
-          <w:color w:val="FF0000"/>
+          <w:rFonts w:ascii="Times New Roman" w:hAnsi="Times New Roman"/>
+          <w:i/>
+          <w:color w:val="FF0000"/>
+          <w:sz w:val="24"/>
         </w:rPr>
         <w:t>(г. 6):</w:t>
       </w:r>
       <w:r>
         <w:rPr>
-          <w:color w:val="FF0000"/>
+          <w:rFonts w:ascii="Times New Roman" w:hAnsi="Times New Roman"/>
+          <w:color w:val="FF0000"/>
+          <w:sz w:val="24"/>
         </w:rPr>
         <w:t xml:space="preserve"> </w:t>
       </w:r>
       <w:r>
+        <w:rPr>
+          <w:rFonts w:ascii="Times New Roman" w:hAnsi="Times New Roman"/>
+          <w:sz w:val="24"/>
+        </w:rPr>
         <w:t xml:space="preserve">Зненавидівши все тлінне,* і вигадки оманливі, преподобномученику Дометіє,* став ти великим наставником монахів,* не злякався гніву царя,* який не хотів вшановувати Христа, істинного Бога.* Тому й умер ти, співаючи пісню):* Бог зі мною і ніхто проти мене. </w:t>
       </w:r>
     </w:p>
@@ -12733,32 +14673,44 @@
       </w:pPr>
       <w:r>
         <w:rPr>
-          <w:i/>
-          <w:color w:val="FF0000"/>
+          <w:rFonts w:ascii="Times New Roman" w:hAnsi="Times New Roman"/>
+          <w:i/>
+          <w:color w:val="FF0000"/>
+          <w:sz w:val="24"/>
         </w:rPr>
         <w:t>Ірмос</w:t>
       </w:r>
       <w:r>
         <w:rPr>
-          <w:i/>
-          <w:color w:val="FF0000"/>
+          <w:rFonts w:ascii="Times New Roman" w:hAnsi="Times New Roman"/>
+          <w:i/>
+          <w:color w:val="FF0000"/>
+          <w:sz w:val="24"/>
           <w:lang w:val="ru-RU"/>
         </w:rPr>
         <w:t> </w:t>
       </w:r>
       <w:r>
         <w:rPr>
-          <w:i/>
-          <w:color w:val="FF0000"/>
+          <w:rFonts w:ascii="Times New Roman" w:hAnsi="Times New Roman"/>
+          <w:i/>
+          <w:color w:val="FF0000"/>
+          <w:sz w:val="24"/>
         </w:rPr>
         <w:t>7:</w:t>
       </w:r>
       <w:r>
+        <w:rPr>
+          <w:rFonts w:ascii="Times New Roman" w:hAnsi="Times New Roman"/>
+          <w:sz w:val="24"/>
+        </w:rPr>
         <w:t xml:space="preserve"> </w:t>
       </w:r>
       <w:r>
         <w:rPr>
-          <w:b/>
+          <w:rFonts w:ascii="Times New Roman" w:hAnsi="Times New Roman"/>
+          <w:b/>
+          <w:sz w:val="24"/>
         </w:rPr>
         <w:t>Авраамові юнаки у Вавилоні колись загасили полум'я в печі,* співаючи пісню:* Боже отців наших, ти благословенний!</w:t>
       </w:r>
@@ -12774,30 +14726,38 @@
       </w:pPr>
       <w:r>
         <w:rPr>
+          <w:rFonts w:ascii="Times New Roman" w:hAnsi="Times New Roman"/>
           <w:i/>
           <w:iCs/>
           <w:color w:val="FF0000"/>
           <w:spacing w:val="4"/>
+          <w:sz w:val="24"/>
         </w:rPr>
         <w:t>Приспів:</w:t>
       </w:r>
       <w:r>
         <w:rPr>
+          <w:rFonts w:ascii="Times New Roman" w:hAnsi="Times New Roman"/>
           <w:i/>
           <w:iCs/>
           <w:color w:val="000000"/>
           <w:spacing w:val="4"/>
+          <w:sz w:val="24"/>
         </w:rPr>
         <w:t xml:space="preserve"> </w:t>
       </w:r>
       <w:r>
         <w:rPr>
+          <w:rFonts w:ascii="Times New Roman" w:hAnsi="Times New Roman"/>
+          <w:sz w:val="24"/>
           <w:u w:val="single"/>
         </w:rPr>
         <w:t>Слава, Господи, святому преображенню тво</w:t>
       </w:r>
       <w:r>
         <w:rPr>
+          <w:rFonts w:ascii="Times New Roman" w:hAnsi="Times New Roman"/>
+          <w:sz w:val="24"/>
           <w:u w:val="single"/>
           <w:lang w:val="ru-RU"/>
         </w:rPr>
@@ -12805,6 +14765,8 @@
       </w:r>
       <w:r>
         <w:rPr>
+          <w:rFonts w:ascii="Times New Roman" w:hAnsi="Times New Roman"/>
+          <w:sz w:val="24"/>
           <w:u w:val="single"/>
         </w:rPr>
         <w:t>му.</w:t>
@@ -12828,15 +14790,19 @@
       </w:pPr>
       <w:r>
         <w:rPr>
+          <w:rFonts w:ascii="Times New Roman" w:hAnsi="Times New Roman"/>
           <w:color w:val="000000"/>
           <w:spacing w:val="-1"/>
+          <w:sz w:val="24"/>
         </w:rPr>
         <w:t xml:space="preserve">Осяяні світлом неприступної слави на горі Фаворі, апостоли </w:t>
       </w:r>
       <w:r>
         <w:rPr>
+          <w:rFonts w:ascii="Times New Roman" w:hAnsi="Times New Roman"/>
           <w:color w:val="000000"/>
           <w:spacing w:val="4"/>
+          <w:sz w:val="24"/>
         </w:rPr>
         <w:t>до Христа взивали: «Отців наших Боже, благословенний Ти».</w:t>
       </w:r>
@@ -12852,30 +14818,38 @@
       </w:pPr>
       <w:r>
         <w:rPr>
+          <w:rFonts w:ascii="Times New Roman" w:hAnsi="Times New Roman"/>
           <w:i/>
           <w:iCs/>
           <w:color w:val="FF0000"/>
           <w:spacing w:val="4"/>
+          <w:sz w:val="24"/>
         </w:rPr>
         <w:t>Приспів:</w:t>
       </w:r>
       <w:r>
         <w:rPr>
+          <w:rFonts w:ascii="Times New Roman" w:hAnsi="Times New Roman"/>
           <w:i/>
           <w:iCs/>
           <w:color w:val="000000"/>
           <w:spacing w:val="4"/>
+          <w:sz w:val="24"/>
         </w:rPr>
         <w:t xml:space="preserve"> </w:t>
       </w:r>
       <w:r>
         <w:rPr>
+          <w:rFonts w:ascii="Times New Roman" w:hAnsi="Times New Roman"/>
+          <w:sz w:val="24"/>
           <w:u w:val="single"/>
         </w:rPr>
         <w:t>Слава, Господи, святому преображенню тво</w:t>
       </w:r>
       <w:r>
         <w:rPr>
+          <w:rFonts w:ascii="Times New Roman" w:hAnsi="Times New Roman"/>
+          <w:sz w:val="24"/>
           <w:u w:val="single"/>
           <w:lang w:val="ru-RU"/>
         </w:rPr>
@@ -12883,6 +14857,8 @@
       </w:r>
       <w:r>
         <w:rPr>
+          <w:rFonts w:ascii="Times New Roman" w:hAnsi="Times New Roman"/>
+          <w:sz w:val="24"/>
           <w:u w:val="single"/>
         </w:rPr>
         <w:t>му.</w:t>
@@ -12906,21 +14882,27 @@
       </w:pPr>
       <w:r>
         <w:rPr>
+          <w:rFonts w:ascii="Times New Roman" w:hAnsi="Times New Roman"/>
           <w:color w:val="000000"/>
           <w:spacing w:val="-1"/>
+          <w:sz w:val="24"/>
         </w:rPr>
         <w:t xml:space="preserve">Від божественного подиху, й росоносної хмари, й від світла </w:t>
       </w:r>
       <w:r>
         <w:rPr>
+          <w:rFonts w:ascii="Times New Roman" w:hAnsi="Times New Roman"/>
           <w:color w:val="000000"/>
           <w:spacing w:val="6"/>
+          <w:sz w:val="24"/>
         </w:rPr>
         <w:t xml:space="preserve">Твого, Христе, одержавши насолоду, апостоли співали: «Боже, </w:t>
       </w:r>
       <w:r>
         <w:rPr>
-          <w:color w:val="000000"/>
+          <w:rFonts w:ascii="Times New Roman" w:hAnsi="Times New Roman"/>
+          <w:color w:val="000000"/>
+          <w:sz w:val="24"/>
         </w:rPr>
         <w:t>благословенний Ти».</w:t>
       </w:r>
@@ -12936,27 +14918,41 @@
       </w:pPr>
       <w:r>
         <w:rPr>
-          <w:b/>
+          <w:rFonts w:ascii="Times New Roman" w:hAnsi="Times New Roman"/>
+          <w:b/>
+          <w:sz w:val="24"/>
         </w:rPr>
         <w:t>Слава і нині</w:t>
       </w:r>
       <w:r>
+        <w:rPr>
+          <w:rFonts w:ascii="Times New Roman" w:hAnsi="Times New Roman"/>
+          <w:sz w:val="24"/>
+        </w:rPr>
         <w:t>:</w:t>
       </w:r>
       <w:r>
+        <w:rPr>
+          <w:rFonts w:ascii="Times New Roman" w:hAnsi="Times New Roman"/>
+          <w:sz w:val="24"/>
+        </w:rPr>
         <w:t xml:space="preserve"> </w:t>
       </w:r>
       <w:r>
         <w:rPr>
+          <w:rFonts w:ascii="Times New Roman" w:hAnsi="Times New Roman"/>
           <w:color w:val="000000"/>
           <w:spacing w:val="7"/>
+          <w:sz w:val="24"/>
         </w:rPr>
         <w:t xml:space="preserve">У світлі неприступнім побачивши Тебе, як Ти засяяв на </w:t>
       </w:r>
       <w:r>
         <w:rPr>
+          <w:rFonts w:ascii="Times New Roman" w:hAnsi="Times New Roman"/>
           <w:color w:val="000000"/>
           <w:spacing w:val="-2"/>
+          <w:sz w:val="24"/>
         </w:rPr>
         <w:t>Фаворі, Петро виголосив: «Отців наших Боже, благословенний Ти».</w:t>
       </w:r>
@@ -12986,6 +14982,7 @@
           <w:rFonts w:ascii="Times New Roman" w:hAnsi="Times New Roman"/>
           <w:i/>
           <w:color w:val="FF0000"/>
+          <w:sz w:val="24"/>
         </w:rPr>
         <w:t>Ірмос</w:t>
       </w:r>
@@ -12994,6 +14991,7 @@
           <w:rFonts w:ascii="Times New Roman" w:hAnsi="Times New Roman"/>
           <w:i/>
           <w:color w:val="FF0000"/>
+          <w:sz w:val="24"/>
           <w:lang w:val="ru-RU"/>
         </w:rPr>
         <w:t> </w:t>
@@ -13003,12 +15001,14 @@
           <w:rFonts w:ascii="Times New Roman" w:hAnsi="Times New Roman"/>
           <w:i/>
           <w:color w:val="FF0000"/>
+          <w:sz w:val="24"/>
         </w:rPr>
         <w:t>8:</w:t>
       </w:r>
       <w:r>
         <w:rPr>
           <w:rFonts w:ascii="Times New Roman" w:hAnsi="Times New Roman"/>
+          <w:sz w:val="24"/>
         </w:rPr>
         <w:t xml:space="preserve"> </w:t>
       </w:r>
@@ -13016,6 +15016,7 @@
         <w:rPr>
           <w:rFonts w:ascii="Times New Roman" w:hAnsi="Times New Roman"/>
           <w:b/>
+          <w:sz w:val="24"/>
         </w:rPr>
         <w:t>У Вавилоні юнаки, запалені любов'ю до Бога,* сміливо відкинули погрози гнобителя* і, серед полум'я окроплені росою, співали:* Всі створіння Господні, благословляйте Господа.</w:t>
       </w:r>
@@ -13031,30 +15032,38 @@
       </w:pPr>
       <w:r>
         <w:rPr>
+          <w:rFonts w:ascii="Times New Roman" w:hAnsi="Times New Roman"/>
           <w:i/>
           <w:iCs/>
           <w:color w:val="FF0000"/>
           <w:spacing w:val="4"/>
+          <w:sz w:val="24"/>
         </w:rPr>
         <w:t>Приспів:</w:t>
       </w:r>
       <w:r>
         <w:rPr>
+          <w:rFonts w:ascii="Times New Roman" w:hAnsi="Times New Roman"/>
           <w:i/>
           <w:iCs/>
           <w:color w:val="000000"/>
           <w:spacing w:val="4"/>
+          <w:sz w:val="24"/>
         </w:rPr>
         <w:t xml:space="preserve"> </w:t>
       </w:r>
       <w:r>
         <w:rPr>
+          <w:rFonts w:ascii="Times New Roman" w:hAnsi="Times New Roman"/>
+          <w:sz w:val="24"/>
           <w:u w:val="single"/>
         </w:rPr>
         <w:t>Слава, Господи, святому преображенню тво</w:t>
       </w:r>
       <w:r>
         <w:rPr>
+          <w:rFonts w:ascii="Times New Roman" w:hAnsi="Times New Roman"/>
+          <w:sz w:val="24"/>
           <w:u w:val="single"/>
           <w:lang w:val="ru-RU"/>
         </w:rPr>
@@ -13062,6 +15071,8 @@
       </w:r>
       <w:r>
         <w:rPr>
+          <w:rFonts w:ascii="Times New Roman" w:hAnsi="Times New Roman"/>
+          <w:sz w:val="24"/>
           <w:u w:val="single"/>
         </w:rPr>
         <w:t>му.</w:t>
@@ -13085,22 +15096,28 @@
       </w:pPr>
       <w:r>
         <w:rPr>
+          <w:rFonts w:ascii="Times New Roman" w:hAnsi="Times New Roman"/>
           <w:color w:val="000000"/>
           <w:spacing w:val="9"/>
+          <w:sz w:val="24"/>
         </w:rPr>
         <w:t xml:space="preserve">Христос, що руками Своїми все держить, пречистими </w:t>
       </w:r>
       <w:r>
         <w:rPr>
+          <w:rFonts w:ascii="Times New Roman" w:hAnsi="Times New Roman"/>
           <w:color w:val="000000"/>
           <w:spacing w:val="7"/>
+          <w:sz w:val="24"/>
         </w:rPr>
         <w:t xml:space="preserve">ногами на гору Фавор зійшов і на ній промінням сонця засяяв, старших у законі й благодаті виявив у співанні: «Всі створіння </w:t>
       </w:r>
       <w:r>
         <w:rPr>
+          <w:rFonts w:ascii="Times New Roman" w:hAnsi="Times New Roman"/>
           <w:color w:val="000000"/>
           <w:spacing w:val="-1"/>
+          <w:sz w:val="24"/>
         </w:rPr>
         <w:t>Господні, благословіть Господа».</w:t>
       </w:r>
@@ -13116,30 +15133,38 @@
       </w:pPr>
       <w:r>
         <w:rPr>
+          <w:rFonts w:ascii="Times New Roman" w:hAnsi="Times New Roman"/>
           <w:i/>
           <w:iCs/>
           <w:color w:val="FF0000"/>
           <w:spacing w:val="4"/>
+          <w:sz w:val="24"/>
         </w:rPr>
         <w:t>Приспів:</w:t>
       </w:r>
       <w:r>
         <w:rPr>
+          <w:rFonts w:ascii="Times New Roman" w:hAnsi="Times New Roman"/>
           <w:i/>
           <w:iCs/>
           <w:color w:val="000000"/>
           <w:spacing w:val="4"/>
+          <w:sz w:val="24"/>
         </w:rPr>
         <w:t xml:space="preserve"> </w:t>
       </w:r>
       <w:r>
         <w:rPr>
+          <w:rFonts w:ascii="Times New Roman" w:hAnsi="Times New Roman"/>
+          <w:sz w:val="24"/>
           <w:u w:val="single"/>
         </w:rPr>
         <w:t>Слава, Господи, святому преображенню тво</w:t>
       </w:r>
       <w:r>
         <w:rPr>
+          <w:rFonts w:ascii="Times New Roman" w:hAnsi="Times New Roman"/>
+          <w:sz w:val="24"/>
           <w:u w:val="single"/>
           <w:lang w:val="ru-RU"/>
         </w:rPr>
@@ -13147,6 +15172,8 @@
       </w:r>
       <w:r>
         <w:rPr>
+          <w:rFonts w:ascii="Times New Roman" w:hAnsi="Times New Roman"/>
+          <w:sz w:val="24"/>
           <w:u w:val="single"/>
         </w:rPr>
         <w:t>му.</w:t>
@@ -13170,29 +15197,37 @@
       </w:pPr>
       <w:r>
         <w:rPr>
+          <w:rFonts w:ascii="Times New Roman" w:hAnsi="Times New Roman"/>
           <w:color w:val="000000"/>
           <w:spacing w:val="16"/>
+          <w:sz w:val="24"/>
         </w:rPr>
         <w:t xml:space="preserve">Побожно стояли Мойсей та Ілля на горі Фаворі та, </w:t>
       </w:r>
       <w:r>
         <w:rPr>
+          <w:rFonts w:ascii="Times New Roman" w:hAnsi="Times New Roman"/>
           <w:color w:val="000000"/>
           <w:spacing w:val="8"/>
+          <w:sz w:val="24"/>
         </w:rPr>
         <w:t xml:space="preserve">побачивши ясно образ Божественної Особи Христа, що засяяв </w:t>
       </w:r>
       <w:r>
         <w:rPr>
+          <w:rFonts w:ascii="Times New Roman" w:hAnsi="Times New Roman"/>
           <w:color w:val="000000"/>
           <w:spacing w:val="7"/>
+          <w:sz w:val="24"/>
         </w:rPr>
         <w:t xml:space="preserve">славою Отця, заспівали: «Всі створіння Господні, благословіть </w:t>
       </w:r>
       <w:r>
         <w:rPr>
+          <w:rFonts w:ascii="Times New Roman" w:hAnsi="Times New Roman"/>
           <w:color w:val="000000"/>
           <w:spacing w:val="-7"/>
+          <w:sz w:val="24"/>
         </w:rPr>
         <w:t>Господа».</w:t>
       </w:r>
@@ -13215,38 +15250,52 @@
       </w:pPr>
       <w:r>
         <w:rPr>
-          <w:b/>
+          <w:rFonts w:ascii="Times New Roman" w:hAnsi="Times New Roman"/>
+          <w:b/>
+          <w:sz w:val="24"/>
         </w:rPr>
         <w:t>Благословім Отця, і Сина, і Святого Духа, Господа, нині і повсякчас, іна віки віків. Амінь:</w:t>
       </w:r>
       <w:r>
+        <w:rPr>
+          <w:rFonts w:ascii="Times New Roman" w:hAnsi="Times New Roman"/>
+          <w:sz w:val="24"/>
+        </w:rPr>
         <w:t xml:space="preserve"> </w:t>
       </w:r>
       <w:r>
         <w:rPr>
+          <w:rFonts w:ascii="Times New Roman" w:hAnsi="Times New Roman"/>
           <w:color w:val="000000"/>
           <w:spacing w:val="2"/>
+          <w:sz w:val="24"/>
         </w:rPr>
         <w:t xml:space="preserve">Побачивши Христа, покритого хмарою світлою на Фаворі, </w:t>
       </w:r>
       <w:r>
         <w:rPr>
+          <w:rFonts w:ascii="Times New Roman" w:hAnsi="Times New Roman"/>
           <w:color w:val="000000"/>
           <w:spacing w:val="7"/>
+          <w:sz w:val="24"/>
         </w:rPr>
         <w:t xml:space="preserve">ученики  попадали додолу,  на  землю,  і,  просвітивши  розум, </w:t>
       </w:r>
       <w:r>
         <w:rPr>
+          <w:rFonts w:ascii="Times New Roman" w:hAnsi="Times New Roman"/>
           <w:color w:val="000000"/>
           <w:spacing w:val="11"/>
+          <w:sz w:val="24"/>
         </w:rPr>
         <w:t xml:space="preserve">прославили Сина з Отцем і Духом: «Всі створіння Господні, </w:t>
       </w:r>
       <w:r>
         <w:rPr>
+          <w:rFonts w:ascii="Times New Roman" w:hAnsi="Times New Roman"/>
           <w:color w:val="000000"/>
           <w:spacing w:val="-2"/>
+          <w:sz w:val="24"/>
         </w:rPr>
         <w:t>благословіть Господа».</w:t>
       </w:r>
@@ -13276,6 +15325,7 @@
           <w:b/>
           <w:i/>
           <w:color w:val="FF0000"/>
+          <w:sz w:val="24"/>
           <w:lang w:val="uk-UA"/>
         </w:rPr>
         <w:t>Пісня Богородиці</w:t>
@@ -13287,6 +15337,10 @@
         <w:jc w:val="both"/>
       </w:pPr>
       <w:r>
+        <w:rPr>
+          <w:rFonts w:ascii="Times New Roman" w:hAnsi="Times New Roman"/>
+          <w:sz w:val="24"/>
+        </w:rPr>
         <w:t>Богородицю і Матір Світла піснями звеличаймо.</w:t>
       </w:r>
     </w:p>
@@ -13297,12 +15351,18 @@
       </w:pPr>
       <w:r>
         <w:rPr>
-          <w:i/>
-          <w:color w:val="FF0000"/>
+          <w:rFonts w:ascii="Times New Roman" w:hAnsi="Times New Roman"/>
+          <w:i/>
+          <w:color w:val="FF0000"/>
+          <w:sz w:val="24"/>
         </w:rPr>
         <w:t>Вірні:</w:t>
       </w:r>
       <w:r>
+        <w:rPr>
+          <w:rFonts w:ascii="Times New Roman" w:hAnsi="Times New Roman"/>
+          <w:sz w:val="24"/>
+        </w:rPr>
         <w:t xml:space="preserve"> Величає душа моя Господа,* і дух мій радіє в Бозі, Спасі моїм.</w:t>
       </w:r>
     </w:p>
@@ -13312,16 +15372,26 @@
         <w:jc w:val="both"/>
       </w:pPr>
       <w:r>
+        <w:rPr>
+          <w:rFonts w:ascii="Times New Roman" w:hAnsi="Times New Roman"/>
+          <w:sz w:val="24"/>
+        </w:rPr>
         <w:t xml:space="preserve">Чеснішу від херувимів,* і незрівнянно славнішу від серафимів,* що без зотління Бога Слово породила,* сущу Богородицю, тебе величаємо. </w:t>
       </w:r>
       <w:r>
         <w:rPr>
-          <w:i/>
-          <w:color w:val="FF0000"/>
+          <w:rFonts w:ascii="Times New Roman" w:hAnsi="Times New Roman"/>
+          <w:i/>
+          <w:color w:val="FF0000"/>
+          <w:sz w:val="24"/>
         </w:rPr>
         <w:t>(після кожного стиха)</w:t>
       </w:r>
       <w:r>
+        <w:rPr>
+          <w:rFonts w:ascii="Times New Roman" w:hAnsi="Times New Roman"/>
+          <w:sz w:val="24"/>
+        </w:rPr>
         <w:t>.</w:t>
       </w:r>
     </w:p>
@@ -13331,6 +15401,10 @@
         <w:jc w:val="both"/>
       </w:pPr>
       <w:r>
+        <w:rPr>
+          <w:rFonts w:ascii="Times New Roman" w:hAnsi="Times New Roman"/>
+          <w:sz w:val="24"/>
+        </w:rPr>
         <w:t>Бо він зглянувся на покору слугині своєї,* ось бо віднині ублажатимуть мене всі роди.</w:t>
       </w:r>
     </w:p>
@@ -13340,6 +15414,10 @@
         <w:jc w:val="both"/>
       </w:pPr>
       <w:r>
+        <w:rPr>
+          <w:rFonts w:ascii="Times New Roman" w:hAnsi="Times New Roman"/>
+          <w:sz w:val="24"/>
+        </w:rPr>
         <w:t>Велике бо вчинив мені Всемогутній, і святе ім'я його.* Милосердя його з роду в рід на тих, які бояться його.</w:t>
       </w:r>
     </w:p>
@@ -13349,6 +15427,10 @@
         <w:jc w:val="both"/>
       </w:pPr>
       <w:r>
+        <w:rPr>
+          <w:rFonts w:ascii="Times New Roman" w:hAnsi="Times New Roman"/>
+          <w:sz w:val="24"/>
+        </w:rPr>
         <w:t>Він виявив потугу рамени свого,* розвіяв гордих у задумах їхніх сердець.</w:t>
       </w:r>
     </w:p>
@@ -13358,6 +15440,10 @@
         <w:jc w:val="both"/>
       </w:pPr>
       <w:r>
+        <w:rPr>
+          <w:rFonts w:ascii="Times New Roman" w:hAnsi="Times New Roman"/>
+          <w:sz w:val="24"/>
+        </w:rPr>
         <w:t>Могутніх скинув з престолів, підняв угору смиренних;* наситив благами голодних, багатих же відіслав з порожніми руками.</w:t>
       </w:r>
     </w:p>
@@ -13367,6 +15453,10 @@
         <w:jc w:val="both"/>
       </w:pPr>
       <w:r>
+        <w:rPr>
+          <w:rFonts w:ascii="Times New Roman" w:hAnsi="Times New Roman"/>
+          <w:sz w:val="24"/>
+        </w:rPr>
         <w:t>Він пригорнув Ізраїля, слугу свого, згадавши своє милосердя,* як обіцяв був батькам нашим – Авраамові і його потомству повіки.</w:t>
       </w:r>
     </w:p>
@@ -13388,9 +15478,11 @@
       </w:pPr>
       <w:r>
         <w:rPr>
-          <w:b/>
-          <w:i/>
-          <w:color w:val="FF0000"/>
+          <w:rFonts w:ascii="Times New Roman" w:hAnsi="Times New Roman"/>
+          <w:b/>
+          <w:i/>
+          <w:color w:val="FF0000"/>
+          <w:sz w:val="24"/>
         </w:rPr>
         <w:t>Пісня 9</w:t>
       </w:r>
@@ -13406,17 +15498,25 @@
       </w:pPr>
       <w:r>
         <w:rPr>
-          <w:i/>
-          <w:color w:val="FF0000"/>
+          <w:rFonts w:ascii="Times New Roman" w:hAnsi="Times New Roman"/>
+          <w:i/>
+          <w:color w:val="FF0000"/>
+          <w:sz w:val="24"/>
         </w:rPr>
         <w:t>Ірмос (г. 8):</w:t>
       </w:r>
       <w:r>
+        <w:rPr>
+          <w:rFonts w:ascii="Times New Roman" w:hAnsi="Times New Roman"/>
+          <w:sz w:val="24"/>
+        </w:rPr>
         <w:t xml:space="preserve"> </w:t>
       </w:r>
       <w:r>
         <w:rPr>
-          <w:b/>
+          <w:rFonts w:ascii="Times New Roman" w:hAnsi="Times New Roman"/>
+          <w:b/>
+          <w:sz w:val="24"/>
         </w:rPr>
         <w:t>Злякався кожний, хто почув про невимовне Боже зшестя,* бо Всевишній з волі своєї аж до тіла зійшов,* і в дівичому лоні став людиною.* Тому ми, вірні, тебе, пречисту Богородицю, величаємо.</w:t>
       </w:r>
@@ -13431,16 +15531,24 @@
       </w:pPr>
       <w:r>
         <w:rPr>
-          <w:i/>
-          <w:color w:val="FF0000"/>
+          <w:rFonts w:ascii="Times New Roman" w:hAnsi="Times New Roman"/>
+          <w:i/>
+          <w:color w:val="FF0000"/>
+          <w:sz w:val="24"/>
         </w:rPr>
         <w:t>Стих:</w:t>
       </w:r>
       <w:r>
+        <w:rPr>
+          <w:rFonts w:ascii="Times New Roman" w:hAnsi="Times New Roman"/>
+          <w:sz w:val="24"/>
+        </w:rPr>
         <w:t xml:space="preserve"> </w:t>
       </w:r>
       <w:r>
         <w:rPr>
+          <w:rFonts w:ascii="Times New Roman" w:hAnsi="Times New Roman"/>
+          <w:sz w:val="24"/>
           <w:u w:val="single"/>
         </w:rPr>
         <w:t>Слава, Господи, святому Преображенню твоєму.</w:t>
@@ -13452,6 +15560,10 @@
         <w:jc w:val="both"/>
       </w:pPr>
       <w:r>
+        <w:rPr>
+          <w:rFonts w:ascii="Times New Roman" w:hAnsi="Times New Roman"/>
+          <w:sz w:val="24"/>
+        </w:rPr>
         <w:t>Слуги Слова побачивши на Таворі дивні й преславні речі* та почувши голос Отця, скликнули:* Цей є відбиткою первообразу!* Він – Спас наш!</w:t>
       </w:r>
     </w:p>
@@ -13466,30 +15578,38 @@
       </w:pPr>
       <w:r>
         <w:rPr>
+          <w:rFonts w:ascii="Times New Roman" w:hAnsi="Times New Roman"/>
           <w:i/>
           <w:iCs/>
           <w:color w:val="FF0000"/>
           <w:spacing w:val="4"/>
+          <w:sz w:val="24"/>
         </w:rPr>
         <w:t>Приспів:</w:t>
       </w:r>
       <w:r>
         <w:rPr>
+          <w:rFonts w:ascii="Times New Roman" w:hAnsi="Times New Roman"/>
           <w:i/>
           <w:iCs/>
           <w:color w:val="000000"/>
           <w:spacing w:val="4"/>
+          <w:sz w:val="24"/>
         </w:rPr>
         <w:t xml:space="preserve"> </w:t>
       </w:r>
       <w:r>
         <w:rPr>
+          <w:rFonts w:ascii="Times New Roman" w:hAnsi="Times New Roman"/>
+          <w:sz w:val="24"/>
           <w:u w:val="single"/>
         </w:rPr>
         <w:t>Слава, Господи, святому преображенню тво</w:t>
       </w:r>
       <w:r>
         <w:rPr>
+          <w:rFonts w:ascii="Times New Roman" w:hAnsi="Times New Roman"/>
+          <w:sz w:val="24"/>
           <w:u w:val="single"/>
           <w:lang w:val="ru-RU"/>
         </w:rPr>
@@ -13497,6 +15617,8 @@
       </w:r>
       <w:r>
         <w:rPr>
+          <w:rFonts w:ascii="Times New Roman" w:hAnsi="Times New Roman"/>
+          <w:sz w:val="24"/>
           <w:u w:val="single"/>
         </w:rPr>
         <w:t>му.</w:t>
@@ -13508,6 +15630,10 @@
         <w:jc w:val="both"/>
       </w:pPr>
       <w:r>
+        <w:rPr>
+          <w:rFonts w:ascii="Times New Roman" w:hAnsi="Times New Roman"/>
+          <w:sz w:val="24"/>
+        </w:rPr>
         <w:t>Прийдіть і підкоріться, народи!* Вийшовши на святу небесну гору,* станьмо духом у місті Бога живого* і побачимо нашими душевними очима духовне Божество* – Отця і Духа, що сіяє в єдинороднім Сині.</w:t>
       </w:r>
     </w:p>
@@ -13518,11 +15644,17 @@
       </w:pPr>
       <w:r>
         <w:rPr>
-          <w:b/>
+          <w:rFonts w:ascii="Times New Roman" w:hAnsi="Times New Roman"/>
+          <w:b/>
+          <w:sz w:val="24"/>
         </w:rPr>
         <w:t>Слава і нині</w:t>
       </w:r>
       <w:r>
+        <w:rPr>
+          <w:rFonts w:ascii="Times New Roman" w:hAnsi="Times New Roman"/>
+          <w:sz w:val="24"/>
+        </w:rPr>
         <w:t>: Любов'ю полонив ти нас, Спасе,* і перемінив своєю божественною милістю.* Спали духовним вогнем наші гріхи* і сподоби нас насититися твоєю поживою,* щоб, радіючи, могли ми величати обидва твої приходи, Благий.</w:t>
       </w:r>
     </w:p>
@@ -13554,6 +15686,7 @@
           <w:b/>
           <w:i/>
           <w:color w:val="FF0000"/>
+          <w:sz w:val="24"/>
           <w:lang w:val="uk-UA"/>
         </w:rPr>
         <w:t>Мала єктенія</w:t>
@@ -13789,19 +15922,27 @@
       <w:bookmarkStart w:id="2" w:name="_Hlk61258748"/>
       <w:r>
         <w:rPr>
+          <w:rFonts w:ascii="Times New Roman" w:hAnsi="Times New Roman"/>
           <w:i/>
           <w:iCs/>
           <w:color w:val="FF0000"/>
+          <w:sz w:val="24"/>
         </w:rPr>
         <w:t>Священик: </w:t>
       </w:r>
       <w:r>
         <w:rPr>
-          <w:color w:val="000000"/>
+          <w:rFonts w:ascii="Times New Roman" w:hAnsi="Times New Roman"/>
+          <w:color w:val="000000"/>
+          <w:sz w:val="24"/>
         </w:rPr>
         <w:t>Бо Тебе хвалять усі сили небесні і Тобі славу возсилаємо: Отцю, і Сину, і Святому Духові</w:t>
       </w:r>
       <w:r>
+        <w:rPr>
+          <w:rFonts w:ascii="Times New Roman" w:hAnsi="Times New Roman"/>
+          <w:sz w:val="24"/>
+        </w:rPr>
         <w:t>, нині і повсякчас, і на віки віків.</w:t>
       </w:r>
     </w:p>
@@ -13813,18 +15954,26 @@
       </w:pPr>
       <w:r>
         <w:rPr>
-          <w:i/>
-          <w:color w:val="FF0000"/>
+          <w:rFonts w:ascii="Times New Roman" w:hAnsi="Times New Roman"/>
+          <w:i/>
+          <w:color w:val="FF0000"/>
+          <w:sz w:val="24"/>
         </w:rPr>
         <w:t>Вірні:</w:t>
       </w:r>
       <w:r>
         <w:rPr>
-          <w:color w:val="FF0000"/>
+          <w:rFonts w:ascii="Times New Roman" w:hAnsi="Times New Roman"/>
+          <w:color w:val="FF0000"/>
+          <w:sz w:val="24"/>
         </w:rPr>
         <w:t xml:space="preserve"> </w:t>
       </w:r>
       <w:r>
+        <w:rPr>
+          <w:rFonts w:ascii="Times New Roman" w:hAnsi="Times New Roman"/>
+          <w:sz w:val="24"/>
+        </w:rPr>
         <w:t>Амінь.</w:t>
       </w:r>
     </w:p>
@@ -13851,6 +16000,7 @@
           <w:b/>
           <w:i/>
           <w:color w:val="FF0000"/>
+          <w:sz w:val="24"/>
           <w:lang w:val="uk-UA"/>
         </w:rPr>
         <w:t>Світильний</w:t>
@@ -13865,6 +16015,10 @@
         </w:rPr>
       </w:pPr>
       <w:r>
+        <w:rPr>
+          <w:rFonts w:ascii="Times New Roman" w:hAnsi="Times New Roman"/>
+          <w:sz w:val="24"/>
+        </w:rPr>
         <w:t>Світло незмінне, Христе!* Сьогодні на Таворі ми бачимо у світлі, тобою появленім,* Світло – Отця неродженого,* і Світло – Духа,* що світлом навчав усе створіння.</w:t>
       </w:r>
     </w:p>
@@ -13914,9 +16068,11 @@
       </w:pPr>
       <w:r>
         <w:rPr>
-          <w:b/>
-          <w:i/>
-          <w:color w:val="FF0000"/>
+          <w:rFonts w:ascii="Times New Roman" w:hAnsi="Times New Roman"/>
+          <w:b/>
+          <w:i/>
+          <w:color w:val="FF0000"/>
+          <w:sz w:val="24"/>
         </w:rPr>
         <w:t>Псалом 148</w:t>
       </w:r>
@@ -13927,6 +16083,10 @@
         <w:jc w:val="both"/>
       </w:pPr>
       <w:r>
+        <w:rPr>
+          <w:rFonts w:ascii="Times New Roman" w:hAnsi="Times New Roman"/>
+          <w:sz w:val="24"/>
+        </w:rPr>
         <w:t>Хваліте Господа з неба,* хваліте його на висотах.</w:t>
       </w:r>
     </w:p>
@@ -13936,6 +16096,10 @@
         <w:jc w:val="both"/>
       </w:pPr>
       <w:r>
+        <w:rPr>
+          <w:rFonts w:ascii="Times New Roman" w:hAnsi="Times New Roman"/>
+          <w:sz w:val="24"/>
+        </w:rPr>
         <w:t>Хваліте його, всі ангели його,* хваліте його, всі воїнства небесні.</w:t>
       </w:r>
     </w:p>
@@ -13945,6 +16109,10 @@
         <w:jc w:val="both"/>
       </w:pPr>
       <w:r>
+        <w:rPr>
+          <w:rFonts w:ascii="Times New Roman" w:hAnsi="Times New Roman"/>
+          <w:sz w:val="24"/>
+        </w:rPr>
         <w:t>Хваліте його, ви − сонце й місяцю,* хваліте його, всі ясні зорі.</w:t>
       </w:r>
     </w:p>
@@ -13954,6 +16122,10 @@
         <w:jc w:val="both"/>
       </w:pPr>
       <w:r>
+        <w:rPr>
+          <w:rFonts w:ascii="Times New Roman" w:hAnsi="Times New Roman"/>
+          <w:sz w:val="24"/>
+        </w:rPr>
         <w:t>Хваліте його, ви – небеса небес* і води, що над небесами.</w:t>
       </w:r>
     </w:p>
@@ -13963,6 +16135,10 @@
         <w:jc w:val="both"/>
       </w:pPr>
       <w:r>
+        <w:rPr>
+          <w:rFonts w:ascii="Times New Roman" w:hAnsi="Times New Roman"/>
+          <w:sz w:val="24"/>
+        </w:rPr>
         <w:t>Нехай вони ім'я Господнє хвалять,* бо він повелів, і створились.</w:t>
       </w:r>
     </w:p>
@@ -13972,6 +16148,10 @@
         <w:jc w:val="both"/>
       </w:pPr>
       <w:r>
+        <w:rPr>
+          <w:rFonts w:ascii="Times New Roman" w:hAnsi="Times New Roman"/>
+          <w:sz w:val="24"/>
+        </w:rPr>
         <w:t>Поставив їх на віки віків* і дав закон, що не перейде.</w:t>
       </w:r>
     </w:p>
@@ -13981,6 +16161,10 @@
         <w:jc w:val="both"/>
       </w:pPr>
       <w:r>
+        <w:rPr>
+          <w:rFonts w:ascii="Times New Roman" w:hAnsi="Times New Roman"/>
+          <w:sz w:val="24"/>
+        </w:rPr>
         <w:t>Хваліте Господа з землі,* кити і всі морські безодні;</w:t>
       </w:r>
     </w:p>
@@ -13990,6 +16174,10 @@
         <w:jc w:val="both"/>
       </w:pPr>
       <w:r>
+        <w:rPr>
+          <w:rFonts w:ascii="Times New Roman" w:hAnsi="Times New Roman"/>
+          <w:sz w:val="24"/>
+        </w:rPr>
         <w:t>Вогонь і град, сніг і туман,* і буйний вітер, який виконує його слово;</w:t>
       </w:r>
     </w:p>
@@ -13999,6 +16187,10 @@
         <w:jc w:val="both"/>
       </w:pPr>
       <w:r>
+        <w:rPr>
+          <w:rFonts w:ascii="Times New Roman" w:hAnsi="Times New Roman"/>
+          <w:sz w:val="24"/>
+        </w:rPr>
         <w:t>Гори й усі пагорби,* садовина й усі кедри;</w:t>
       </w:r>
     </w:p>
@@ -14008,6 +16200,10 @@
         <w:jc w:val="both"/>
       </w:pPr>
       <w:r>
+        <w:rPr>
+          <w:rFonts w:ascii="Times New Roman" w:hAnsi="Times New Roman"/>
+          <w:sz w:val="24"/>
+        </w:rPr>
         <w:t>Звір дикий і скот усілякий,* гад і птах крилатий;</w:t>
       </w:r>
     </w:p>
@@ -14017,6 +16213,10 @@
         <w:jc w:val="both"/>
       </w:pPr>
       <w:r>
+        <w:rPr>
+          <w:rFonts w:ascii="Times New Roman" w:hAnsi="Times New Roman"/>
+          <w:sz w:val="24"/>
+        </w:rPr>
         <w:t>Царі землі й усі народи,* князі й усі земні судді;</w:t>
       </w:r>
     </w:p>
@@ -14026,6 +16226,10 @@
         <w:jc w:val="both"/>
       </w:pPr>
       <w:r>
+        <w:rPr>
+          <w:rFonts w:ascii="Times New Roman" w:hAnsi="Times New Roman"/>
+          <w:sz w:val="24"/>
+        </w:rPr>
         <w:t>Хлопці й дівчата,* старі разом з юнацтвом.</w:t>
       </w:r>
     </w:p>
@@ -14035,6 +16239,10 @@
         <w:jc w:val="both"/>
       </w:pPr>
       <w:r>
+        <w:rPr>
+          <w:rFonts w:ascii="Times New Roman" w:hAnsi="Times New Roman"/>
+          <w:sz w:val="24"/>
+        </w:rPr>
         <w:t>Нехай ім'я Господнє хвалять, високе бо ім'я його єдине.* Велич його понад землю й небо.</w:t>
       </w:r>
     </w:p>
@@ -14044,6 +16252,10 @@
         <w:jc w:val="both"/>
       </w:pPr>
       <w:r>
+        <w:rPr>
+          <w:rFonts w:ascii="Times New Roman" w:hAnsi="Times New Roman"/>
+          <w:sz w:val="24"/>
+        </w:rPr>
         <w:t>Він підняв ріг народу свого.* Хвала всім його святим, синам Ізраїля, народові, що йому близький.</w:t>
       </w:r>
     </w:p>
@@ -14059,9 +16271,11 @@
       </w:pPr>
       <w:r>
         <w:rPr>
-          <w:b/>
-          <w:i/>
-          <w:color w:val="FF0000"/>
+          <w:rFonts w:ascii="Times New Roman" w:hAnsi="Times New Roman"/>
+          <w:b/>
+          <w:i/>
+          <w:color w:val="FF0000"/>
+          <w:sz w:val="24"/>
         </w:rPr>
         <w:t>Псалом 149</w:t>
       </w:r>
@@ -14072,6 +16286,10 @@
         <w:jc w:val="both"/>
       </w:pPr>
       <w:r>
+        <w:rPr>
+          <w:rFonts w:ascii="Times New Roman" w:hAnsi="Times New Roman"/>
+          <w:sz w:val="24"/>
+        </w:rPr>
         <w:t>Співайте Господеві нову пісню,* а хвалу йому на зборі праведників.</w:t>
       </w:r>
     </w:p>
@@ -14081,6 +16299,10 @@
         <w:jc w:val="both"/>
       </w:pPr>
       <w:r>
+        <w:rPr>
+          <w:rFonts w:ascii="Times New Roman" w:hAnsi="Times New Roman"/>
+          <w:sz w:val="24"/>
+        </w:rPr>
         <w:t>Нехай Ізраїль своїм Творцем радіє,* нехай своїм царем сини Сіону веселяться.</w:t>
       </w:r>
     </w:p>
@@ -14090,6 +16312,10 @@
         <w:jc w:val="both"/>
       </w:pPr>
       <w:r>
+        <w:rPr>
+          <w:rFonts w:ascii="Times New Roman" w:hAnsi="Times New Roman"/>
+          <w:sz w:val="24"/>
+        </w:rPr>
         <w:t>Нехай хвалять ім'я його танком,* при бубні й при гарфі нехай йому співають.</w:t>
       </w:r>
     </w:p>
@@ -14099,6 +16325,10 @@
         <w:jc w:val="both"/>
       </w:pPr>
       <w:r>
+        <w:rPr>
+          <w:rFonts w:ascii="Times New Roman" w:hAnsi="Times New Roman"/>
+          <w:sz w:val="24"/>
+        </w:rPr>
         <w:t>Господь бо ласкавий до народу свого,* оздоблює перемогою покірних.</w:t>
       </w:r>
     </w:p>
@@ -14108,6 +16338,10 @@
         <w:jc w:val="both"/>
       </w:pPr>
       <w:r>
+        <w:rPr>
+          <w:rFonts w:ascii="Times New Roman" w:hAnsi="Times New Roman"/>
+          <w:sz w:val="24"/>
+        </w:rPr>
         <w:lastRenderedPageBreak/>
         <w:t>Нехай торжествують праведні у славі,* на своїх ложах нехай ликують.</w:t>
       </w:r>
@@ -14118,6 +16352,10 @@
         <w:jc w:val="both"/>
       </w:pPr>
       <w:r>
+        <w:rPr>
+          <w:rFonts w:ascii="Times New Roman" w:hAnsi="Times New Roman"/>
+          <w:sz w:val="24"/>
+        </w:rPr>
         <w:t>Нехай хвала Божа буде на устах у них,* і двосічний меч у руці в них.</w:t>
       </w:r>
     </w:p>
@@ -14127,6 +16365,10 @@
         <w:jc w:val="both"/>
       </w:pPr>
       <w:r>
+        <w:rPr>
+          <w:rFonts w:ascii="Times New Roman" w:hAnsi="Times New Roman"/>
+          <w:sz w:val="24"/>
+        </w:rPr>
         <w:t>Щоб між народами вчинити відплату,* між племенами – покарання.</w:t>
       </w:r>
     </w:p>
@@ -14136,6 +16378,10 @@
         <w:jc w:val="both"/>
       </w:pPr>
       <w:r>
+        <w:rPr>
+          <w:rFonts w:ascii="Times New Roman" w:hAnsi="Times New Roman"/>
+          <w:sz w:val="24"/>
+        </w:rPr>
         <w:t>Щоб їхніх царів закути в кайдани,* а їхніх вельмож – у залізні окови.</w:t>
       </w:r>
     </w:p>
@@ -14145,6 +16391,10 @@
         <w:jc w:val="both"/>
       </w:pPr>
       <w:r>
+        <w:rPr>
+          <w:rFonts w:ascii="Times New Roman" w:hAnsi="Times New Roman"/>
+          <w:sz w:val="24"/>
+        </w:rPr>
         <w:t>Щоб суд написаний над ними вчинити.* Це слава всіх його преподобних.</w:t>
       </w:r>
     </w:p>
@@ -14160,9 +16410,11 @@
       </w:pPr>
       <w:r>
         <w:rPr>
-          <w:b/>
-          <w:i/>
-          <w:color w:val="FF0000"/>
+          <w:rFonts w:ascii="Times New Roman" w:hAnsi="Times New Roman"/>
+          <w:b/>
+          <w:i/>
+          <w:color w:val="FF0000"/>
+          <w:sz w:val="24"/>
         </w:rPr>
         <w:t>Псалом 150</w:t>
       </w:r>
@@ -14173,6 +16425,10 @@
         <w:jc w:val="both"/>
       </w:pPr>
       <w:r>
+        <w:rPr>
+          <w:rFonts w:ascii="Times New Roman" w:hAnsi="Times New Roman"/>
+          <w:sz w:val="24"/>
+        </w:rPr>
         <w:t>Хваліте Бога у святині його,* хваліте його у твердині сили його.</w:t>
       </w:r>
     </w:p>
@@ -14182,6 +16438,10 @@
         <w:jc w:val="both"/>
       </w:pPr>
       <w:r>
+        <w:rPr>
+          <w:rFonts w:ascii="Times New Roman" w:hAnsi="Times New Roman"/>
+          <w:sz w:val="24"/>
+        </w:rPr>
         <w:t>Хваліте його за його подвиги великі,* хваліте його в його величі безмежній.</w:t>
       </w:r>
     </w:p>
@@ -14191,6 +16451,10 @@
         <w:jc w:val="both"/>
       </w:pPr>
       <w:r>
+        <w:rPr>
+          <w:rFonts w:ascii="Times New Roman" w:hAnsi="Times New Roman"/>
+          <w:sz w:val="24"/>
+        </w:rPr>
         <w:t>Хваліте його звуком рогу,* хваліте його на гарфі й на гуслах.</w:t>
       </w:r>
     </w:p>
@@ -14200,6 +16464,10 @@
         <w:jc w:val="both"/>
       </w:pPr>
       <w:r>
+        <w:rPr>
+          <w:rFonts w:ascii="Times New Roman" w:hAnsi="Times New Roman"/>
+          <w:sz w:val="24"/>
+        </w:rPr>
         <w:t>Хваліте його на бубні й танком,* хваліте його на струнах і сопілці.</w:t>
       </w:r>
     </w:p>
@@ -14209,6 +16477,10 @@
         <w:jc w:val="both"/>
       </w:pPr>
       <w:r>
+        <w:rPr>
+          <w:rFonts w:ascii="Times New Roman" w:hAnsi="Times New Roman"/>
+          <w:sz w:val="24"/>
+        </w:rPr>
         <w:t>Хваліте його на дзвінких цимбалах, хваліте його на гучних цимбалах.* Усе, що живе, нехай хвалить Господа.</w:t>
       </w:r>
     </w:p>
@@ -14237,6 +16509,7 @@
           <w:b/>
           <w:i/>
           <w:color w:val="FF0000"/>
+          <w:sz w:val="24"/>
           <w:lang w:val="uk-UA"/>
         </w:rPr>
         <w:t>Мале славослов'я</w:t>
@@ -14249,12 +16522,18 @@
       </w:pPr>
       <w:r>
         <w:rPr>
-          <w:i/>
-          <w:color w:val="FF0000"/>
+          <w:rFonts w:ascii="Times New Roman" w:hAnsi="Times New Roman"/>
+          <w:i/>
+          <w:color w:val="FF0000"/>
+          <w:sz w:val="24"/>
         </w:rPr>
         <w:t>Священик:</w:t>
       </w:r>
       <w:r>
+        <w:rPr>
+          <w:rFonts w:ascii="Times New Roman" w:hAnsi="Times New Roman"/>
+          <w:sz w:val="24"/>
+        </w:rPr>
         <w:t xml:space="preserve"> Слава тобі, що Світло нам показав!</w:t>
       </w:r>
     </w:p>
@@ -14265,12 +16544,18 @@
       </w:pPr>
       <w:r>
         <w:rPr>
-          <w:i/>
-          <w:color w:val="FF0000"/>
+          <w:rFonts w:ascii="Times New Roman" w:hAnsi="Times New Roman"/>
+          <w:i/>
+          <w:color w:val="FF0000"/>
+          <w:sz w:val="24"/>
         </w:rPr>
         <w:t>Вірні:</w:t>
       </w:r>
       <w:r>
+        <w:rPr>
+          <w:rFonts w:ascii="Times New Roman" w:hAnsi="Times New Roman"/>
+          <w:sz w:val="24"/>
+        </w:rPr>
         <w:t xml:space="preserve"> Слава во вишніх Богу, і на землі мир,* в людях благовоління.</w:t>
       </w:r>
     </w:p>
@@ -14280,6 +16565,10 @@
         <w:jc w:val="both"/>
       </w:pPr>
       <w:r>
+        <w:rPr>
+          <w:rFonts w:ascii="Times New Roman" w:hAnsi="Times New Roman"/>
+          <w:sz w:val="24"/>
+        </w:rPr>
         <w:t>Хвалимо тебе, благословимо тебе, кланяємось тобі,* славимо тебе, дякуємо тобі заради великої твоєї слави.</w:t>
       </w:r>
     </w:p>
@@ -14289,6 +16578,10 @@
         <w:jc w:val="both"/>
       </w:pPr>
       <w:r>
+        <w:rPr>
+          <w:rFonts w:ascii="Times New Roman" w:hAnsi="Times New Roman"/>
+          <w:sz w:val="24"/>
+        </w:rPr>
         <w:t>Господи, царю небесний, Боже, Отче вседержителю,* Господи, Сину єдинородний, Ісусе Христе, і Святий Душе.</w:t>
       </w:r>
     </w:p>
@@ -14298,6 +16591,10 @@
         <w:jc w:val="both"/>
       </w:pPr>
       <w:r>
+        <w:rPr>
+          <w:rFonts w:ascii="Times New Roman" w:hAnsi="Times New Roman"/>
+          <w:sz w:val="24"/>
+        </w:rPr>
         <w:t>Господи, Боже, Агнче Божий, Сину Отця,* що береш гріхи світу, помилуй нас.</w:t>
       </w:r>
     </w:p>
@@ -14307,6 +16604,10 @@
         <w:jc w:val="both"/>
       </w:pPr>
       <w:r>
+        <w:rPr>
+          <w:rFonts w:ascii="Times New Roman" w:hAnsi="Times New Roman"/>
+          <w:sz w:val="24"/>
+        </w:rPr>
         <w:t>Ти, що береш гріхи світу,* прийми нашу молитву. Ти, що сидиш по правиці Отця,* помилуй нас.</w:t>
       </w:r>
     </w:p>
@@ -14316,6 +16617,10 @@
         <w:jc w:val="both"/>
       </w:pPr>
       <w:r>
+        <w:rPr>
+          <w:rFonts w:ascii="Times New Roman" w:hAnsi="Times New Roman"/>
+          <w:sz w:val="24"/>
+        </w:rPr>
         <w:t>Ти бо один лише святий, ти єдиний Господь, Ісус Христос,* на славу Бога Отця. Амінь.</w:t>
       </w:r>
     </w:p>
@@ -14325,6 +16630,10 @@
         <w:jc w:val="both"/>
       </w:pPr>
       <w:r>
+        <w:rPr>
+          <w:rFonts w:ascii="Times New Roman" w:hAnsi="Times New Roman"/>
+          <w:sz w:val="24"/>
+        </w:rPr>
         <w:t>Щодня буду тебе благословити* і хвалити ім'я твоє на віки віків.</w:t>
       </w:r>
     </w:p>
@@ -14334,6 +16643,10 @@
         <w:jc w:val="both"/>
       </w:pPr>
       <w:r>
+        <w:rPr>
+          <w:rFonts w:ascii="Times New Roman" w:hAnsi="Times New Roman"/>
+          <w:sz w:val="24"/>
+        </w:rPr>
         <w:t>Господи, ти був нам пристановищем* по всі роди.</w:t>
       </w:r>
     </w:p>
@@ -14343,6 +16656,10 @@
         <w:jc w:val="both"/>
       </w:pPr>
       <w:r>
+        <w:rPr>
+          <w:rFonts w:ascii="Times New Roman" w:hAnsi="Times New Roman"/>
+          <w:sz w:val="24"/>
+        </w:rPr>
         <w:t>Молюсь: Господи, змилуйся надо мною,* вилікуй мою душу, бо гріх мій − перед тобою.</w:t>
       </w:r>
     </w:p>
@@ -14352,6 +16669,10 @@
         <w:jc w:val="both"/>
       </w:pPr>
       <w:r>
+        <w:rPr>
+          <w:rFonts w:ascii="Times New Roman" w:hAnsi="Times New Roman"/>
+          <w:sz w:val="24"/>
+        </w:rPr>
         <w:t>Господи, до тебе я прибігаю,* навчи мене творити твою волю, бо ти Бог мій.</w:t>
       </w:r>
     </w:p>
@@ -14361,6 +16682,10 @@
         <w:jc w:val="both"/>
       </w:pPr>
       <w:r>
+        <w:rPr>
+          <w:rFonts w:ascii="Times New Roman" w:hAnsi="Times New Roman"/>
+          <w:sz w:val="24"/>
+        </w:rPr>
         <w:t>Бо в тебе є джерело життя,* у твоїм світлі побачимо світло.</w:t>
       </w:r>
     </w:p>
@@ -14370,6 +16695,10 @@
         <w:jc w:val="both"/>
       </w:pPr>
       <w:r>
+        <w:rPr>
+          <w:rFonts w:ascii="Times New Roman" w:hAnsi="Times New Roman"/>
+          <w:sz w:val="24"/>
+        </w:rPr>
         <w:t>Добавляй ласку тим,* що визнають тебе.</w:t>
       </w:r>
     </w:p>
@@ -14379,6 +16708,10 @@
         <w:jc w:val="both"/>
       </w:pPr>
       <w:r>
+        <w:rPr>
+          <w:rFonts w:ascii="Times New Roman" w:hAnsi="Times New Roman"/>
+          <w:sz w:val="24"/>
+        </w:rPr>
         <w:t>Сподоби, Господи, сьогодні* без гріха зберегтися нам.</w:t>
       </w:r>
     </w:p>
@@ -14388,6 +16721,10 @@
         <w:jc w:val="both"/>
       </w:pPr>
       <w:r>
+        <w:rPr>
+          <w:rFonts w:ascii="Times New Roman" w:hAnsi="Times New Roman"/>
+          <w:sz w:val="24"/>
+        </w:rPr>
         <w:t>Благословенний ти, Господи, Боже Отців наших,* і хвальне, і прославлене ім'я твоє навіки. Амінь.</w:t>
       </w:r>
     </w:p>
@@ -14397,6 +16734,10 @@
         <w:jc w:val="both"/>
       </w:pPr>
       <w:r>
+        <w:rPr>
+          <w:rFonts w:ascii="Times New Roman" w:hAnsi="Times New Roman"/>
+          <w:sz w:val="24"/>
+        </w:rPr>
         <w:t>Нехай буде, Господи, милість твоя на нас,* бо ми надіємось на тебе.</w:t>
       </w:r>
     </w:p>
@@ -14406,6 +16747,10 @@
         <w:jc w:val="both"/>
       </w:pPr>
       <w:r>
+        <w:rPr>
+          <w:rFonts w:ascii="Times New Roman" w:hAnsi="Times New Roman"/>
+          <w:sz w:val="24"/>
+        </w:rPr>
         <w:lastRenderedPageBreak/>
         <w:t>Благословенний ти, Господи,* навчи мене установ твоїх.</w:t>
       </w:r>
@@ -14416,6 +16761,10 @@
         <w:jc w:val="both"/>
       </w:pPr>
       <w:r>
+        <w:rPr>
+          <w:rFonts w:ascii="Times New Roman" w:hAnsi="Times New Roman"/>
+          <w:sz w:val="24"/>
+        </w:rPr>
         <w:t>Благословенний ти, Владико,* врозуми мене установами твоїми.</w:t>
       </w:r>
     </w:p>
@@ -14425,6 +16774,10 @@
         <w:jc w:val="both"/>
       </w:pPr>
       <w:r>
+        <w:rPr>
+          <w:rFonts w:ascii="Times New Roman" w:hAnsi="Times New Roman"/>
+          <w:sz w:val="24"/>
+        </w:rPr>
         <w:t>Благословенний ти, Святий,* просвіти мене установами твоїми.</w:t>
       </w:r>
     </w:p>
@@ -14434,6 +16787,10 @@
         <w:jc w:val="both"/>
       </w:pPr>
       <w:r>
+        <w:rPr>
+          <w:rFonts w:ascii="Times New Roman" w:hAnsi="Times New Roman"/>
+          <w:sz w:val="24"/>
+        </w:rPr>
         <w:t>Господи, милість твоя повіки,* не покидай діло рук твоїх.</w:t>
       </w:r>
     </w:p>
@@ -14443,6 +16800,10 @@
         <w:jc w:val="both"/>
       </w:pPr>
       <w:r>
+        <w:rPr>
+          <w:rFonts w:ascii="Times New Roman" w:hAnsi="Times New Roman"/>
+          <w:sz w:val="24"/>
+        </w:rPr>
         <w:t>Тобі належить хвала,* тобі належить пісня.</w:t>
       </w:r>
     </w:p>
@@ -14452,6 +16813,10 @@
         <w:jc w:val="both"/>
       </w:pPr>
       <w:r>
+        <w:rPr>
+          <w:rFonts w:ascii="Times New Roman" w:hAnsi="Times New Roman"/>
+          <w:sz w:val="24"/>
+        </w:rPr>
         <w:t>Тобі належить слава:* Отцю, і Сину, і Святому Духові:</w:t>
       </w:r>
     </w:p>
@@ -14461,6 +16826,10 @@
         <w:jc w:val="both"/>
       </w:pPr>
       <w:r>
+        <w:rPr>
+          <w:rFonts w:ascii="Times New Roman" w:hAnsi="Times New Roman"/>
+          <w:sz w:val="24"/>
+        </w:rPr>
         <w:t>Нині і повсякчас,* і на віки віків. Амінь.</w:t>
       </w:r>
     </w:p>
@@ -14489,6 +16858,7 @@
           <w:b/>
           <w:i/>
           <w:color w:val="FF0000"/>
+          <w:sz w:val="24"/>
           <w:lang w:val="uk-UA"/>
         </w:rPr>
         <w:t>Прохальна єктенія</w:t>
@@ -14500,6 +16870,10 @@
         <w:jc w:val="both"/>
       </w:pPr>
       <w:r>
+        <w:rPr>
+          <w:rFonts w:ascii="Times New Roman" w:hAnsi="Times New Roman"/>
+          <w:sz w:val="24"/>
+        </w:rPr>
         <w:t>Сповнім ранішню молитву нашу Господеві.</w:t>
       </w:r>
     </w:p>
@@ -14510,12 +16884,18 @@
       </w:pPr>
       <w:r>
         <w:rPr>
-          <w:i/>
-          <w:color w:val="FF0000"/>
+          <w:rFonts w:ascii="Times New Roman" w:hAnsi="Times New Roman"/>
+          <w:i/>
+          <w:color w:val="FF0000"/>
+          <w:sz w:val="24"/>
         </w:rPr>
         <w:t>Вірні:</w:t>
       </w:r>
       <w:r>
+        <w:rPr>
+          <w:rFonts w:ascii="Times New Roman" w:hAnsi="Times New Roman"/>
+          <w:sz w:val="24"/>
+        </w:rPr>
         <w:t xml:space="preserve"> Господи, помилуй.</w:t>
       </w:r>
     </w:p>
@@ -14539,12 +16919,18 @@
       </w:pPr>
       <w:r>
         <w:rPr>
-          <w:i/>
-          <w:color w:val="FF0000"/>
+          <w:rFonts w:ascii="Times New Roman" w:hAnsi="Times New Roman"/>
+          <w:i/>
+          <w:color w:val="FF0000"/>
+          <w:sz w:val="24"/>
         </w:rPr>
         <w:t>Вірні:</w:t>
       </w:r>
       <w:r>
+        <w:rPr>
+          <w:rFonts w:ascii="Times New Roman" w:hAnsi="Times New Roman"/>
+          <w:sz w:val="24"/>
+        </w:rPr>
         <w:t xml:space="preserve"> Господи, помилуй.</w:t>
       </w:r>
     </w:p>
@@ -14554,6 +16940,10 @@
         <w:jc w:val="both"/>
       </w:pPr>
       <w:r>
+        <w:rPr>
+          <w:rFonts w:ascii="Times New Roman" w:hAnsi="Times New Roman"/>
+          <w:sz w:val="24"/>
+        </w:rPr>
         <w:t>Дня всього досконалого, святого, мирного і безгрішного у Господа просім.</w:t>
       </w:r>
     </w:p>
@@ -15103,18 +17493,26 @@
       </w:pPr>
       <w:r>
         <w:rPr>
-          <w:i/>
-          <w:color w:val="FF0000"/>
+          <w:rFonts w:ascii="Times New Roman" w:hAnsi="Times New Roman"/>
+          <w:i/>
+          <w:color w:val="FF0000"/>
+          <w:sz w:val="24"/>
         </w:rPr>
         <w:t>Вірні:</w:t>
       </w:r>
       <w:r>
         <w:rPr>
-          <w:color w:val="FF0000"/>
+          <w:rFonts w:ascii="Times New Roman" w:hAnsi="Times New Roman"/>
+          <w:color w:val="FF0000"/>
+          <w:sz w:val="24"/>
         </w:rPr>
         <w:t xml:space="preserve"> </w:t>
       </w:r>
       <w:r>
+        <w:rPr>
+          <w:rFonts w:ascii="Times New Roman" w:hAnsi="Times New Roman"/>
+          <w:sz w:val="24"/>
+        </w:rPr>
         <w:t>Амінь.</w:t>
       </w:r>
     </w:p>
@@ -15125,12 +17523,18 @@
       </w:pPr>
       <w:r>
         <w:rPr>
-          <w:i/>
-          <w:color w:val="FF0000"/>
+          <w:rFonts w:ascii="Times New Roman" w:hAnsi="Times New Roman"/>
+          <w:i/>
+          <w:color w:val="FF0000"/>
+          <w:sz w:val="24"/>
         </w:rPr>
         <w:t>Священик:</w:t>
       </w:r>
       <w:r>
+        <w:rPr>
+          <w:rFonts w:ascii="Times New Roman" w:hAnsi="Times New Roman"/>
+          <w:sz w:val="24"/>
+        </w:rPr>
         <w:t xml:space="preserve"> Мир всім.</w:t>
       </w:r>
     </w:p>
@@ -15141,19 +17545,27 @@
       </w:pPr>
       <w:r>
         <w:rPr>
-          <w:i/>
-          <w:color w:val="FF0000"/>
+          <w:rFonts w:ascii="Times New Roman" w:hAnsi="Times New Roman"/>
+          <w:i/>
+          <w:color w:val="FF0000"/>
+          <w:sz w:val="24"/>
         </w:rPr>
         <w:lastRenderedPageBreak/>
         <w:t>Вірні:</w:t>
       </w:r>
       <w:r>
         <w:rPr>
-          <w:color w:val="FF0000"/>
+          <w:rFonts w:ascii="Times New Roman" w:hAnsi="Times New Roman"/>
+          <w:color w:val="FF0000"/>
+          <w:sz w:val="24"/>
         </w:rPr>
         <w:t xml:space="preserve"> </w:t>
       </w:r>
       <w:r>
+        <w:rPr>
+          <w:rFonts w:ascii="Times New Roman" w:hAnsi="Times New Roman"/>
+          <w:sz w:val="24"/>
+        </w:rPr>
         <w:t>І духові твоєму.</w:t>
       </w:r>
     </w:p>
@@ -15163,6 +17575,10 @@
         <w:jc w:val="both"/>
       </w:pPr>
       <w:r>
+        <w:rPr>
+          <w:rFonts w:ascii="Times New Roman" w:hAnsi="Times New Roman"/>
+          <w:sz w:val="24"/>
+        </w:rPr>
         <w:t>Голови ваші перед Господом схиліть.</w:t>
       </w:r>
     </w:p>
@@ -15173,18 +17589,26 @@
       </w:pPr>
       <w:r>
         <w:rPr>
-          <w:i/>
-          <w:color w:val="FF0000"/>
+          <w:rFonts w:ascii="Times New Roman" w:hAnsi="Times New Roman"/>
+          <w:i/>
+          <w:color w:val="FF0000"/>
+          <w:sz w:val="24"/>
         </w:rPr>
         <w:t>Вірні:</w:t>
       </w:r>
       <w:r>
         <w:rPr>
-          <w:color w:val="FF0000"/>
+          <w:rFonts w:ascii="Times New Roman" w:hAnsi="Times New Roman"/>
+          <w:color w:val="FF0000"/>
+          <w:sz w:val="24"/>
         </w:rPr>
         <w:t xml:space="preserve"> </w:t>
       </w:r>
       <w:r>
+        <w:rPr>
+          <w:rFonts w:ascii="Times New Roman" w:hAnsi="Times New Roman"/>
+          <w:sz w:val="24"/>
+        </w:rPr>
         <w:t>Тобі, Господи.</w:t>
       </w:r>
     </w:p>
@@ -15195,12 +17619,18 @@
       </w:pPr>
       <w:r>
         <w:rPr>
-          <w:i/>
-          <w:color w:val="FF0000"/>
+          <w:rFonts w:ascii="Times New Roman" w:hAnsi="Times New Roman"/>
+          <w:i/>
+          <w:color w:val="FF0000"/>
+          <w:sz w:val="24"/>
         </w:rPr>
         <w:t>Священик читає молитву:</w:t>
       </w:r>
       <w:r>
+        <w:rPr>
+          <w:rFonts w:ascii="Times New Roman" w:hAnsi="Times New Roman"/>
+          <w:sz w:val="24"/>
+        </w:rPr>
         <w:t xml:space="preserve"> Господи святий, ти на висоті живеш і всевидючим оком твоїм споглядаєш на всяке створіння! Перед тобою схилили ми голови, душі й тіла, і молимося до тебе, Святий святих: Простягни руку твою невидиму від святого житла твого і благослови всіх нас; а якщо ми де в чому згрішили добровільно чи недобровільно, як добрий і людинолюбний Бог, прости і даруй нам земні й небесні добра твої:</w:t>
       </w:r>
     </w:p>
@@ -15234,18 +17664,26 @@
       </w:pPr>
       <w:r>
         <w:rPr>
-          <w:i/>
-          <w:color w:val="FF0000"/>
+          <w:rFonts w:ascii="Times New Roman" w:hAnsi="Times New Roman"/>
+          <w:i/>
+          <w:color w:val="FF0000"/>
+          <w:sz w:val="24"/>
         </w:rPr>
         <w:t>Вірні:</w:t>
       </w:r>
       <w:r>
         <w:rPr>
-          <w:color w:val="FF0000"/>
+          <w:rFonts w:ascii="Times New Roman" w:hAnsi="Times New Roman"/>
+          <w:color w:val="FF0000"/>
+          <w:sz w:val="24"/>
         </w:rPr>
         <w:t xml:space="preserve"> </w:t>
       </w:r>
       <w:r>
+        <w:rPr>
+          <w:rFonts w:ascii="Times New Roman" w:hAnsi="Times New Roman"/>
+          <w:sz w:val="24"/>
+        </w:rPr>
         <w:t>Амінь.</w:t>
       </w:r>
     </w:p>
@@ -15293,12 +17731,18 @@
       </w:pPr>
       <w:r>
         <w:rPr>
-          <w:i/>
-          <w:color w:val="FF0000"/>
+          <w:rFonts w:ascii="Times New Roman" w:hAnsi="Times New Roman"/>
+          <w:i/>
+          <w:color w:val="FF0000"/>
+          <w:sz w:val="24"/>
         </w:rPr>
         <w:t>(г. 4, подібний: Дав ти як знамено):</w:t>
       </w:r>
       <w:r>
+        <w:rPr>
+          <w:rFonts w:ascii="Times New Roman" w:hAnsi="Times New Roman"/>
+          <w:sz w:val="24"/>
+        </w:rPr>
         <w:t xml:space="preserve"> Сьогодні засяяв ти на горі Таворській* і виднієш у світлі як сонце ясне,* показавши друзям своїм,* що ти, Спасе, є Боже Слово* і що з-за милосердя* прийняв ти, Христе, людську природу.* Тому, Ісусе всесильний,* прославляємо твоє чоловіколюбне провидіння,* Спасе душ наших.</w:t>
       </w:r>
     </w:p>
@@ -15312,16 +17756,24 @@
       </w:pPr>
       <w:r>
         <w:rPr>
-          <w:i/>
-          <w:color w:val="FF0000"/>
+          <w:rFonts w:ascii="Times New Roman" w:hAnsi="Times New Roman"/>
+          <w:i/>
+          <w:color w:val="FF0000"/>
+          <w:sz w:val="24"/>
         </w:rPr>
         <w:t>Стих:</w:t>
       </w:r>
       <w:r>
+        <w:rPr>
+          <w:rFonts w:ascii="Times New Roman" w:hAnsi="Times New Roman"/>
+          <w:sz w:val="24"/>
+        </w:rPr>
         <w:t xml:space="preserve"> </w:t>
       </w:r>
       <w:r>
         <w:rPr>
+          <w:rFonts w:ascii="Times New Roman" w:hAnsi="Times New Roman"/>
+          <w:sz w:val="24"/>
           <w:u w:val="single"/>
         </w:rPr>
         <w:t>Твої – небеса* і земля теж твоя.</w:t>
@@ -15333,6 +17785,10 @@
         <w:jc w:val="both"/>
       </w:pPr>
       <w:r>
+        <w:rPr>
+          <w:rFonts w:ascii="Times New Roman" w:hAnsi="Times New Roman"/>
+          <w:sz w:val="24"/>
+        </w:rPr>
         <w:t>Сьогодні, Христе,* радіють небесні ангели,* святкуючи разом з людьми* твоє славне Преображення на Таворі,* де були з тобою, Христе чоловіколюбче,* Мойсей та Ілля,* Петро, Яків та Іван.* Оспівуємо тебе, Ісусе всесильний,* Спасе душ наших.</w:t>
       </w:r>
     </w:p>
@@ -15346,16 +17802,24 @@
       </w:pPr>
       <w:r>
         <w:rPr>
-          <w:i/>
-          <w:color w:val="FF0000"/>
+          <w:rFonts w:ascii="Times New Roman" w:hAnsi="Times New Roman"/>
+          <w:i/>
+          <w:color w:val="FF0000"/>
+          <w:sz w:val="24"/>
         </w:rPr>
         <w:t>Стих:</w:t>
       </w:r>
       <w:r>
+        <w:rPr>
+          <w:rFonts w:ascii="Times New Roman" w:hAnsi="Times New Roman"/>
+          <w:sz w:val="24"/>
+        </w:rPr>
         <w:t xml:space="preserve"> </w:t>
       </w:r>
       <w:r>
         <w:rPr>
+          <w:rFonts w:ascii="Times New Roman" w:hAnsi="Times New Roman"/>
+          <w:sz w:val="24"/>
           <w:u w:val="single"/>
         </w:rPr>
         <w:t>Тавор і Хермон* іменем твоїм радітимуть.</w:t>
@@ -15367,6 +17831,10 @@
         <w:jc w:val="both"/>
       </w:pPr>
       <w:r>
+        <w:rPr>
+          <w:rFonts w:ascii="Times New Roman" w:hAnsi="Times New Roman"/>
+          <w:sz w:val="24"/>
+        </w:rPr>
         <w:t>Сьогодні вся стихія,* земна і небесна, хай зупиниться,* щоб похвалити Христа Бога нашого,* що живими і мертвими володіє.* Бо він, Спаситель душ наших,* боговгодно преобразився* і назначив собі на Таворі* по своїй волі первопрестольників* і проповідників Закону й благодаті.</w:t>
       </w:r>
     </w:p>
@@ -15377,21 +17845,33 @@
       </w:pPr>
       <w:r>
         <w:rPr>
-          <w:b/>
+          <w:rFonts w:ascii="Times New Roman" w:hAnsi="Times New Roman"/>
+          <w:b/>
+          <w:sz w:val="24"/>
         </w:rPr>
         <w:t>Слава і нині</w:t>
       </w:r>
       <w:r>
+        <w:rPr>
+          <w:rFonts w:ascii="Times New Roman" w:hAnsi="Times New Roman"/>
+          <w:sz w:val="24"/>
+        </w:rPr>
         <w:t xml:space="preserve"> </w:t>
       </w:r>
       <w:r>
         <w:rPr>
-          <w:i/>
-          <w:color w:val="FF0000"/>
+          <w:rFonts w:ascii="Times New Roman" w:hAnsi="Times New Roman"/>
+          <w:i/>
+          <w:color w:val="FF0000"/>
+          <w:sz w:val="24"/>
         </w:rPr>
         <w:t>(г. 4):</w:t>
       </w:r>
       <w:r>
+        <w:rPr>
+          <w:rFonts w:ascii="Times New Roman" w:hAnsi="Times New Roman"/>
+          <w:sz w:val="24"/>
+        </w:rPr>
         <w:t xml:space="preserve"> Перед твоїм розп'яттям, Господи,* взяв ти своїх учнів на високу гору і преобразився перед ними,* освітлюючи їх промінням своєї могутности,* бажаючи показати, і чоловіколюб'ям і своєю могутністю, світлість воскресіння.* Його ти, Боже, і нас в мирі сподоби,* як милостивий і людинолюбний.</w:t>
       </w:r>
     </w:p>
@@ -15412,8 +17892,10 @@
       </w:pPr>
       <w:r>
         <w:rPr>
-          <w:i/>
-          <w:color w:val="FF0000"/>
+          <w:rFonts w:ascii="Times New Roman" w:hAnsi="Times New Roman"/>
+          <w:i/>
+          <w:color w:val="FF0000"/>
+          <w:sz w:val="24"/>
         </w:rPr>
         <w:t>Після стиховні читаємо:</w:t>
       </w:r>
@@ -15424,6 +17906,10 @@
         <w:jc w:val="both"/>
       </w:pPr>
       <w:r>
+        <w:rPr>
+          <w:rFonts w:ascii="Times New Roman" w:hAnsi="Times New Roman"/>
+          <w:sz w:val="24"/>
+        </w:rPr>
         <w:t>Добре воно – прославляти Господа, і співати імені твоєму, Всевишній.</w:t>
       </w:r>
     </w:p>
@@ -15433,6 +17919,10 @@
         <w:jc w:val="both"/>
       </w:pPr>
       <w:r>
+        <w:rPr>
+          <w:rFonts w:ascii="Times New Roman" w:hAnsi="Times New Roman"/>
+          <w:sz w:val="24"/>
+        </w:rPr>
         <w:t>Звіщати вранці милість твою, і ночами – твою вірність.</w:t>
       </w:r>
     </w:p>
@@ -15442,18 +17932,26 @@
         <w:jc w:val="both"/>
       </w:pPr>
       <w:r>
+        <w:rPr>
+          <w:rFonts w:ascii="Times New Roman" w:hAnsi="Times New Roman"/>
+          <w:sz w:val="24"/>
+        </w:rPr>
         <w:t xml:space="preserve">Святий Боже, святий Кріпкий, святий Безсмертний, помилуй нас </w:t>
       </w:r>
       <w:r>
         <w:rPr>
-          <w:i/>
-          <w:color w:val="FF0000"/>
+          <w:rFonts w:ascii="Times New Roman" w:hAnsi="Times New Roman"/>
+          <w:i/>
+          <w:color w:val="FF0000"/>
+          <w:sz w:val="24"/>
         </w:rPr>
         <w:t>(3 р.)</w:t>
       </w:r>
       <w:r>
         <w:rPr>
-          <w:i/>
+          <w:rFonts w:ascii="Times New Roman" w:hAnsi="Times New Roman"/>
+          <w:i/>
+          <w:sz w:val="24"/>
         </w:rPr>
         <w:t>.</w:t>
       </w:r>
@@ -15464,6 +17962,10 @@
         <w:jc w:val="both"/>
       </w:pPr>
       <w:r>
+        <w:rPr>
+          <w:rFonts w:ascii="Times New Roman" w:hAnsi="Times New Roman"/>
+          <w:sz w:val="24"/>
+        </w:rPr>
         <w:t>Слава Отцю, і Сину, і Святому Духові,* і нині і повсякчас, і на віки віків. Амінь.</w:t>
       </w:r>
     </w:p>
@@ -15473,6 +17975,10 @@
         <w:jc w:val="both"/>
       </w:pPr>
       <w:r>
+        <w:rPr>
+          <w:rFonts w:ascii="Times New Roman" w:hAnsi="Times New Roman"/>
+          <w:sz w:val="24"/>
+        </w:rPr>
         <w:t>Пресвята Тройце, помилуй нас;* Господи, очисти гріхи наші;* Владико, прости беззаконня наші;* Святий, завітай і зціли немочі наші імени твого ради.</w:t>
       </w:r>
     </w:p>
@@ -15485,19 +17991,27 @@
         </w:rPr>
       </w:pPr>
       <w:r>
+        <w:rPr>
+          <w:rFonts w:ascii="Times New Roman" w:hAnsi="Times New Roman"/>
+          <w:sz w:val="24"/>
+        </w:rPr>
         <w:lastRenderedPageBreak/>
         <w:t xml:space="preserve">Господи, помилуй </w:t>
       </w:r>
       <w:r>
         <w:rPr>
-          <w:i/>
-          <w:color w:val="FF0000"/>
+          <w:rFonts w:ascii="Times New Roman" w:hAnsi="Times New Roman"/>
+          <w:i/>
+          <w:color w:val="FF0000"/>
+          <w:sz w:val="24"/>
         </w:rPr>
         <w:t>(3 р.)</w:t>
       </w:r>
       <w:r>
         <w:rPr>
-          <w:i/>
+          <w:rFonts w:ascii="Times New Roman" w:hAnsi="Times New Roman"/>
+          <w:i/>
+          <w:sz w:val="24"/>
         </w:rPr>
         <w:t>.</w:t>
       </w:r>
@@ -15508,15 +18022,25 @@
         <w:jc w:val="both"/>
       </w:pPr>
       <w:r>
+        <w:rPr>
+          <w:rFonts w:ascii="Times New Roman" w:hAnsi="Times New Roman"/>
+          <w:sz w:val="24"/>
+        </w:rPr>
         <w:t>Слава Отцю, і Сину, і Святому Духові. І</w:t>
       </w:r>
       <w:r>
         <w:rPr>
-          <w:b/>
+          <w:rFonts w:ascii="Times New Roman" w:hAnsi="Times New Roman"/>
+          <w:b/>
+          <w:sz w:val="24"/>
         </w:rPr>
         <w:t xml:space="preserve"> </w:t>
       </w:r>
       <w:r>
+        <w:rPr>
+          <w:rFonts w:ascii="Times New Roman" w:hAnsi="Times New Roman"/>
+          <w:sz w:val="24"/>
+        </w:rPr>
         <w:t>нині і повсякчас, і на віки віків. Амінь.</w:t>
       </w:r>
     </w:p>
@@ -15526,6 +18050,10 @@
         <w:jc w:val="both"/>
       </w:pPr>
       <w:r>
+        <w:rPr>
+          <w:rFonts w:ascii="Times New Roman" w:hAnsi="Times New Roman"/>
+          <w:sz w:val="24"/>
+        </w:rPr>
         <w:t>Отче наш, що єси на небесах,* нехай святиться ім’я твоє,* нехай прийде царство твоє,* нехай буде воля твоя, як на небі, так і на землі.* Хліб наш насущний дай нам сьогодні,* і прости нам провини наші,* як і ми прощаємо винуватцям нашим,* і не введи нас у спокусу,* але визволи нас від лукавого.</w:t>
       </w:r>
     </w:p>
@@ -15561,23 +18089,33 @@
       </w:pPr>
       <w:r>
         <w:rPr>
-          <w:i/>
-          <w:color w:val="FF0000"/>
+          <w:rFonts w:ascii="Times New Roman" w:hAnsi="Times New Roman"/>
+          <w:i/>
+          <w:color w:val="FF0000"/>
+          <w:sz w:val="24"/>
         </w:rPr>
         <w:t>Вірні:</w:t>
       </w:r>
       <w:r>
         <w:rPr>
-          <w:color w:val="FF0000"/>
+          <w:rFonts w:ascii="Times New Roman" w:hAnsi="Times New Roman"/>
+          <w:color w:val="FF0000"/>
+          <w:sz w:val="24"/>
         </w:rPr>
         <w:t xml:space="preserve"> </w:t>
       </w:r>
       <w:r>
+        <w:rPr>
+          <w:rFonts w:ascii="Times New Roman" w:hAnsi="Times New Roman"/>
+          <w:sz w:val="24"/>
+        </w:rPr>
         <w:t>Амінь.</w:t>
       </w:r>
       <w:r>
         <w:rPr>
-          <w:i/>
+          <w:rFonts w:ascii="Times New Roman" w:hAnsi="Times New Roman"/>
+          <w:i/>
+          <w:sz w:val="24"/>
         </w:rPr>
         <w:t xml:space="preserve"> </w:t>
       </w:r>
@@ -15610,6 +18148,7 @@
           <w:b/>
           <w:i/>
           <w:color w:val="FF0000"/>
+          <w:sz w:val="24"/>
           <w:lang w:val="uk-UA"/>
         </w:rPr>
         <w:t>Тропарі</w:t>
@@ -15625,18 +18164,26 @@
       </w:pPr>
       <w:r>
         <w:rPr>
-          <w:i/>
-          <w:color w:val="FF0000"/>
+          <w:rFonts w:ascii="Times New Roman" w:hAnsi="Times New Roman"/>
+          <w:i/>
+          <w:color w:val="FF0000"/>
+          <w:sz w:val="24"/>
         </w:rPr>
         <w:t>(г. 4):</w:t>
       </w:r>
       <w:r>
         <w:rPr>
-          <w:color w:val="FF0000"/>
+          <w:rFonts w:ascii="Times New Roman" w:hAnsi="Times New Roman"/>
+          <w:color w:val="FF0000"/>
+          <w:sz w:val="24"/>
         </w:rPr>
         <w:t xml:space="preserve"> </w:t>
       </w:r>
       <w:r>
+        <w:rPr>
+          <w:rFonts w:ascii="Times New Roman" w:hAnsi="Times New Roman"/>
+          <w:sz w:val="24"/>
+        </w:rPr>
         <w:t xml:space="preserve">Звершуючи на горі подвиг посту,* духовні полки ворогів зброєю хреста погубив ти, Всеблаженний,* й у страждання мужньо зодягнувся ти.* Тому й вінчався ти від Бога,* преподобномученику Дометіє, завжди пам’ятний. </w:t>
       </w:r>
     </w:p>
@@ -15651,21 +18198,33 @@
       </w:pPr>
       <w:r>
         <w:rPr>
-          <w:b/>
+          <w:rFonts w:ascii="Times New Roman" w:hAnsi="Times New Roman"/>
+          <w:b/>
+          <w:sz w:val="24"/>
         </w:rPr>
         <w:t>Слава: і нині:</w:t>
       </w:r>
       <w:r>
+        <w:rPr>
+          <w:rFonts w:ascii="Times New Roman" w:hAnsi="Times New Roman"/>
+          <w:sz w:val="24"/>
+        </w:rPr>
         <w:t xml:space="preserve"> </w:t>
       </w:r>
       <w:r>
         <w:rPr>
-          <w:i/>
-          <w:color w:val="FF0000"/>
+          <w:rFonts w:ascii="Times New Roman" w:hAnsi="Times New Roman"/>
+          <w:i/>
+          <w:color w:val="FF0000"/>
+          <w:sz w:val="24"/>
         </w:rPr>
         <w:t>(г. 7):</w:t>
       </w:r>
       <w:r>
+        <w:rPr>
+          <w:rFonts w:ascii="Times New Roman" w:hAnsi="Times New Roman"/>
+          <w:sz w:val="24"/>
+        </w:rPr>
         <w:t xml:space="preserve"> Переобразився Ти на горі, Христе Боже, * показавши ученикам Твоїм славу Твою, скільки змогли. * Нехай засіяє і нам, грішним, світло Твоє повсякчасне, * молитвами Богородиці, Світлодавче, слава Тобі. </w:t>
       </w:r>
     </w:p>
@@ -15693,6 +18252,7 @@
           <w:b/>
           <w:i/>
           <w:color w:val="FF0000"/>
+          <w:sz w:val="24"/>
           <w:lang w:val="uk-UA"/>
         </w:rPr>
         <w:t>Єктенія усильного благання</w:t>
@@ -16203,12 +18763,18 @@
       </w:pPr>
       <w:r>
         <w:rPr>
-          <w:i/>
-          <w:color w:val="FF0000"/>
+          <w:rFonts w:ascii="Times New Roman" w:hAnsi="Times New Roman"/>
+          <w:i/>
+          <w:color w:val="FF0000"/>
+          <w:sz w:val="24"/>
         </w:rPr>
         <w:t>Вірні:</w:t>
       </w:r>
       <w:r>
+        <w:rPr>
+          <w:rFonts w:ascii="Times New Roman" w:hAnsi="Times New Roman"/>
+          <w:sz w:val="24"/>
+        </w:rPr>
         <w:t xml:space="preserve"> Амінь.</w:t>
       </w:r>
     </w:p>
@@ -16254,19 +18820,27 @@
       </w:pPr>
       <w:r>
         <w:rPr>
-          <w:i/>
-          <w:color w:val="FF0000"/>
+          <w:rFonts w:ascii="Times New Roman" w:hAnsi="Times New Roman"/>
+          <w:i/>
+          <w:color w:val="FF0000"/>
+          <w:sz w:val="24"/>
         </w:rPr>
         <w:t>Священик:</w:t>
       </w:r>
       <w:r>
         <w:rPr>
-          <w:i/>
-          <w:color w:val="FF0000"/>
+          <w:rFonts w:ascii="Times New Roman" w:hAnsi="Times New Roman"/>
+          <w:i/>
+          <w:color w:val="FF0000"/>
+          <w:sz w:val="24"/>
         </w:rPr>
         <w:t xml:space="preserve"> </w:t>
       </w:r>
       <w:r>
+        <w:rPr>
+          <w:rFonts w:ascii="Times New Roman" w:hAnsi="Times New Roman"/>
+          <w:sz w:val="24"/>
+        </w:rPr>
         <w:t>Премудрість.</w:t>
       </w:r>
     </w:p>
@@ -16277,18 +18851,26 @@
       </w:pPr>
       <w:r>
         <w:rPr>
-          <w:i/>
-          <w:color w:val="FF0000"/>
+          <w:rFonts w:ascii="Times New Roman" w:hAnsi="Times New Roman"/>
+          <w:i/>
+          <w:color w:val="FF0000"/>
+          <w:sz w:val="24"/>
         </w:rPr>
         <w:t>Вірні:</w:t>
       </w:r>
       <w:r>
         <w:rPr>
-          <w:color w:val="FF0000"/>
+          <w:rFonts w:ascii="Times New Roman" w:hAnsi="Times New Roman"/>
+          <w:color w:val="FF0000"/>
+          <w:sz w:val="24"/>
         </w:rPr>
         <w:t xml:space="preserve"> </w:t>
       </w:r>
       <w:r>
+        <w:rPr>
+          <w:rFonts w:ascii="Times New Roman" w:hAnsi="Times New Roman"/>
+          <w:sz w:val="24"/>
+        </w:rPr>
         <w:t>Чеснішу від херувимів і незрівнянно славнішу від серафимів, що без зотління Бога Слово породила, сущу Богородицю, тебе величаємо.</w:t>
       </w:r>
     </w:p>
@@ -16299,18 +18881,26 @@
       </w:pPr>
       <w:r>
         <w:rPr>
-          <w:i/>
-          <w:color w:val="FF0000"/>
+          <w:rFonts w:ascii="Times New Roman" w:hAnsi="Times New Roman"/>
+          <w:i/>
+          <w:color w:val="FF0000"/>
+          <w:sz w:val="24"/>
         </w:rPr>
         <w:t>Священик:</w:t>
       </w:r>
       <w:r>
         <w:rPr>
-          <w:color w:val="FF0000"/>
+          <w:rFonts w:ascii="Times New Roman" w:hAnsi="Times New Roman"/>
+          <w:color w:val="FF0000"/>
+          <w:sz w:val="24"/>
         </w:rPr>
         <w:t xml:space="preserve"> </w:t>
       </w:r>
       <w:r>
+        <w:rPr>
+          <w:rFonts w:ascii="Times New Roman" w:hAnsi="Times New Roman"/>
+          <w:sz w:val="24"/>
+        </w:rPr>
         <w:t>Слава тобі, Христе Боже, надіє наша, слава тобі!</w:t>
       </w:r>
     </w:p>
@@ -16321,34 +18911,50 @@
       </w:pPr>
       <w:r>
         <w:rPr>
-          <w:i/>
-          <w:color w:val="FF0000"/>
+          <w:rFonts w:ascii="Times New Roman" w:hAnsi="Times New Roman"/>
+          <w:i/>
+          <w:color w:val="FF0000"/>
+          <w:sz w:val="24"/>
         </w:rPr>
         <w:t>Вірні:</w:t>
       </w:r>
       <w:r>
         <w:rPr>
-          <w:color w:val="FF0000"/>
+          <w:rFonts w:ascii="Times New Roman" w:hAnsi="Times New Roman"/>
+          <w:color w:val="FF0000"/>
+          <w:sz w:val="24"/>
         </w:rPr>
         <w:t xml:space="preserve"> </w:t>
       </w:r>
       <w:r>
+        <w:rPr>
+          <w:rFonts w:ascii="Times New Roman" w:hAnsi="Times New Roman"/>
+          <w:sz w:val="24"/>
+        </w:rPr>
         <w:t xml:space="preserve">Слава Отцю і Сину, і Святому Духові, і нині і повсякчас, і на віки віків. Амінь. Господи, помилуй </w:t>
       </w:r>
       <w:r>
         <w:rPr>
-          <w:i/>
-          <w:color w:val="FF0000"/>
+          <w:rFonts w:ascii="Times New Roman" w:hAnsi="Times New Roman"/>
+          <w:i/>
+          <w:color w:val="FF0000"/>
+          <w:sz w:val="24"/>
         </w:rPr>
         <w:t>(3 р.)</w:t>
       </w:r>
       <w:r>
         <w:rPr>
-          <w:i/>
+          <w:rFonts w:ascii="Times New Roman" w:hAnsi="Times New Roman"/>
+          <w:i/>
+          <w:sz w:val="24"/>
         </w:rPr>
         <w:t>.</w:t>
       </w:r>
       <w:r>
+        <w:rPr>
+          <w:rFonts w:ascii="Times New Roman" w:hAnsi="Times New Roman"/>
+          <w:sz w:val="24"/>
+        </w:rPr>
         <w:t xml:space="preserve"> Благослови.</w:t>
       </w:r>
     </w:p>
@@ -16359,22 +18965,34 @@
       </w:pPr>
       <w:r>
         <w:rPr>
-          <w:i/>
-          <w:color w:val="FF0000"/>
+          <w:rFonts w:ascii="Times New Roman" w:hAnsi="Times New Roman"/>
+          <w:i/>
+          <w:color w:val="FF0000"/>
+          <w:sz w:val="24"/>
         </w:rPr>
         <w:t>Священик:</w:t>
       </w:r>
       <w:r>
+        <w:rPr>
+          <w:rFonts w:ascii="Times New Roman" w:hAnsi="Times New Roman"/>
+          <w:sz w:val="24"/>
+        </w:rPr>
         <w:t xml:space="preserve"> Христос, істинний Бог наш, що на горі Таворській у славі преобразився перед своїми учнями й апостолами, спасення нашого ради, молитвами пречистої своєї Матері, святих, славних і всехвальних апостолів, Святого преподобномученика Дометія і святого </w:t>
       </w:r>
       <w:r>
         <w:rPr>
-          <w:i/>
-          <w:color w:val="FF0000"/>
+          <w:rFonts w:ascii="Times New Roman" w:hAnsi="Times New Roman"/>
+          <w:i/>
+          <w:color w:val="FF0000"/>
+          <w:sz w:val="24"/>
         </w:rPr>
         <w:t>(ім'я, якого є храм)</w:t>
       </w:r>
       <w:r>
+        <w:rPr>
+          <w:rFonts w:ascii="Times New Roman" w:hAnsi="Times New Roman"/>
+          <w:sz w:val="24"/>
+        </w:rPr>
         <w:t>, і всіх святих, помилує і спасе нас, як благий і чоловіколюбець.</w:t>
       </w:r>
     </w:p>
@@ -16385,18 +19003,26 @@
       </w:pPr>
       <w:r>
         <w:rPr>
-          <w:i/>
-          <w:color w:val="FF0000"/>
+          <w:rFonts w:ascii="Times New Roman" w:hAnsi="Times New Roman"/>
+          <w:i/>
+          <w:color w:val="FF0000"/>
+          <w:sz w:val="24"/>
         </w:rPr>
         <w:t>Вірні:</w:t>
       </w:r>
       <w:r>
         <w:rPr>
-          <w:color w:val="FF0000"/>
+          <w:rFonts w:ascii="Times New Roman" w:hAnsi="Times New Roman"/>
+          <w:color w:val="FF0000"/>
+          <w:sz w:val="24"/>
         </w:rPr>
         <w:t xml:space="preserve"> </w:t>
       </w:r>
       <w:r>
+        <w:rPr>
+          <w:rFonts w:ascii="Times New Roman" w:hAnsi="Times New Roman"/>
+          <w:sz w:val="24"/>
+        </w:rPr>
         <w:t>Амінь.</w:t>
       </w:r>
     </w:p>
